--- a/resources/Social_Housing_provider_Heat_Pump_Strategic_Review_template.docx
+++ b/resources/Social_Housing_provider_Heat_Pump_Strategic_Review_template.docx
@@ -2427,6 +2427,7 @@
       </w:pPr>
       <w:bookmarkStart w:id="2" w:name="_Toc225771985"/>
       <w:r>
+        <w:lastRenderedPageBreak/>
         <w:t xml:space="preserve">1. </w:t>
       </w:r>
       <w:r>
@@ -2572,7 +2573,11 @@
         <w:t>OptiHeat</w:t>
       </w:r>
       <w:r>
-        <w:t xml:space="preserve"> project focused on the use of data and monitoring to better understand heat pump operation and identify opportunities for optimisation. Insights from this project informed considerations around remote monitoring, operational workflows, and performance-led management.</w:t>
+        <w:t xml:space="preserve"> project focused on the use of data and monitoring to better understand heat pump operation and identify opportunities for optimisation. Insights from this </w:t>
+      </w:r>
+      <w:r>
+        <w:lastRenderedPageBreak/>
+        <w:t>project informed considerations around remote monitoring, operational workflows, and performance-led management.</w:t>
       </w:r>
     </w:p>
     <w:p>
@@ -2816,27 +2821,14 @@
                             <w:r>
                               <w:t xml:space="preserve">Figure </w:t>
                             </w:r>
-                            <w:r>
-                              <w:fldChar w:fldCharType="begin"/>
-                            </w:r>
-                            <w:r>
-                              <w:instrText xml:space="preserve"> SEQ Figure \* ARABIC </w:instrText>
-                            </w:r>
-                            <w:r>
-                              <w:fldChar w:fldCharType="separate"/>
-                            </w:r>
-                            <w:r>
-                              <w:rPr>
-                                <w:noProof/>
-                              </w:rPr>
-                              <w:t>1</w:t>
-                            </w:r>
-                            <w:r>
-                              <w:rPr>
-                                <w:noProof/>
-                              </w:rPr>
-                              <w:fldChar w:fldCharType="end"/>
-                            </w:r>
+                            <w:fldSimple w:instr=" SEQ Figure \* ARABIC ">
+                              <w:r>
+                                <w:rPr>
+                                  <w:noProof/>
+                                </w:rPr>
+                                <w:t>1</w:t>
+                              </w:r>
+                            </w:fldSimple>
                             <w:bookmarkEnd w:id="6"/>
                             <w:r>
                               <w:t xml:space="preserve">. </w:t>
@@ -2859,7 +2851,7 @@
               </wp:anchor>
             </w:drawing>
           </mc:Choice>
-          <mc:Fallback>
+          <mc:Fallback xmlns="">
             <w:pict>
               <v:shapetype w14:anchorId="32E91269" id="_x0000_t202" coordsize="21600,21600" o:spt="202" path="m,l,21600r21600,l21600,xe">
                 <v:stroke joinstyle="miter"/>
@@ -3271,7 +3263,7 @@
               </wp:anchor>
             </w:drawing>
           </mc:Choice>
-          <mc:Fallback>
+          <mc:Fallback xmlns="">
             <w:pict>
               <v:group w14:anchorId="0EAA0F82" id="Group 12" o:spid="_x0000_s1027" style="position:absolute;margin-left:-12.2pt;margin-top:20.65pt;width:431.6pt;height:37.55pt;z-index:251658240;mso-width-relative:margin;mso-height-relative:margin" coordsize="62666,3168" o:gfxdata="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">
                 <v:shapetype id="_x0000_t15" coordsize="21600,21600" o:spt="15" adj="16200" path="m@0,l,,,21600@0,21600,21600,10800xe">
@@ -3530,14 +3522,14 @@
       <w:pPr>
         <w:pStyle w:val="Heading2"/>
       </w:pPr>
-      <w:bookmarkStart w:id="8" w:name="_Toc225771989"/>
+      <w:bookmarkStart w:id="7" w:name="_Toc225771989"/>
       <w:r>
         <w:t xml:space="preserve">3.2 </w:t>
       </w:r>
       <w:r>
         <w:t>Focus areas for cycles:</w:t>
       </w:r>
-      <w:bookmarkEnd w:id="8"/>
+      <w:bookmarkEnd w:id="7"/>
     </w:p>
     <w:p>
       <w:pPr>
@@ -3718,6 +3710,7 @@
         <w:rPr>
           <w:noProof/>
         </w:rPr>
+        <w:lastRenderedPageBreak/>
         <w:drawing>
           <wp:inline distT="0" distB="0" distL="0" distR="0" wp14:anchorId="059B494C" wp14:editId="7054AEC3">
             <wp:extent cx="5595066" cy="2756647"/>
@@ -3759,54 +3752,41 @@
       <w:pPr>
         <w:pStyle w:val="Caption"/>
       </w:pPr>
-      <w:bookmarkStart w:id="9" w:name="_Ref225771198"/>
+      <w:bookmarkStart w:id="8" w:name="_Ref225771198"/>
       <w:r>
         <w:t xml:space="preserve">Figure </w:t>
       </w:r>
-      <w:r>
-        <w:fldChar w:fldCharType="begin"/>
-      </w:r>
-      <w:r>
-        <w:instrText xml:space="preserve"> SEQ Figure \* ARABIC </w:instrText>
-      </w:r>
-      <w:r>
-        <w:fldChar w:fldCharType="separate"/>
-      </w:r>
-      <w:r>
-        <w:rPr>
-          <w:noProof/>
-        </w:rPr>
-        <w:t>2</w:t>
-      </w:r>
-      <w:r>
-        <w:rPr>
-          <w:noProof/>
-        </w:rPr>
-        <w:fldChar w:fldCharType="end"/>
+      <w:fldSimple w:instr=" SEQ Figure \* ARABIC ">
+        <w:r>
+          <w:rPr>
+            <w:noProof/>
+          </w:rPr>
+          <w:t>2</w:t>
+        </w:r>
+      </w:fldSimple>
+      <w:bookmarkEnd w:id="8"/>
+      <w:r>
+        <w:t xml:space="preserve">: </w:t>
+      </w:r>
+      <w:r>
+        <w:t>Review sprints per priority area.</w:t>
+      </w:r>
+    </w:p>
+    <w:p>
+      <w:pPr>
+        <w:pStyle w:val="Heading1"/>
+      </w:pPr>
+      <w:bookmarkStart w:id="9" w:name="_Toc225771990"/>
+      <w:r>
+        <w:t xml:space="preserve">4. </w:t>
+      </w:r>
+      <w:r>
+        <w:t xml:space="preserve">Overall </w:t>
+      </w:r>
+      <w:r>
+        <w:t>scope of review</w:t>
       </w:r>
       <w:bookmarkEnd w:id="9"/>
-      <w:r>
-        <w:t xml:space="preserve">: </w:t>
-      </w:r>
-      <w:r>
-        <w:t>Review sprints per priority area.</w:t>
-      </w:r>
-    </w:p>
-    <w:p>
-      <w:pPr>
-        <w:pStyle w:val="Heading1"/>
-      </w:pPr>
-      <w:bookmarkStart w:id="10" w:name="_Toc225771990"/>
-      <w:r>
-        <w:t xml:space="preserve">4. </w:t>
-      </w:r>
-      <w:r>
-        <w:t xml:space="preserve">Overall </w:t>
-      </w:r>
-      <w:r>
-        <w:t>scope of review</w:t>
-      </w:r>
-      <w:bookmarkEnd w:id="10"/>
     </w:p>
     <w:p>
       <w:pPr>
@@ -4086,32 +4066,19 @@
                                 <w:noProof/>
                               </w:rPr>
                             </w:pPr>
-                            <w:bookmarkStart w:id="11" w:name="_Ref225771292"/>
+                            <w:bookmarkStart w:id="10" w:name="_Ref225771292"/>
                             <w:r>
                               <w:t xml:space="preserve">Figure </w:t>
                             </w:r>
-                            <w:r>
-                              <w:fldChar w:fldCharType="begin"/>
-                            </w:r>
-                            <w:r>
-                              <w:instrText xml:space="preserve"> SEQ Figure \* ARABIC </w:instrText>
-                            </w:r>
-                            <w:r>
-                              <w:fldChar w:fldCharType="separate"/>
-                            </w:r>
-                            <w:r>
-                              <w:rPr>
-                                <w:noProof/>
-                              </w:rPr>
-                              <w:t>3</w:t>
-                            </w:r>
-                            <w:r>
-                              <w:rPr>
-                                <w:noProof/>
-                              </w:rPr>
-                              <w:fldChar w:fldCharType="end"/>
-                            </w:r>
-                            <w:bookmarkEnd w:id="11"/>
+                            <w:fldSimple w:instr=" SEQ Figure \* ARABIC ">
+                              <w:r>
+                                <w:rPr>
+                                  <w:noProof/>
+                                </w:rPr>
+                                <w:t>3</w:t>
+                              </w:r>
+                            </w:fldSimple>
+                            <w:bookmarkEnd w:id="10"/>
                             <w:r>
                               <w:t>: The five dimensions of the review.</w:t>
                             </w:r>
@@ -4130,7 +4097,7 @@
               </wp:anchor>
             </w:drawing>
           </mc:Choice>
-          <mc:Fallback>
+          <mc:Fallback xmlns="">
             <w:pict>
               <v:shape w14:anchorId="4E02B134" id="_x0000_s1032" type="#_x0000_t202" style="position:absolute;margin-left:-4.25pt;margin-top:15.3pt;width:472.9pt;height:.05pt;z-index:251658244;visibility:visible;mso-wrap-style:square;mso-wrap-distance-left:9pt;mso-wrap-distance-top:0;mso-wrap-distance-right:9pt;mso-wrap-distance-bottom:0;mso-position-horizontal:absolute;mso-position-horizontal-relative:text;mso-position-vertical:absolute;mso-position-vertical-relative:text;v-text-anchor:top" o:gfxdata="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" stroked="f">
                 <v:textbox style="mso-fit-shape-to-text:t" inset="0,0,0,0">
@@ -4207,14 +4174,14 @@
       <w:pPr>
         <w:pStyle w:val="Heading3"/>
       </w:pPr>
-      <w:bookmarkStart w:id="13" w:name="_Toc225771991"/>
+      <w:bookmarkStart w:id="11" w:name="_Toc225771991"/>
       <w:r>
         <w:t xml:space="preserve">4.1.1  </w:t>
       </w:r>
       <w:r>
         <w:t>People</w:t>
       </w:r>
-      <w:bookmarkEnd w:id="13"/>
+      <w:bookmarkEnd w:id="11"/>
     </w:p>
     <w:p>
       <w:pPr>
@@ -4302,14 +4269,14 @@
       <w:pPr>
         <w:pStyle w:val="Heading3"/>
       </w:pPr>
-      <w:bookmarkStart w:id="14" w:name="_Toc225771992"/>
+      <w:bookmarkStart w:id="12" w:name="_Toc225771992"/>
       <w:r>
         <w:t xml:space="preserve">4.1.2 </w:t>
       </w:r>
       <w:r>
         <w:t>Policies &amp; Process</w:t>
       </w:r>
-      <w:bookmarkEnd w:id="14"/>
+      <w:bookmarkEnd w:id="12"/>
     </w:p>
     <w:p>
       <w:pPr>
@@ -4397,14 +4364,14 @@
       <w:pPr>
         <w:pStyle w:val="Heading3"/>
       </w:pPr>
-      <w:bookmarkStart w:id="15" w:name="_Toc225771993"/>
+      <w:bookmarkStart w:id="13" w:name="_Toc225771993"/>
       <w:r>
         <w:t xml:space="preserve">4.1.3 </w:t>
       </w:r>
       <w:r>
         <w:t>Organisation</w:t>
       </w:r>
-      <w:bookmarkEnd w:id="15"/>
+      <w:bookmarkEnd w:id="13"/>
     </w:p>
     <w:p>
       <w:pPr>
@@ -4443,6 +4410,7 @@
         <w:spacing w:line="240" w:lineRule="auto"/>
       </w:pPr>
       <w:r>
+        <w:lastRenderedPageBreak/>
         <w:t xml:space="preserve">How will roles and responsibilities shift? </w:t>
       </w:r>
     </w:p>
@@ -4492,14 +4460,14 @@
       <w:pPr>
         <w:pStyle w:val="Heading3"/>
       </w:pPr>
-      <w:bookmarkStart w:id="16" w:name="_Toc225771994"/>
+      <w:bookmarkStart w:id="14" w:name="_Toc225771994"/>
       <w:r>
         <w:t xml:space="preserve">4.1.4 </w:t>
       </w:r>
       <w:r>
         <w:t>Governance</w:t>
       </w:r>
-      <w:bookmarkEnd w:id="16"/>
+      <w:bookmarkEnd w:id="14"/>
     </w:p>
     <w:p>
       <w:pPr>
@@ -4587,14 +4555,14 @@
       <w:pPr>
         <w:pStyle w:val="Heading3"/>
       </w:pPr>
-      <w:bookmarkStart w:id="17" w:name="_Toc225771995"/>
+      <w:bookmarkStart w:id="15" w:name="_Toc225771995"/>
       <w:r>
         <w:t xml:space="preserve">4.1.5 </w:t>
       </w:r>
       <w:r>
         <w:t>Operations</w:t>
       </w:r>
-      <w:bookmarkEnd w:id="17"/>
+      <w:bookmarkEnd w:id="15"/>
     </w:p>
     <w:p>
       <w:pPr>
@@ -4685,14 +4653,14 @@
       <w:pPr>
         <w:pStyle w:val="Heading1"/>
       </w:pPr>
-      <w:bookmarkStart w:id="18" w:name="_Toc225771996"/>
+      <w:bookmarkStart w:id="16" w:name="_Toc225771996"/>
       <w:r>
         <w:t xml:space="preserve">5. </w:t>
       </w:r>
       <w:r>
         <w:t>Areas of focus</w:t>
       </w:r>
-      <w:bookmarkEnd w:id="18"/>
+      <w:bookmarkEnd w:id="16"/>
     </w:p>
     <w:p>
       <w:pPr>
@@ -4759,6 +4727,7 @@
                 <w:b/>
                 <w:bCs/>
               </w:rPr>
+              <w:lastRenderedPageBreak/>
               <w:t>Focus Area</w:t>
             </w:r>
             <w:r>
@@ -5713,14 +5682,14 @@
       <w:pPr>
         <w:pStyle w:val="Heading2"/>
       </w:pPr>
-      <w:bookmarkStart w:id="19" w:name="_Toc225771997"/>
+      <w:bookmarkStart w:id="17" w:name="_Toc225771997"/>
       <w:r>
         <w:t xml:space="preserve">5.1 </w:t>
       </w:r>
       <w:r>
         <w:t>Prioritisation approach</w:t>
       </w:r>
-      <w:bookmarkEnd w:id="19"/>
+      <w:bookmarkEnd w:id="17"/>
     </w:p>
     <w:p>
       <w:pPr>
@@ -5832,7 +5801,7 @@
           <w:rFonts w:asciiTheme="minorHAnsi" w:hAnsiTheme="minorHAnsi"/>
         </w:rPr>
       </w:pPr>
-      <w:bookmarkStart w:id="20" w:name="_Toc225771998"/>
+      <w:bookmarkStart w:id="18" w:name="_Toc225771998"/>
       <w:r>
         <w:rPr>
           <w:rFonts w:asciiTheme="minorHAnsi" w:hAnsiTheme="minorHAnsi"/>
@@ -5851,20 +5820,20 @@
         </w:rPr>
         <w:t>focus areas actions, outputs and outcomes</w:t>
       </w:r>
-      <w:bookmarkEnd w:id="20"/>
+      <w:bookmarkEnd w:id="18"/>
     </w:p>
     <w:p>
       <w:pPr>
         <w:pStyle w:val="Heading3"/>
       </w:pPr>
-      <w:bookmarkStart w:id="21" w:name="_Toc225771999"/>
+      <w:bookmarkStart w:id="19" w:name="_Toc225771999"/>
       <w:r>
         <w:t xml:space="preserve">5.2.1 </w:t>
       </w:r>
       <w:r>
         <w:t>Procurement</w:t>
       </w:r>
-      <w:bookmarkEnd w:id="21"/>
+      <w:bookmarkEnd w:id="19"/>
       <w:r>
         <w:t xml:space="preserve"> </w:t>
       </w:r>
@@ -6035,14 +6004,14 @@
       <w:pPr>
         <w:pStyle w:val="Heading3"/>
       </w:pPr>
-      <w:bookmarkStart w:id="22" w:name="_Toc225772000"/>
+      <w:bookmarkStart w:id="20" w:name="_Toc225772000"/>
       <w:r>
         <w:t xml:space="preserve">5.2.2 </w:t>
       </w:r>
       <w:r>
         <w:t>Planning Permission</w:t>
       </w:r>
-      <w:bookmarkEnd w:id="22"/>
+      <w:bookmarkEnd w:id="20"/>
       <w:r>
         <w:t xml:space="preserve"> </w:t>
       </w:r>
@@ -6243,8 +6212,9 @@
       <w:pPr>
         <w:pStyle w:val="Heading3"/>
       </w:pPr>
-      <w:bookmarkStart w:id="23" w:name="_Toc225772001"/>
-      <w:r>
+      <w:bookmarkStart w:id="21" w:name="_Toc225772001"/>
+      <w:r>
+        <w:lastRenderedPageBreak/>
         <w:t xml:space="preserve">5.2.3 </w:t>
       </w:r>
       <w:r>
@@ -6253,7 +6223,7 @@
       <w:r>
         <w:t xml:space="preserve"> (including technology choices)</w:t>
       </w:r>
-      <w:bookmarkEnd w:id="23"/>
+      <w:bookmarkEnd w:id="21"/>
     </w:p>
     <w:p>
       <w:pPr>
@@ -6512,14 +6482,14 @@
       <w:pPr>
         <w:pStyle w:val="Heading3"/>
       </w:pPr>
-      <w:bookmarkStart w:id="24" w:name="_Toc225772002"/>
+      <w:bookmarkStart w:id="22" w:name="_Toc225772002"/>
       <w:r>
         <w:t xml:space="preserve">5.3.4 </w:t>
       </w:r>
       <w:r>
         <w:t>Installation</w:t>
       </w:r>
-      <w:bookmarkEnd w:id="24"/>
+      <w:bookmarkEnd w:id="22"/>
       <w:r>
         <w:t xml:space="preserve"> </w:t>
       </w:r>
@@ -6661,14 +6631,14 @@
       <w:pPr>
         <w:pStyle w:val="Heading3"/>
       </w:pPr>
-      <w:bookmarkStart w:id="25" w:name="_Toc225772003"/>
+      <w:bookmarkStart w:id="23" w:name="_Toc225772003"/>
       <w:r>
         <w:t xml:space="preserve">5.3.5 </w:t>
       </w:r>
       <w:r>
         <w:t>Handover</w:t>
       </w:r>
-      <w:bookmarkEnd w:id="25"/>
+      <w:bookmarkEnd w:id="23"/>
     </w:p>
     <w:p>
       <w:pPr>
@@ -6772,6 +6742,7 @@
               </w:numPr>
             </w:pPr>
             <w:r>
+              <w:lastRenderedPageBreak/>
               <w:t xml:space="preserve">Collate and review existing handover documents </w:t>
             </w:r>
           </w:p>
@@ -6866,14 +6837,14 @@
       <w:pPr>
         <w:pStyle w:val="Heading3"/>
       </w:pPr>
-      <w:bookmarkStart w:id="26" w:name="_Toc225772004"/>
+      <w:bookmarkStart w:id="24" w:name="_Toc225772004"/>
       <w:r>
         <w:t xml:space="preserve">5.3.6 </w:t>
       </w:r>
       <w:r>
         <w:t>Quality assurance/ monitoring</w:t>
       </w:r>
-      <w:bookmarkEnd w:id="26"/>
+      <w:bookmarkEnd w:id="24"/>
       <w:r>
         <w:t xml:space="preserve"> </w:t>
       </w:r>
@@ -6977,32 +6948,19 @@
       <w:pPr>
         <w:pStyle w:val="Caption"/>
       </w:pPr>
-      <w:bookmarkStart w:id="27" w:name="_Ref225771721"/>
+      <w:bookmarkStart w:id="25" w:name="_Ref225771721"/>
       <w:r>
         <w:t xml:space="preserve">Figure </w:t>
       </w:r>
-      <w:r>
-        <w:fldChar w:fldCharType="begin"/>
-      </w:r>
-      <w:r>
-        <w:instrText xml:space="preserve"> SEQ Figure \* ARABIC </w:instrText>
-      </w:r>
-      <w:r>
-        <w:fldChar w:fldCharType="separate"/>
-      </w:r>
-      <w:r>
-        <w:rPr>
-          <w:noProof/>
-        </w:rPr>
-        <w:t>4</w:t>
-      </w:r>
-      <w:r>
-        <w:rPr>
-          <w:noProof/>
-        </w:rPr>
-        <w:fldChar w:fldCharType="end"/>
-      </w:r>
-      <w:bookmarkEnd w:id="27"/>
+      <w:fldSimple w:instr=" SEQ Figure \* ARABIC ">
+        <w:r>
+          <w:rPr>
+            <w:noProof/>
+          </w:rPr>
+          <w:t>4</w:t>
+        </w:r>
+      </w:fldSimple>
+      <w:bookmarkEnd w:id="25"/>
       <w:r>
         <w:t xml:space="preserve">: </w:t>
       </w:r>
@@ -7196,6 +7154,7 @@
               </w:numPr>
             </w:pPr>
             <w:r>
+              <w:lastRenderedPageBreak/>
               <w:t>Review options for tools to enhance quality assurance e.g. heat pump design tools (Spruce, Carno etc)</w:t>
             </w:r>
           </w:p>
@@ -7237,7 +7196,7 @@
       <w:pPr>
         <w:pStyle w:val="Heading3"/>
       </w:pPr>
-      <w:bookmarkStart w:id="28" w:name="_Toc225772005"/>
+      <w:bookmarkStart w:id="26" w:name="_Toc225772005"/>
       <w:r>
         <w:t xml:space="preserve">5.3.7 </w:t>
       </w:r>
@@ -7247,7 +7206,7 @@
       <w:r>
         <w:t>/ Existing stock review</w:t>
       </w:r>
-      <w:bookmarkEnd w:id="28"/>
+      <w:bookmarkEnd w:id="26"/>
       <w:r>
         <w:t xml:space="preserve"> </w:t>
       </w:r>
@@ -7626,14 +7585,15 @@
       <w:pPr>
         <w:pStyle w:val="Heading3"/>
       </w:pPr>
-      <w:bookmarkStart w:id="29" w:name="_Toc225772006"/>
-      <w:r>
+      <w:bookmarkStart w:id="27" w:name="_Toc225772006"/>
+      <w:r>
+        <w:lastRenderedPageBreak/>
         <w:t xml:space="preserve">5.3.8 </w:t>
       </w:r>
       <w:r>
         <w:t>Training/ Learning</w:t>
       </w:r>
-      <w:bookmarkEnd w:id="29"/>
+      <w:bookmarkEnd w:id="27"/>
     </w:p>
     <w:p>
       <w:pPr>
@@ -7818,7 +7778,7 @@
       <w:pPr>
         <w:pStyle w:val="Heading3"/>
       </w:pPr>
-      <w:bookmarkStart w:id="30" w:name="_Toc225772007"/>
+      <w:bookmarkStart w:id="28" w:name="_Toc225772007"/>
       <w:r>
         <w:t xml:space="preserve">5.3.9 </w:t>
       </w:r>
@@ -7831,7 +7791,7 @@
       <w:r>
         <w:t xml:space="preserve"> maintenance arrangements</w:t>
       </w:r>
-      <w:bookmarkEnd w:id="30"/>
+      <w:bookmarkEnd w:id="28"/>
     </w:p>
     <w:p>
       <w:pPr>
@@ -8030,14 +7990,14 @@
       <w:pPr>
         <w:pStyle w:val="Heading3"/>
       </w:pPr>
-      <w:bookmarkStart w:id="31" w:name="_Toc225772008"/>
+      <w:bookmarkStart w:id="29" w:name="_Toc225772008"/>
       <w:r>
         <w:t xml:space="preserve">5.3.10 </w:t>
       </w:r>
       <w:r>
         <w:t>Technology options</w:t>
       </w:r>
-      <w:bookmarkEnd w:id="31"/>
+      <w:bookmarkEnd w:id="29"/>
     </w:p>
     <w:p>
       <w:pPr>
@@ -8132,7 +8092,11 @@
               <w:t>Review process for deciding on technology type in new build and retrofit</w:t>
             </w:r>
             <w:r>
-              <w:t xml:space="preserve"> including heat pumps</w:t>
+              <w:t xml:space="preserve"> including </w:t>
+            </w:r>
+            <w:r>
+              <w:lastRenderedPageBreak/>
+              <w:t>heat pumps</w:t>
             </w:r>
             <w:r>
               <w:t xml:space="preserve">, </w:t>
@@ -8154,6 +8118,7 @@
               <w:cnfStyle w:val="000000100000" w:firstRow="0" w:lastRow="0" w:firstColumn="0" w:lastColumn="0" w:oddVBand="0" w:evenVBand="0" w:oddHBand="1" w:evenHBand="0" w:firstRowFirstColumn="0" w:firstRowLastColumn="0" w:lastRowFirstColumn="0" w:lastRowLastColumn="0"/>
             </w:pPr>
             <w:r>
+              <w:lastRenderedPageBreak/>
               <w:t xml:space="preserve">Summary of </w:t>
             </w:r>
             <w:r>
@@ -8249,7 +8214,7 @@
       <w:pPr>
         <w:pStyle w:val="Heading3"/>
       </w:pPr>
-      <w:bookmarkStart w:id="32" w:name="_Toc225772009"/>
+      <w:bookmarkStart w:id="30" w:name="_Toc225772009"/>
       <w:r>
         <w:t xml:space="preserve">5.3.11 </w:t>
       </w:r>
@@ -8263,7 +8228,7 @@
       <w:r>
         <w:t>Domestic</w:t>
       </w:r>
-      <w:bookmarkEnd w:id="32"/>
+      <w:bookmarkEnd w:id="30"/>
       <w:proofErr w:type="gramEnd"/>
       <w:r>
         <w:t xml:space="preserve"> </w:t>
@@ -8471,7 +8436,7 @@
       <w:pPr>
         <w:pStyle w:val="Heading1"/>
       </w:pPr>
-      <w:bookmarkStart w:id="33" w:name="_Toc225772010"/>
+      <w:bookmarkStart w:id="31" w:name="_Toc225772010"/>
       <w:r>
         <w:t xml:space="preserve">6. </w:t>
       </w:r>
@@ -8481,7 +8446,7 @@
       <w:r>
         <w:t>akeholder engagement</w:t>
       </w:r>
-      <w:bookmarkEnd w:id="33"/>
+      <w:bookmarkEnd w:id="31"/>
     </w:p>
     <w:p>
       <w:pPr>
@@ -8549,6 +8514,7 @@
         <w:spacing w:line="240" w:lineRule="auto"/>
       </w:pPr>
       <w:r>
+        <w:lastRenderedPageBreak/>
         <w:t>Data collection</w:t>
       </w:r>
       <w:r>
@@ -8634,7 +8600,7 @@
         <w:pStyle w:val="Heading1"/>
         <w:spacing w:line="240" w:lineRule="auto"/>
       </w:pPr>
-      <w:bookmarkStart w:id="34" w:name="_Toc225772011"/>
+      <w:bookmarkStart w:id="32" w:name="_Toc225772011"/>
       <w:r>
         <w:rPr>
           <w:rFonts w:asciiTheme="minorHAnsi" w:hAnsiTheme="minorHAnsi"/>
@@ -8647,7 +8613,7 @@
       <w:r>
         <w:t>Timeline</w:t>
       </w:r>
-      <w:bookmarkEnd w:id="34"/>
+      <w:bookmarkEnd w:id="32"/>
     </w:p>
     <w:p>
       <w:r>
@@ -8799,32 +8765,19 @@
                             <w:pPr>
                               <w:pStyle w:val="Caption"/>
                             </w:pPr>
-                            <w:bookmarkStart w:id="35" w:name="_Ref225771938"/>
+                            <w:bookmarkStart w:id="33" w:name="_Ref225771938"/>
                             <w:r>
                               <w:t xml:space="preserve">Figure </w:t>
                             </w:r>
-                            <w:r>
-                              <w:fldChar w:fldCharType="begin"/>
-                            </w:r>
-                            <w:r>
-                              <w:instrText xml:space="preserve"> SEQ Figure \* ARABIC </w:instrText>
-                            </w:r>
-                            <w:r>
-                              <w:fldChar w:fldCharType="separate"/>
-                            </w:r>
-                            <w:r>
-                              <w:rPr>
-                                <w:noProof/>
-                              </w:rPr>
-                              <w:t>5</w:t>
-                            </w:r>
-                            <w:r>
-                              <w:rPr>
-                                <w:noProof/>
-                              </w:rPr>
-                              <w:fldChar w:fldCharType="end"/>
-                            </w:r>
-                            <w:bookmarkEnd w:id="35"/>
+                            <w:fldSimple w:instr=" SEQ Figure \* ARABIC ">
+                              <w:r>
+                                <w:rPr>
+                                  <w:noProof/>
+                                </w:rPr>
+                                <w:t>5</w:t>
+                              </w:r>
+                            </w:fldSimple>
+                            <w:bookmarkEnd w:id="33"/>
                             <w:r>
                               <w:t>. Timeline for review process.</w:t>
                             </w:r>
@@ -8843,7 +8796,7 @@
               </wp:anchor>
             </w:drawing>
           </mc:Choice>
-          <mc:Fallback>
+          <mc:Fallback xmlns="">
             <w:pict>
               <v:shape w14:anchorId="6F1EA052" id="_x0000_s1033" type="#_x0000_t202" style="position:absolute;margin-left:6.8pt;margin-top:6.25pt;width:402.9pt;height:.05pt;z-index:251658245;visibility:visible;mso-wrap-style:square;mso-wrap-distance-left:9pt;mso-wrap-distance-top:0;mso-wrap-distance-right:9pt;mso-wrap-distance-bottom:0;mso-position-horizontal:absolute;mso-position-horizontal-relative:text;mso-position-vertical:absolute;mso-position-vertical-relative:text;v-text-anchor:top" o:gfxdata="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" stroked="f">
                 <v:textbox style="mso-fit-shape-to-text:t" inset="0,0,0,0">
@@ -8904,14 +8857,14 @@
       <w:pPr>
         <w:pStyle w:val="Heading1"/>
       </w:pPr>
-      <w:bookmarkStart w:id="37" w:name="_Toc225772012"/>
+      <w:bookmarkStart w:id="34" w:name="_Toc225772012"/>
       <w:r>
         <w:t xml:space="preserve">8. </w:t>
       </w:r>
       <w:r>
         <w:t>Project sponsors</w:t>
       </w:r>
-      <w:bookmarkEnd w:id="37"/>
+      <w:bookmarkEnd w:id="34"/>
     </w:p>
     <w:p>
       <w:pPr>
@@ -8931,14 +8884,14 @@
       <w:pPr>
         <w:pStyle w:val="Heading1"/>
       </w:pPr>
-      <w:bookmarkStart w:id="38" w:name="_Toc225772013"/>
+      <w:bookmarkStart w:id="35" w:name="_Toc225772013"/>
       <w:r>
         <w:t xml:space="preserve">9. </w:t>
       </w:r>
       <w:r>
         <w:t>Task Group</w:t>
       </w:r>
-      <w:bookmarkEnd w:id="38"/>
+      <w:bookmarkEnd w:id="35"/>
     </w:p>
     <w:p>
       <w:pPr>
@@ -9114,7 +9067,7 @@
             </wp:anchor>
           </w:drawing>
         </mc:Choice>
-        <mc:Fallback xmlns:arto="http://schemas.microsoft.com/office/word/2006/arto" xmlns="">
+        <mc:Fallback xmlns="" xmlns:arto="http://schemas.microsoft.com/office/word/2006/arto">
           <w:pict>
             <v:shapetype w14:anchorId="20A83F69" id="_x0000_t202" coordsize="21600,21600" o:spt="202" path="m,l,21600r21600,l21600,xe">
               <v:stroke joinstyle="miter"/>
@@ -9247,7 +9200,7 @@
             </wp:anchor>
           </w:drawing>
         </mc:Choice>
-        <mc:Fallback xmlns:arto="http://schemas.microsoft.com/office/word/2006/arto" xmlns="">
+        <mc:Fallback xmlns="" xmlns:arto="http://schemas.microsoft.com/office/word/2006/arto">
           <w:pict>
             <v:shapetype w14:anchorId="79F8D2E4" id="_x0000_t202" coordsize="21600,21600" o:spt="202" path="m,l,21600r21600,l21600,xe">
               <v:stroke joinstyle="miter"/>
@@ -9380,7 +9333,7 @@
             </wp:anchor>
           </w:drawing>
         </mc:Choice>
-        <mc:Fallback xmlns:arto="http://schemas.microsoft.com/office/word/2006/arto" xmlns="">
+        <mc:Fallback xmlns="" xmlns:arto="http://schemas.microsoft.com/office/word/2006/arto">
           <w:pict>
             <v:shapetype w14:anchorId="5EFA7387" id="_x0000_t202" coordsize="21600,21600" o:spt="202" path="m,l,21600r21600,l21600,xe">
               <v:stroke joinstyle="miter"/>
@@ -17041,21 +16994,6 @@
 </file>
 
 <file path=customXml/item1.xml><?xml version="1.0" encoding="utf-8"?>
-<b:Sources xmlns:b="http://schemas.openxmlformats.org/officeDocument/2006/bibliography" xmlns="http://schemas.openxmlformats.org/officeDocument/2006/bibliography" SelectedStyle="\APASixthEditionOfficeOnline.xsl" StyleName="APA" Version="6"/>
-</file>
-
-<file path=customXml/item2.xml><?xml version="1.0" encoding="utf-8"?>
-<p:properties xmlns:p="http://schemas.microsoft.com/office/2006/metadata/properties" xmlns:xsi="http://www.w3.org/2001/XMLSchema-instance" xmlns:pc="http://schemas.microsoft.com/office/infopath/2007/PartnerControls">
-  <documentManagement>
-    <TaxCatchAll xmlns="27a1c5e1-2060-4235-b4da-a4ba32adc397" xsi:nil="true"/>
-    <lcf76f155ced4ddcb4097134ff3c332f xmlns="5a18e9fb-fe8a-4794-ab96-bf9465308028">
-      <Terms xmlns="http://schemas.microsoft.com/office/infopath/2007/PartnerControls"/>
-    </lcf76f155ced4ddcb4097134ff3c332f>
-  </documentManagement>
-</p:properties>
-</file>
-
-<file path=customXml/item3.xml><?xml version="1.0" encoding="utf-8"?>
 <ct:contentTypeSchema xmlns:ct="http://schemas.microsoft.com/office/2006/metadata/contentType" xmlns:ma="http://schemas.microsoft.com/office/2006/metadata/properties/metaAttributes" ct:_="" ma:_="" ma:contentTypeName="Document" ma:contentTypeID="0x0101006B3C5AFA9F9D8E4BAC529AF6FBF213B9" ma:contentTypeVersion="14" ma:contentTypeDescription="Create a new document." ma:contentTypeScope="" ma:versionID="b248dd9eef700eb071619c4e74386bac">
   <xsd:schema xmlns:xsd="http://www.w3.org/2001/XMLSchema" xmlns:xs="http://www.w3.org/2001/XMLSchema" xmlns:p="http://schemas.microsoft.com/office/2006/metadata/properties" xmlns:ns2="5a18e9fb-fe8a-4794-ab96-bf9465308028" xmlns:ns3="27a1c5e1-2060-4235-b4da-a4ba32adc397" targetNamespace="http://schemas.microsoft.com/office/2006/metadata/properties" ma:root="true" ma:fieldsID="82db15afd800715abe9ba7c71b9efd42" ns2:_="" ns3:_="">
     <xsd:import namespace="5a18e9fb-fe8a-4794-ab96-bf9465308028"/>
@@ -17268,6 +17206,21 @@
 </ct:contentTypeSchema>
 </file>
 
+<file path=customXml/item2.xml><?xml version="1.0" encoding="utf-8"?>
+<p:properties xmlns:p="http://schemas.microsoft.com/office/2006/metadata/properties" xmlns:xsi="http://www.w3.org/2001/XMLSchema-instance" xmlns:pc="http://schemas.microsoft.com/office/infopath/2007/PartnerControls">
+  <documentManagement>
+    <TaxCatchAll xmlns="27a1c5e1-2060-4235-b4da-a4ba32adc397" xsi:nil="true"/>
+    <lcf76f155ced4ddcb4097134ff3c332f xmlns="5a18e9fb-fe8a-4794-ab96-bf9465308028">
+      <Terms xmlns="http://schemas.microsoft.com/office/infopath/2007/PartnerControls"/>
+    </lcf76f155ced4ddcb4097134ff3c332f>
+  </documentManagement>
+</p:properties>
+</file>
+
+<file path=customXml/item3.xml><?xml version="1.0" encoding="utf-8"?>
+<b:Sources xmlns:b="http://schemas.openxmlformats.org/officeDocument/2006/bibliography" xmlns="http://schemas.openxmlformats.org/officeDocument/2006/bibliography" SelectedStyle="\APASixthEditionOfficeOnline.xsl" StyleName="APA" Version="6"/>
+</file>
+
 <file path=customXml/item4.xml><?xml version="1.0" encoding="utf-8"?>
 <?mso-contentType ?>
 <FormTemplates xmlns="http://schemas.microsoft.com/sharepoint/v3/contenttype/forms">
@@ -17278,25 +17231,6 @@
 </file>
 
 <file path=customXml/itemProps1.xml><?xml version="1.0" encoding="utf-8"?>
-<ds:datastoreItem xmlns:ds="http://schemas.openxmlformats.org/officeDocument/2006/customXml" ds:itemID="{4C68C94E-DADF-4ADF-92F4-839FEAF95404}">
-  <ds:schemaRefs>
-    <ds:schemaRef ds:uri="http://schemas.openxmlformats.org/officeDocument/2006/bibliography"/>
-  </ds:schemaRefs>
-</ds:datastoreItem>
-</file>
-
-<file path=customXml/itemProps2.xml><?xml version="1.0" encoding="utf-8"?>
-<ds:datastoreItem xmlns:ds="http://schemas.openxmlformats.org/officeDocument/2006/customXml" ds:itemID="{A0990AA2-0437-4526-9B9A-BA78197CCF6E}">
-  <ds:schemaRefs>
-    <ds:schemaRef ds:uri="http://schemas.microsoft.com/office/2006/metadata/properties"/>
-    <ds:schemaRef ds:uri="http://schemas.microsoft.com/office/infopath/2007/PartnerControls"/>
-    <ds:schemaRef ds:uri="27a1c5e1-2060-4235-b4da-a4ba32adc397"/>
-    <ds:schemaRef ds:uri="5a18e9fb-fe8a-4794-ab96-bf9465308028"/>
-  </ds:schemaRefs>
-</ds:datastoreItem>
-</file>
-
-<file path=customXml/itemProps3.xml><?xml version="1.0" encoding="utf-8"?>
 <ds:datastoreItem xmlns:ds="http://schemas.openxmlformats.org/officeDocument/2006/customXml" ds:itemID="{113D45D1-7F33-49AC-991F-40FAFC6CCB61}">
   <ds:schemaRefs>
     <ds:schemaRef ds:uri="http://schemas.microsoft.com/office/2006/metadata/contentType"/>
@@ -17315,6 +17249,25 @@
 </ds:datastoreItem>
 </file>
 
+<file path=customXml/itemProps2.xml><?xml version="1.0" encoding="utf-8"?>
+<ds:datastoreItem xmlns:ds="http://schemas.openxmlformats.org/officeDocument/2006/customXml" ds:itemID="{A0990AA2-0437-4526-9B9A-BA78197CCF6E}">
+  <ds:schemaRefs>
+    <ds:schemaRef ds:uri="http://schemas.microsoft.com/office/2006/metadata/properties"/>
+    <ds:schemaRef ds:uri="http://schemas.microsoft.com/office/infopath/2007/PartnerControls"/>
+    <ds:schemaRef ds:uri="27a1c5e1-2060-4235-b4da-a4ba32adc397"/>
+    <ds:schemaRef ds:uri="5a18e9fb-fe8a-4794-ab96-bf9465308028"/>
+  </ds:schemaRefs>
+</ds:datastoreItem>
+</file>
+
+<file path=customXml/itemProps3.xml><?xml version="1.0" encoding="utf-8"?>
+<ds:datastoreItem xmlns:ds="http://schemas.openxmlformats.org/officeDocument/2006/customXml" ds:itemID="{4C68C94E-DADF-4ADF-92F4-839FEAF95404}">
+  <ds:schemaRefs>
+    <ds:schemaRef ds:uri="http://schemas.openxmlformats.org/officeDocument/2006/bibliography"/>
+  </ds:schemaRefs>
+</ds:datastoreItem>
+</file>
+
 <file path=customXml/itemProps4.xml><?xml version="1.0" encoding="utf-8"?>
 <ds:datastoreItem xmlns:ds="http://schemas.openxmlformats.org/officeDocument/2006/customXml" ds:itemID="{C64F34FE-AFFA-4396-9F44-EB4FE67BE59B}">
   <ds:schemaRefs>

--- a/resources/Social_Housing_provider_Heat_Pump_Strategic_Review_template.docx
+++ b/resources/Social_Housing_provider_Heat_Pump_Strategic_Review_template.docx
@@ -1,6 +1,6 @@
 
 <file path=word/document.xml><?xml version="1.0" encoding="utf-8"?>
-<w:document xmlns:wpc="http://schemas.microsoft.com/office/word/2010/wordprocessingCanvas" xmlns:cx="http://schemas.microsoft.com/office/drawing/2014/chartex" xmlns:cx1="http://schemas.microsoft.com/office/drawing/2015/9/8/chartex" xmlns:cx2="http://schemas.microsoft.com/office/drawing/2015/10/21/chartex" xmlns:cx3="http://schemas.microsoft.com/office/drawing/2016/5/9/chartex" xmlns:cx4="http://schemas.microsoft.com/office/drawing/2016/5/10/chartex" xmlns:cx5="http://schemas.microsoft.com/office/drawing/2016/5/11/chartex" xmlns:cx6="http://schemas.microsoft.com/office/drawing/2016/5/12/chartex" xmlns:cx7="http://schemas.microsoft.com/office/drawing/2016/5/13/chartex" xmlns:cx8="http://schemas.microsoft.com/office/drawing/2016/5/14/chartex" xmlns:mc="http://schemas.openxmlformats.org/markup-compatibility/2006" xmlns:aink="http://schemas.microsoft.com/office/drawing/2016/ink" xmlns:am3d="http://schemas.microsoft.com/office/drawing/2017/model3d" xmlns:o="urn:schemas-microsoft-com:office:office" xmlns:oel="http://schemas.microsoft.com/office/2019/extlst" xmlns:r="http://schemas.openxmlformats.org/officeDocument/2006/relationships" xmlns:m="http://schemas.openxmlformats.org/officeDocument/2006/math" xmlns:v="urn:schemas-microsoft-com:vml" xmlns:wp14="http://schemas.microsoft.com/office/word/2010/wordprocessingDrawing" xmlns:wp="http://schemas.openxmlformats.org/drawingml/2006/wordprocessingDrawing" xmlns:w10="urn:schemas-microsoft-com:office:word" xmlns:w="http://schemas.openxmlformats.org/wordprocessingml/2006/main" xmlns:w14="http://schemas.microsoft.com/office/word/2010/wordml" xmlns:w15="http://schemas.microsoft.com/office/word/2012/wordml" xmlns:w16cex="http://schemas.microsoft.com/office/word/2018/wordml/cex" xmlns:w16cid="http://schemas.microsoft.com/office/word/2016/wordml/cid" xmlns:w16="http://schemas.microsoft.com/office/word/2018/wordml" xmlns:w16du="http://schemas.microsoft.com/office/word/2023/wordml/word16du" xmlns:w16sdtdh="http://schemas.microsoft.com/office/word/2020/wordml/sdtdatahash" xmlns:w16sdtfl="http://schemas.microsoft.com/office/word/2024/wordml/sdtformatlock" xmlns:w16se="http://schemas.microsoft.com/office/word/2015/wordml/symex" xmlns:wpg="http://schemas.microsoft.com/office/word/2010/wordprocessingGroup" xmlns:wpi="http://schemas.microsoft.com/office/word/2010/wordprocessingInk" xmlns:wne="http://schemas.microsoft.com/office/word/2006/wordml" xmlns:wps="http://schemas.microsoft.com/office/word/2010/wordprocessingShape" mc:Ignorable="w14 w15 w16se w16cid w16 w16cex w16sdtdh w16sdtfl w16du wp14">
+<w:document xmlns:wpc="http://schemas.microsoft.com/office/word/2010/wordprocessingCanvas" xmlns:cx="http://schemas.microsoft.com/office/drawing/2014/chartex" xmlns:cx1="http://schemas.microsoft.com/office/drawing/2015/9/8/chartex" xmlns:cx2="http://schemas.microsoft.com/office/drawing/2015/10/21/chartex" xmlns:cx3="http://schemas.microsoft.com/office/drawing/2016/5/9/chartex" xmlns:cx4="http://schemas.microsoft.com/office/drawing/2016/5/10/chartex" xmlns:cx5="http://schemas.microsoft.com/office/drawing/2016/5/11/chartex" xmlns:cx6="http://schemas.microsoft.com/office/drawing/2016/5/12/chartex" xmlns:cx7="http://schemas.microsoft.com/office/drawing/2016/5/13/chartex" xmlns:cx8="http://schemas.microsoft.com/office/drawing/2016/5/14/chartex" xmlns:mc="http://schemas.openxmlformats.org/markup-compatibility/2006" xmlns:aink="http://schemas.microsoft.com/office/drawing/2016/ink" xmlns:am3d="http://schemas.microsoft.com/office/drawing/2017/model3d" xmlns:o="urn:schemas-microsoft-com:office:office" xmlns:oel="http://schemas.microsoft.com/office/2019/extlst" xmlns:r="http://schemas.openxmlformats.org/officeDocument/2006/relationships" xmlns:m="http://schemas.openxmlformats.org/officeDocument/2006/math" xmlns:v="urn:schemas-microsoft-com:vml" xmlns:wp14="http://schemas.microsoft.com/office/word/2010/wordprocessingDrawing" xmlns:wp="http://schemas.openxmlformats.org/drawingml/2006/wordprocessingDrawing" xmlns:w10="urn:schemas-microsoft-com:office:word" xmlns:w="http://schemas.openxmlformats.org/wordprocessingml/2006/main" xmlns:w14="http://schemas.microsoft.com/office/word/2010/wordml" xmlns:w15="http://schemas.microsoft.com/office/word/2012/wordml" xmlns:w16cex="http://schemas.microsoft.com/office/word/2018/wordml/cex" xmlns:w16cid="http://schemas.microsoft.com/office/word/2016/wordml/cid" xmlns:w16="http://schemas.microsoft.com/office/word/2018/wordml" xmlns:w16du="http://schemas.microsoft.com/office/word/2023/wordml/word16du" xmlns:w16sdtdh="http://schemas.microsoft.com/office/word/2020/wordml/sdtdatahash" xmlns:w16sdtfl="http://schemas.microsoft.com/office/word/2024/wordml/sdtformatlock" xmlns:w16se="http://schemas.microsoft.com/office/word/2015/wordml/symex" xmlns:wpg="http://schemas.microsoft.com/office/word/2010/wordprocessingGroup" xmlns:wpi="http://schemas.microsoft.com/office/word/2010/wordprocessingInk" xmlns:wne="http://schemas.microsoft.com/office/word/2006/wordml" xmlns:wps="http://schemas.microsoft.com/office/word/2010/wordprocessingShape" xmlns:a="http://schemas.openxmlformats.org/drawingml/2006/main" xmlns:a16="http://schemas.microsoft.com/office/drawing/2014/main" xmlns:pic="http://schemas.openxmlformats.org/drawingml/2006/picture" xmlns:a14="http://schemas.microsoft.com/office/drawing/2010/main" xmlns:dgm="http://schemas.openxmlformats.org/drawingml/2006/diagram" mc:Ignorable="w14 w15 w16se w16cid w16 w16cex w16sdtdh w16sdtfl w16du wp14">
   <w:body>
     <w:p>
       <w:pPr>
@@ -132,7 +132,7 @@
           <w:rFonts w:asciiTheme="minorHAnsi" w:hAnsiTheme="minorHAnsi"/>
         </w:rPr>
       </w:pPr>
-      <w:bookmarkStart w:id="0" w:name="_Toc225771983"/>
+      <w:bookmarkStart w:name="_Toc225771983" w:id="0"/>
       <w:r>
         <w:rPr>
           <w:rFonts w:asciiTheme="minorHAnsi" w:hAnsiTheme="minorHAnsi"/>
@@ -146,22 +146,31 @@
         <w:spacing w:line="240" w:lineRule="auto"/>
       </w:pPr>
       <w:r>
+        <w:rPr/>
         <w:t xml:space="preserve">This document has been produced by Bristol City Council who take no liability for </w:t>
       </w:r>
-      <w:proofErr w:type="spellStart"/>
-      <w:r>
+      <w:r>
+        <w:rPr/>
         <w:t>it’s</w:t>
       </w:r>
-      <w:proofErr w:type="spellEnd"/>
-      <w:r>
-        <w:t xml:space="preserve"> use. The purpose of the document is to provide a template that social housing provider officers might use to coordinate the review of activities within their organisations around heat pumps. This is essential to better coordinate organisational activities and deliver quality outcomes. </w:t>
+      <w:r>
+        <w:rPr/>
+        <w:t xml:space="preserve"> use. The purpose of the document is to provide a template that social housing provider</w:t>
+      </w:r>
+      <w:r>
+        <w:rPr/>
+        <w:t>s</w:t>
+      </w:r>
+      <w:r>
+        <w:rPr/>
+        <w:t xml:space="preserve"> might use to coordinate the review of activities within their organisations around heat pumps. This is essential to better coordinate organisational activities and deliver quality outcomes. </w:t>
       </w:r>
     </w:p>
     <w:p>
       <w:pPr>
         <w:pStyle w:val="Heading2"/>
       </w:pPr>
-      <w:bookmarkStart w:id="1" w:name="_Toc225771984"/>
+      <w:bookmarkStart w:name="_Toc225771984" w:id="1"/>
       <w:r>
         <w:t>Table of Contents:</w:t>
       </w:r>
@@ -192,7 +201,7 @@
       <w:r>
         <w:fldChar w:fldCharType="separate"/>
       </w:r>
-      <w:hyperlink w:anchor="_Toc225771983" w:history="1">
+      <w:hyperlink w:history="1" w:anchor="_Toc225771983">
         <w:r>
           <w:rPr>
             <w:rStyle w:val="Hyperlink"/>
@@ -263,7 +272,7 @@
           <w14:ligatures w14:val="standardContextual"/>
         </w:rPr>
       </w:pPr>
-      <w:hyperlink w:anchor="_Toc225771984" w:history="1">
+      <w:hyperlink w:history="1" w:anchor="_Toc225771984">
         <w:r>
           <w:rPr>
             <w:rStyle w:val="Hyperlink"/>
@@ -334,7 +343,7 @@
           <w14:ligatures w14:val="standardContextual"/>
         </w:rPr>
       </w:pPr>
-      <w:hyperlink w:anchor="_Toc225771985" w:history="1">
+      <w:hyperlink w:history="1" w:anchor="_Toc225771985">
         <w:r>
           <w:rPr>
             <w:rStyle w:val="Hyperlink"/>
@@ -405,7 +414,7 @@
           <w14:ligatures w14:val="standardContextual"/>
         </w:rPr>
       </w:pPr>
-      <w:hyperlink w:anchor="_Toc225771986" w:history="1">
+      <w:hyperlink w:history="1" w:anchor="_Toc225771986">
         <w:r>
           <w:rPr>
             <w:rStyle w:val="Hyperlink"/>
@@ -476,7 +485,7 @@
           <w14:ligatures w14:val="standardContextual"/>
         </w:rPr>
       </w:pPr>
-      <w:hyperlink w:anchor="_Toc225771987" w:history="1">
+      <w:hyperlink w:history="1" w:anchor="_Toc225771987">
         <w:r>
           <w:rPr>
             <w:rStyle w:val="Hyperlink"/>
@@ -547,7 +556,7 @@
           <w14:ligatures w14:val="standardContextual"/>
         </w:rPr>
       </w:pPr>
-      <w:hyperlink w:anchor="_Toc225771988" w:history="1">
+      <w:hyperlink w:history="1" w:anchor="_Toc225771988">
         <w:r>
           <w:rPr>
             <w:rStyle w:val="Hyperlink"/>
@@ -618,7 +627,7 @@
           <w14:ligatures w14:val="standardContextual"/>
         </w:rPr>
       </w:pPr>
-      <w:hyperlink w:anchor="_Toc225771989" w:history="1">
+      <w:hyperlink w:history="1" w:anchor="_Toc225771989">
         <w:r>
           <w:rPr>
             <w:rStyle w:val="Hyperlink"/>
@@ -689,7 +698,7 @@
           <w14:ligatures w14:val="standardContextual"/>
         </w:rPr>
       </w:pPr>
-      <w:hyperlink w:anchor="_Toc225771990" w:history="1">
+      <w:hyperlink w:history="1" w:anchor="_Toc225771990">
         <w:r>
           <w:rPr>
             <w:rStyle w:val="Hyperlink"/>
@@ -760,7 +769,7 @@
           <w14:ligatures w14:val="standardContextual"/>
         </w:rPr>
       </w:pPr>
-      <w:hyperlink w:anchor="_Toc225771991" w:history="1">
+      <w:hyperlink w:history="1" w:anchor="_Toc225771991">
         <w:r>
           <w:rPr>
             <w:rStyle w:val="Hyperlink"/>
@@ -831,7 +840,7 @@
           <w14:ligatures w14:val="standardContextual"/>
         </w:rPr>
       </w:pPr>
-      <w:hyperlink w:anchor="_Toc225771992" w:history="1">
+      <w:hyperlink w:history="1" w:anchor="_Toc225771992">
         <w:r>
           <w:rPr>
             <w:rStyle w:val="Hyperlink"/>
@@ -902,7 +911,7 @@
           <w14:ligatures w14:val="standardContextual"/>
         </w:rPr>
       </w:pPr>
-      <w:hyperlink w:anchor="_Toc225771993" w:history="1">
+      <w:hyperlink w:history="1" w:anchor="_Toc225771993">
         <w:r>
           <w:rPr>
             <w:rStyle w:val="Hyperlink"/>
@@ -973,7 +982,7 @@
           <w14:ligatures w14:val="standardContextual"/>
         </w:rPr>
       </w:pPr>
-      <w:hyperlink w:anchor="_Toc225771994" w:history="1">
+      <w:hyperlink w:history="1" w:anchor="_Toc225771994">
         <w:r>
           <w:rPr>
             <w:rStyle w:val="Hyperlink"/>
@@ -1044,7 +1053,7 @@
           <w14:ligatures w14:val="standardContextual"/>
         </w:rPr>
       </w:pPr>
-      <w:hyperlink w:anchor="_Toc225771995" w:history="1">
+      <w:hyperlink w:history="1" w:anchor="_Toc225771995">
         <w:r>
           <w:rPr>
             <w:rStyle w:val="Hyperlink"/>
@@ -1115,7 +1124,7 @@
           <w14:ligatures w14:val="standardContextual"/>
         </w:rPr>
       </w:pPr>
-      <w:hyperlink w:anchor="_Toc225771996" w:history="1">
+      <w:hyperlink w:history="1" w:anchor="_Toc225771996">
         <w:r>
           <w:rPr>
             <w:rStyle w:val="Hyperlink"/>
@@ -1186,7 +1195,7 @@
           <w14:ligatures w14:val="standardContextual"/>
         </w:rPr>
       </w:pPr>
-      <w:hyperlink w:anchor="_Toc225771997" w:history="1">
+      <w:hyperlink w:history="1" w:anchor="_Toc225771997">
         <w:r>
           <w:rPr>
             <w:rStyle w:val="Hyperlink"/>
@@ -1257,7 +1266,7 @@
           <w14:ligatures w14:val="standardContextual"/>
         </w:rPr>
       </w:pPr>
-      <w:hyperlink w:anchor="_Toc225771998" w:history="1">
+      <w:hyperlink w:history="1" w:anchor="_Toc225771998">
         <w:r>
           <w:rPr>
             <w:rStyle w:val="Hyperlink"/>
@@ -1328,7 +1337,7 @@
           <w14:ligatures w14:val="standardContextual"/>
         </w:rPr>
       </w:pPr>
-      <w:hyperlink w:anchor="_Toc225771999" w:history="1">
+      <w:hyperlink w:history="1" w:anchor="_Toc225771999">
         <w:r>
           <w:rPr>
             <w:rStyle w:val="Hyperlink"/>
@@ -1399,7 +1408,7 @@
           <w14:ligatures w14:val="standardContextual"/>
         </w:rPr>
       </w:pPr>
-      <w:hyperlink w:anchor="_Toc225772000" w:history="1">
+      <w:hyperlink w:history="1" w:anchor="_Toc225772000">
         <w:r>
           <w:rPr>
             <w:rStyle w:val="Hyperlink"/>
@@ -1470,7 +1479,7 @@
           <w14:ligatures w14:val="standardContextual"/>
         </w:rPr>
       </w:pPr>
-      <w:hyperlink w:anchor="_Toc225772001" w:history="1">
+      <w:hyperlink w:history="1" w:anchor="_Toc225772001">
         <w:r>
           <w:rPr>
             <w:rStyle w:val="Hyperlink"/>
@@ -1541,7 +1550,7 @@
           <w14:ligatures w14:val="standardContextual"/>
         </w:rPr>
       </w:pPr>
-      <w:hyperlink w:anchor="_Toc225772002" w:history="1">
+      <w:hyperlink w:history="1" w:anchor="_Toc225772002">
         <w:r>
           <w:rPr>
             <w:rStyle w:val="Hyperlink"/>
@@ -1612,7 +1621,7 @@
           <w14:ligatures w14:val="standardContextual"/>
         </w:rPr>
       </w:pPr>
-      <w:hyperlink w:anchor="_Toc225772003" w:history="1">
+      <w:hyperlink w:history="1" w:anchor="_Toc225772003">
         <w:r>
           <w:rPr>
             <w:rStyle w:val="Hyperlink"/>
@@ -1683,7 +1692,7 @@
           <w14:ligatures w14:val="standardContextual"/>
         </w:rPr>
       </w:pPr>
-      <w:hyperlink w:anchor="_Toc225772004" w:history="1">
+      <w:hyperlink w:history="1" w:anchor="_Toc225772004">
         <w:r>
           <w:rPr>
             <w:rStyle w:val="Hyperlink"/>
@@ -1754,7 +1763,7 @@
           <w14:ligatures w14:val="standardContextual"/>
         </w:rPr>
       </w:pPr>
-      <w:hyperlink w:anchor="_Toc225772005" w:history="1">
+      <w:hyperlink w:history="1" w:anchor="_Toc225772005">
         <w:r>
           <w:rPr>
             <w:rStyle w:val="Hyperlink"/>
@@ -1825,7 +1834,7 @@
           <w14:ligatures w14:val="standardContextual"/>
         </w:rPr>
       </w:pPr>
-      <w:hyperlink w:anchor="_Toc225772006" w:history="1">
+      <w:hyperlink w:history="1" w:anchor="_Toc225772006">
         <w:r>
           <w:rPr>
             <w:rStyle w:val="Hyperlink"/>
@@ -1896,7 +1905,7 @@
           <w14:ligatures w14:val="standardContextual"/>
         </w:rPr>
       </w:pPr>
-      <w:hyperlink w:anchor="_Toc225772007" w:history="1">
+      <w:hyperlink w:history="1" w:anchor="_Toc225772007">
         <w:r>
           <w:rPr>
             <w:rStyle w:val="Hyperlink"/>
@@ -1967,7 +1976,7 @@
           <w14:ligatures w14:val="standardContextual"/>
         </w:rPr>
       </w:pPr>
-      <w:hyperlink w:anchor="_Toc225772008" w:history="1">
+      <w:hyperlink w:history="1" w:anchor="_Toc225772008">
         <w:r>
           <w:rPr>
             <w:rStyle w:val="Hyperlink"/>
@@ -2038,7 +2047,7 @@
           <w14:ligatures w14:val="standardContextual"/>
         </w:rPr>
       </w:pPr>
-      <w:hyperlink w:anchor="_Toc225772009" w:history="1">
+      <w:hyperlink w:history="1" w:anchor="_Toc225772009">
         <w:r>
           <w:rPr>
             <w:rStyle w:val="Hyperlink"/>
@@ -2109,7 +2118,7 @@
           <w14:ligatures w14:val="standardContextual"/>
         </w:rPr>
       </w:pPr>
-      <w:hyperlink w:anchor="_Toc225772010" w:history="1">
+      <w:hyperlink w:history="1" w:anchor="_Toc225772010">
         <w:r>
           <w:rPr>
             <w:rStyle w:val="Hyperlink"/>
@@ -2180,7 +2189,7 @@
           <w14:ligatures w14:val="standardContextual"/>
         </w:rPr>
       </w:pPr>
-      <w:hyperlink w:anchor="_Toc225772011" w:history="1">
+      <w:hyperlink w:history="1" w:anchor="_Toc225772011">
         <w:r>
           <w:rPr>
             <w:rStyle w:val="Hyperlink"/>
@@ -2251,7 +2260,7 @@
           <w14:ligatures w14:val="standardContextual"/>
         </w:rPr>
       </w:pPr>
-      <w:hyperlink w:anchor="_Toc225772012" w:history="1">
+      <w:hyperlink w:history="1" w:anchor="_Toc225772012">
         <w:r>
           <w:rPr>
             <w:rStyle w:val="Hyperlink"/>
@@ -2322,7 +2331,7 @@
           <w14:ligatures w14:val="standardContextual"/>
         </w:rPr>
       </w:pPr>
-      <w:hyperlink w:anchor="_Toc225772013" w:history="1">
+      <w:hyperlink w:history="1" w:anchor="_Toc225772013">
         <w:r>
           <w:rPr>
             <w:rStyle w:val="Hyperlink"/>
@@ -2425,9 +2434,8 @@
       <w:pPr>
         <w:pStyle w:val="Heading1"/>
       </w:pPr>
-      <w:bookmarkStart w:id="2" w:name="_Toc225771985"/>
-      <w:r>
-        <w:lastRenderedPageBreak/>
+      <w:bookmarkStart w:name="_Toc225771985" w:id="2"/>
+      <w:r>
         <w:t xml:space="preserve">1. </w:t>
       </w:r>
       <w:r>
@@ -2440,178 +2448,154 @@
         <w:spacing w:line="240" w:lineRule="auto"/>
       </w:pPr>
       <w:r>
+        <w:rPr/>
         <w:t xml:space="preserve">The review is coordinated by </w:t>
       </w:r>
       <w:r>
         <w:rPr>
-          <w:b/>
-          <w:bCs/>
           <w:highlight w:val="yellow"/>
         </w:rPr>
-        <w:t>Matt Jones</w:t>
+        <w:t>X</w:t>
+      </w:r>
+      <w:r>
+        <w:rPr/>
+        <w:t xml:space="preserve"> </w:t>
+      </w:r>
+      <w:r>
+        <w:rPr/>
+        <w:t xml:space="preserve">in collaboration with </w:t>
       </w:r>
       <w:r>
         <w:rPr>
-          <w:b/>
-          <w:bCs/>
+          <w:b w:val="1"/>
+          <w:bCs w:val="1"/>
+          <w:highlight w:val="yellow"/>
+        </w:rPr>
+        <w:t>X</w:t>
+      </w:r>
+      <w:r>
+        <w:rPr>
+          <w:b w:val="1"/>
+          <w:bCs w:val="1"/>
         </w:rPr>
         <w:t xml:space="preserve"> </w:t>
       </w:r>
       <w:r>
-        <w:t xml:space="preserve">in collaboration with </w:t>
-      </w:r>
-      <w:r>
+        <w:rPr/>
+        <w:t xml:space="preserve">It has been agreed to provide a structured assessment of how heat pumps are specified, commissioned, </w:t>
+      </w:r>
+      <w:r>
+        <w:rPr/>
+        <w:t>monitored</w:t>
+      </w:r>
+      <w:r>
+        <w:rPr/>
+        <w:t xml:space="preserve">, and managed across the social housing portfolio, and to </w:t>
+      </w:r>
+      <w:r>
+        <w:rPr/>
+        <w:t>identify</w:t>
+      </w:r>
+      <w:r>
+        <w:rPr/>
+        <w:t xml:space="preserve"> the changes </w:t>
+      </w:r>
+      <w:r>
+        <w:rPr/>
+        <w:t>required</w:t>
+      </w:r>
+      <w:r>
+        <w:rPr/>
+        <w:t xml:space="preserve"> to support effective large-scale deployment.</w:t>
+      </w:r>
+    </w:p>
+    <w:p>
+      <w:pPr>
+        <w:spacing w:line="240" w:lineRule="auto"/>
+      </w:pPr>
+      <w:r>
+        <w:t>This document outlines what should be included in the project plan by considering which aspects of our work are most essential to review. A full project plan will be developed at the project initiation stage based on feedback from key stakeholders, including asset management, housing operations, repairs and maintenance, sustainability teams, contractors, and residents where appropriate.</w:t>
+      </w:r>
+    </w:p>
+    <w:p>
+      <w:pPr>
+        <w:spacing w:line="240" w:lineRule="auto"/>
+      </w:pPr>
+      <w:r>
+        <w:t>The review is needed due to the increasing rollout of heat pumps through decarbonisation programmes and funding schemes. Local project experience and internal audits have highlighted variability in system performance, commissioning quality, resident experience, and clarity of responsibilities across delivery partners. These challenges include inconsistent design assumptions, limited post-installation optimisation, unclear ownership of performance monitoring, and gaps in resident support.</w:t>
+      </w:r>
+    </w:p>
+    <w:p>
+      <w:pPr>
+        <w:spacing w:line="240" w:lineRule="auto"/>
+      </w:pPr>
+      <w:r>
+        <w:t>This reflects wider national experience. Programmes such as ECO4 have accelerated heat pump installations but also exposed issues including inconsistent commissioning, limited performance verification, and fragmented accountability between installers, manufacturers, and housing providers. These challenges highlight the need for clearer governance, defined operational processes, and proactive performance monitoring.</w:t>
+      </w:r>
+    </w:p>
+    <w:p>
+      <w:pPr>
+        <w:spacing w:line="240" w:lineRule="auto"/>
+      </w:pPr>
+      <w:r>
+        <w:t>This strategic review will examine current arrangements across People, Policies &amp; Process, Organisation, Governance, and Operations to identify gaps and define a future operating model for heat pump delivery and management, supporting consistent deployment and improved resident outcomes.</w:t>
+      </w:r>
+    </w:p>
+    <w:p>
+      <w:pPr>
+        <w:spacing w:line="240" w:lineRule="auto"/>
+      </w:pPr>
+    </w:p>
+    <w:p>
+      <w:pPr>
+        <w:pStyle w:val="Heading1"/>
+      </w:pPr>
+      <w:bookmarkStart w:name="_Toc225771986" w:id="3"/>
+      <w:r>
+        <w:rPr/>
+        <w:t xml:space="preserve">2. </w:t>
+      </w:r>
+      <w:r>
+        <w:rPr/>
+        <w:t>Compl</w:t>
+      </w:r>
+      <w:r>
+        <w:rPr/>
+        <w:t>e</w:t>
+      </w:r>
+      <w:r>
+        <w:rPr/>
+        <w:t>mentary projects</w:t>
+      </w:r>
+      <w:bookmarkEnd w:id="3"/>
+      <w:r>
+        <w:rPr/>
+        <w:t xml:space="preserve"> </w:t>
+      </w:r>
+    </w:p>
+    <w:p>
+      <w:pPr>
         <w:rPr>
-          <w:b/>
-          <w:bCs/>
           <w:highlight w:val="yellow"/>
         </w:rPr>
-        <w:t>Emily White</w:t>
-      </w:r>
+      </w:pPr>
       <w:r>
         <w:rPr>
-          <w:b/>
-          <w:bCs/>
+          <w:highlight w:val="yellow"/>
         </w:rPr>
-        <w:t xml:space="preserve">. </w:t>
-      </w:r>
-      <w:r>
-        <w:t>It has been agreed to provide a structured assessment of how heat pumps are specified, commissioned, monitored, and managed across the social housing portfolio, and to identify the changes required to support effective large-scale deployment.</w:t>
-      </w:r>
-    </w:p>
-    <w:p>
-      <w:pPr>
-        <w:spacing w:line="240" w:lineRule="auto"/>
-      </w:pPr>
-      <w:r>
-        <w:t>This document outlines what should be included in the project plan by considering which aspects of our work are most essential to review. A full project plan will be developed at the project initiation stage based on feedback from key stakeholders, including asset management, housing operations, repairs and maintenance, sustainability teams, contractors, and residents where appropriate.</w:t>
-      </w:r>
-    </w:p>
-    <w:p>
-      <w:pPr>
-        <w:spacing w:line="240" w:lineRule="auto"/>
-      </w:pPr>
-      <w:r>
-        <w:t>The review is needed due to the increasing rollout of heat pumps through decarbonisation programmes and funding schemes. Local project experience and internal audits have highlighted variability in system performance, commissioning quality, resident experience, and clarity of responsibilities across delivery partners. These challenges include inconsistent design assumptions, limited post-installation optimisation, unclear ownership of performance monitoring, and gaps in resident support.</w:t>
-      </w:r>
-    </w:p>
-    <w:p>
-      <w:pPr>
-        <w:spacing w:line="240" w:lineRule="auto"/>
-      </w:pPr>
-      <w:r>
-        <w:t>This reflects wider national experience. Programmes such as ECO4 have accelerated heat pump installations but also exposed issues including inconsistent commissioning, limited performance verification, and fragmented accountability between installers, manufacturers, and housing providers. These challenges highlight the need for clearer governance, defined operational processes, and proactive performance monitoring.</w:t>
-      </w:r>
-    </w:p>
-    <w:p>
-      <w:pPr>
-        <w:spacing w:line="240" w:lineRule="auto"/>
-      </w:pPr>
-      <w:r>
-        <w:t>This strategic review will examine current arrangements across People, Policies &amp; Process, Organisation, Governance, and Operations to identify gaps and define a future operating model for heat pump delivery and management, supporting consistent deployment and improved resident outcomes.</w:t>
-      </w:r>
-    </w:p>
-    <w:p>
-      <w:pPr>
-        <w:spacing w:line="240" w:lineRule="auto"/>
-      </w:pPr>
+        <w:t>List relevant projects relating to heat pumps...</w:t>
+      </w:r>
+    </w:p>
+    <w:p>
+      <w:r>
+        <w:t>These completed projects have provided input to, and informed the development of, this strategic review, ensuring it reflects recent learning and emerging good practice.</w:t>
+      </w:r>
     </w:p>
     <w:p>
       <w:pPr>
         <w:pStyle w:val="Heading1"/>
       </w:pPr>
-      <w:bookmarkStart w:id="3" w:name="_Toc225771986"/>
-      <w:r>
-        <w:t xml:space="preserve">2. </w:t>
-      </w:r>
-      <w:r>
-        <w:t>Compl</w:t>
-      </w:r>
-      <w:r>
-        <w:t>e</w:t>
-      </w:r>
-      <w:r>
-        <w:t>mentary projects</w:t>
-      </w:r>
-      <w:bookmarkEnd w:id="3"/>
-      <w:r>
-        <w:t xml:space="preserve"> </w:t>
-      </w:r>
-    </w:p>
-    <w:p>
-      <w:r>
-        <w:t>Several projects relating to heat pump deployment and performance have informed this review. These projects provide evidence, lessons learned, and practical insights that shape the scope and priorities of the strategic review.</w:t>
-      </w:r>
-      <w:r>
-        <w:t xml:space="preserve"> </w:t>
-      </w:r>
-    </w:p>
-    <w:p>
-      <w:r>
-        <w:t xml:space="preserve">The </w:t>
-      </w:r>
-      <w:r>
-        <w:rPr>
-          <w:b/>
-          <w:bCs/>
-        </w:rPr>
-        <w:t>Heat Pump Ready</w:t>
-      </w:r>
-      <w:r>
-        <w:t xml:space="preserve"> project explored approaches to improving heat pump deployment and performance, including commissioning practices, system optimisation, and resident experience. Learning from this work highlighted the importance of consistent processes, clearer roles and responsibilities, and ongoing performance monitoring.</w:t>
-      </w:r>
-    </w:p>
-    <w:p>
-      <w:r>
-        <w:t xml:space="preserve">The </w:t>
-      </w:r>
-      <w:r>
-        <w:rPr>
-          <w:b/>
-          <w:bCs/>
-        </w:rPr>
-        <w:t>OptiHeat</w:t>
-      </w:r>
-      <w:r>
-        <w:t xml:space="preserve"> project focused on the use of data and monitoring to better understand heat pump operation and identify opportunities for optimisation. Insights from this </w:t>
-      </w:r>
-      <w:r>
-        <w:lastRenderedPageBreak/>
-        <w:t>project informed considerations around remote monitoring, operational workflows, and performance-led management.</w:t>
-      </w:r>
-    </w:p>
-    <w:p>
-      <w:r>
-        <w:t xml:space="preserve">Work delivered in collaboration with </w:t>
-      </w:r>
-      <w:r>
-        <w:rPr>
-          <w:b/>
-          <w:bCs/>
-        </w:rPr>
-        <w:t>NESTA</w:t>
-      </w:r>
-      <w:r>
-        <w:rPr>
-          <w:b/>
-          <w:bCs/>
-        </w:rPr>
-        <w:t xml:space="preserve"> </w:t>
-      </w:r>
-      <w:r>
-        <w:t>examined service models, resident engagement, and scalable approaches to heat pump rollout. This helped shape thinking around organisational readiness, governance, and long-term operational support.</w:t>
-      </w:r>
-    </w:p>
-    <w:p>
-      <w:r>
-        <w:t>These completed projects have provided input to, and informed the development of, this strategic review, ensuring it reflects recent learning and emerging good practice.</w:t>
-      </w:r>
-    </w:p>
-    <w:p>
-      <w:pPr>
-        <w:pStyle w:val="Heading1"/>
-      </w:pPr>
-      <w:bookmarkStart w:id="4" w:name="_Toc225771987"/>
+      <w:bookmarkStart w:name="_Toc225771987" w:id="4"/>
       <w:r>
         <w:t>3</w:t>
       </w:r>
@@ -2721,7 +2705,7 @@
       <w:pPr>
         <w:pStyle w:val="Heading2"/>
       </w:pPr>
-      <w:bookmarkStart w:id="5" w:name="_Toc225771988"/>
+      <w:bookmarkStart w:name="_Toc225771988" w:id="5"/>
       <w:r>
         <w:t xml:space="preserve">3.1 </w:t>
       </w:r>
@@ -2817,18 +2801,31 @@
                                 <w:noProof/>
                               </w:rPr>
                             </w:pPr>
-                            <w:bookmarkStart w:id="6" w:name="_Ref225771059"/>
+                            <w:bookmarkStart w:name="_Ref225771059" w:id="6"/>
                             <w:r>
                               <w:t xml:space="preserve">Figure </w:t>
                             </w:r>
-                            <w:fldSimple w:instr=" SEQ Figure \* ARABIC ">
-                              <w:r>
-                                <w:rPr>
-                                  <w:noProof/>
-                                </w:rPr>
-                                <w:t>1</w:t>
-                              </w:r>
-                            </w:fldSimple>
+                            <w:r>
+                              <w:fldChar w:fldCharType="begin"/>
+                            </w:r>
+                            <w:r>
+                              <w:instrText xml:space="preserve"> SEQ Figure \* ARABIC </w:instrText>
+                            </w:r>
+                            <w:r>
+                              <w:fldChar w:fldCharType="separate"/>
+                            </w:r>
+                            <w:r>
+                              <w:rPr>
+                                <w:noProof/>
+                              </w:rPr>
+                              <w:t>1</w:t>
+                            </w:r>
+                            <w:r>
+                              <w:rPr>
+                                <w:noProof/>
+                              </w:rPr>
+                              <w:fldChar w:fldCharType="end"/>
+                            </w:r>
                             <w:bookmarkEnd w:id="6"/>
                             <w:r>
                               <w:t xml:space="preserve">. </w:t>
@@ -2851,13 +2848,13 @@
               </wp:anchor>
             </w:drawing>
           </mc:Choice>
-          <mc:Fallback xmlns="">
+          <mc:Fallback>
             <w:pict>
-              <v:shapetype w14:anchorId="32E91269" id="_x0000_t202" coordsize="21600,21600" o:spt="202" path="m,l,21600r21600,l21600,xe">
+              <v:shapetype id="_x0000_t202" coordsize="21600,21600" o:spt="202" path="m,l,21600r21600,l21600,xe" w14:anchorId="32E91269">
                 <v:stroke joinstyle="miter"/>
                 <v:path gradientshapeok="t" o:connecttype="rect"/>
               </v:shapetype>
-              <v:shape id="Text Box 1" o:spid="_x0000_s1026" type="#_x0000_t202" style="position:absolute;margin-left:-12.2pt;margin-top:62.7pt;width:431.6pt;height:.05pt;z-index:251658243;visibility:visible;mso-wrap-style:square;mso-wrap-distance-left:9pt;mso-wrap-distance-top:0;mso-wrap-distance-right:9pt;mso-wrap-distance-bottom:0;mso-position-horizontal:absolute;mso-position-horizontal-relative:text;mso-position-vertical:absolute;mso-position-vertical-relative:text;v-text-anchor:top" o:gfxdata="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" stroked="f">
+              <v:shape id="Text Box 1" style="position:absolute;margin-left:-12.2pt;margin-top:62.7pt;width:431.6pt;height:.05pt;z-index:251658243;visibility:visible;mso-wrap-style:square;mso-wrap-distance-left:9pt;mso-wrap-distance-top:0;mso-wrap-distance-right:9pt;mso-wrap-distance-bottom:0;mso-position-horizontal:absolute;mso-position-horizontal-relative:text;mso-position-vertical:absolute;mso-position-vertical-relative:text;v-text-anchor:top" o:spid="_x0000_s1026" stroked="f" type="#_x0000_t202" o:gfxdata="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">
                 <v:textbox style="mso-fit-shape-to-text:t" inset="0,0,0,0">
                   <w:txbxContent>
                     <w:p>
@@ -2869,7 +2866,6 @@
                           <w:noProof/>
                         </w:rPr>
                       </w:pPr>
-                      <w:bookmarkStart w:id="7" w:name="_Ref225771059"/>
                       <w:r>
                         <w:t xml:space="preserve">Figure </w:t>
                       </w:r>
@@ -2894,7 +2890,6 @@
                         </w:rPr>
                         <w:fldChar w:fldCharType="end"/>
                       </w:r>
-                      <w:bookmarkEnd w:id="7"/>
                       <w:r>
                         <w:t xml:space="preserve">. </w:t>
                       </w:r>
@@ -3263,21 +3258,21 @@
               </wp:anchor>
             </w:drawing>
           </mc:Choice>
-          <mc:Fallback xmlns="">
+          <mc:Fallback>
             <w:pict>
-              <v:group w14:anchorId="0EAA0F82" id="Group 12" o:spid="_x0000_s1027" style="position:absolute;margin-left:-12.2pt;margin-top:20.65pt;width:431.6pt;height:37.55pt;z-index:251658240;mso-width-relative:margin;mso-height-relative:margin" coordsize="62666,3168" o:gfxdata="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">
+              <v:group id="Group 12" style="position:absolute;margin-left:-12.2pt;margin-top:20.65pt;width:431.6pt;height:37.55pt;z-index:251658240;mso-width-relative:margin;mso-height-relative:margin" coordsize="62666,3168" o:spid="_x0000_s1027" w14:anchorId="0EAA0F82" o:gfxdata="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">
                 <v:shapetype id="_x0000_t15" coordsize="21600,21600" o:spt="15" adj="16200" path="m@0,l,,,21600@0,21600,21600,10800xe">
                   <v:stroke joinstyle="miter"/>
                   <v:formulas>
                     <v:f eqn="val #0"/>
                     <v:f eqn="prod #0 1 2"/>
                   </v:formulas>
-                  <v:path gradientshapeok="t" o:connecttype="custom" o:connectlocs="@1,0;0,10800;@1,21600;21600,10800" o:connectangles="270,180,90,0" textboxrect="0,0,10800,21600;0,0,16200,21600;0,0,21600,21600"/>
+                  <v:path textboxrect="0,0,10800,21600;0,0,16200,21600;0,0,21600,21600" gradientshapeok="t" o:connecttype="custom" o:connectlocs="@1,0;0,10800;@1,21600;21600,10800" o:connectangles="270,180,90,0"/>
                   <v:handles>
                     <v:h position="#0,topLeft" xrange="0,21600"/>
                   </v:handles>
                 </v:shapetype>
-                <v:shape id="Arrow: Pentagon 15" o:spid="_x0000_s1028" type="#_x0000_t15" style="position:absolute;width:15344;height:3163;visibility:visible;mso-wrap-style:square;v-text-anchor:middle" o:gfxdata="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" adj="19373" fillcolor="#90a1cf [1940]" stroked="f" strokeweight="1.5pt">
+                <v:shape id="Arrow: Pentagon 15" style="position:absolute;width:15344;height:3163;visibility:visible;mso-wrap-style:square;v-text-anchor:middle" o:spid="_x0000_s1028" fillcolor="#90a1cf [1940]" stroked="f" strokeweight="1.5pt" type="#_x0000_t15" adj="19373" o:gfxdata="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">
                   <v:textbox>
                     <w:txbxContent>
                       <w:p>
@@ -3312,12 +3307,12 @@
                     <v:f eqn="sum 21600 0 @0"/>
                     <v:f eqn="prod #0 1 2"/>
                   </v:formulas>
-                  <v:path o:connecttype="custom" o:connectlocs="@2,0;@1,10800;@2,21600;21600,10800" o:connectangles="270,180,90,0" textboxrect="0,0,10800,21600;0,0,16200,21600;0,0,21600,21600"/>
+                  <v:path textboxrect="0,0,10800,21600;0,0,16200,21600;0,0,21600,21600" o:connecttype="custom" o:connectlocs="@2,0;@1,10800;@2,21600;21600,10800" o:connectangles="270,180,90,0"/>
                   <v:handles>
                     <v:h position="#0,topLeft" xrange="0,21600"/>
                   </v:handles>
                 </v:shapetype>
-                <v:shape id="Arrow: Chevron 37" o:spid="_x0000_s1029" type="#_x0000_t55" style="position:absolute;left:13459;top:90;width:17981;height:3078;visibility:visible;mso-wrap-style:square;v-text-anchor:middle" o:gfxdata="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" adj="19751" fillcolor="#90a1cf [1940]" stroked="f">
+                <v:shape id="Arrow: Chevron 37" style="position:absolute;left:13459;top:90;width:17981;height:3078;visibility:visible;mso-wrap-style:square;v-text-anchor:middle" o:spid="_x0000_s1029" fillcolor="#90a1cf [1940]" stroked="f" type="#_x0000_t55" adj="19751" o:gfxdata="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">
                   <v:textbox>
                     <w:txbxContent>
                       <w:p>
@@ -3345,7 +3340,7 @@
                     </w:txbxContent>
                   </v:textbox>
                 </v:shape>
-                <v:shape id="Arrow: Chevron 35" o:spid="_x0000_s1030" type="#_x0000_t55" style="position:absolute;left:29636;top:90;width:16839;height:3078;visibility:visible;mso-wrap-style:square;v-text-anchor:middle" o:gfxdata="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" adj="19626" fillcolor="#90a1cf [1940]" stroked="f">
+                <v:shape id="Arrow: Chevron 35" style="position:absolute;left:29636;top:90;width:16839;height:3078;visibility:visible;mso-wrap-style:square;v-text-anchor:middle" o:spid="_x0000_s1030" fillcolor="#90a1cf [1940]" stroked="f" type="#_x0000_t55" adj="19626" o:gfxdata="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">
                   <v:textbox>
                     <w:txbxContent>
                       <w:p>
@@ -3384,7 +3379,7 @@
                     </w:txbxContent>
                   </v:textbox>
                 </v:shape>
-                <v:shape id="Arrow: Chevron 36" o:spid="_x0000_s1031" type="#_x0000_t55" style="position:absolute;left:45826;top:90;width:16840;height:3078;visibility:visible;mso-wrap-style:square;v-text-anchor:middle" o:gfxdata="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" adj="19626" fillcolor="#90a1cf [1940]" stroked="f">
+                <v:shape id="Arrow: Chevron 36" style="position:absolute;left:45826;top:90;width:16840;height:3078;visibility:visible;mso-wrap-style:square;v-text-anchor:middle" o:spid="_x0000_s1031" fillcolor="#90a1cf [1940]" stroked="f" type="#_x0000_t55" adj="19626" o:gfxdata="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">
                   <v:textbox>
                     <w:txbxContent>
                       <w:p>
@@ -3522,14 +3517,14 @@
       <w:pPr>
         <w:pStyle w:val="Heading2"/>
       </w:pPr>
-      <w:bookmarkStart w:id="7" w:name="_Toc225771989"/>
+      <w:bookmarkStart w:name="_Toc225771989" w:id="8"/>
       <w:r>
         <w:t xml:space="preserve">3.2 </w:t>
       </w:r>
       <w:r>
         <w:t>Focus areas for cycles:</w:t>
       </w:r>
-      <w:bookmarkEnd w:id="7"/>
+      <w:bookmarkEnd w:id="8"/>
     </w:p>
     <w:p>
       <w:pPr>
@@ -3544,7 +3539,6 @@
         </w:rPr>
         <w:t xml:space="preserve">To keep the review achievable, it is recommended </w:t>
       </w:r>
-      <w:proofErr w:type="gramStart"/>
       <w:r>
         <w:rPr>
           <w:rFonts w:eastAsia="MS Mincho" w:cs="Arial"/>
@@ -3555,9 +3549,8 @@
         <w:rPr>
           <w:rFonts w:eastAsia="MS Mincho" w:cs="Arial"/>
         </w:rPr>
-        <w:t xml:space="preserve"> a</w:t>
-      </w:r>
-      <w:proofErr w:type="gramEnd"/>
+        <w:t xml:space="preserve">a</w:t>
+      </w:r>
       <w:r>
         <w:rPr>
           <w:rFonts w:eastAsia="MS Mincho" w:cs="Arial"/>
@@ -3606,6 +3599,7 @@
         <w:fldChar w:fldCharType="separate"/>
       </w:r>
       <w:r>
+        <w:rPr/>
         <w:t xml:space="preserve">Figure </w:t>
       </w:r>
       <w:r>
@@ -3632,14 +3626,12 @@
         </w:rPr>
         <w:t xml:space="preserve">nce the priority areas are chosen, each one is looked at separately while </w:t>
       </w:r>
-      <w:proofErr w:type="gramStart"/>
       <w:r>
         <w:rPr>
           <w:rFonts w:eastAsia="MS Mincho" w:cs="Arial"/>
         </w:rPr>
         <w:t>still keeping</w:t>
       </w:r>
-      <w:proofErr w:type="gramEnd"/>
       <w:r>
         <w:rPr>
           <w:rFonts w:eastAsia="MS Mincho" w:cs="Arial"/>
@@ -3710,7 +3702,6 @@
         <w:rPr>
           <w:noProof/>
         </w:rPr>
-        <w:lastRenderedPageBreak/>
         <w:drawing>
           <wp:inline distT="0" distB="0" distL="0" distR="0" wp14:anchorId="059B494C" wp14:editId="7054AEC3">
             <wp:extent cx="5595066" cy="2756647"/>
@@ -3752,19 +3743,32 @@
       <w:pPr>
         <w:pStyle w:val="Caption"/>
       </w:pPr>
-      <w:bookmarkStart w:id="8" w:name="_Ref225771198"/>
+      <w:bookmarkStart w:name="_Ref225771198" w:id="9"/>
       <w:r>
         <w:t xml:space="preserve">Figure </w:t>
       </w:r>
-      <w:fldSimple w:instr=" SEQ Figure \* ARABIC ">
-        <w:r>
-          <w:rPr>
-            <w:noProof/>
-          </w:rPr>
-          <w:t>2</w:t>
-        </w:r>
-      </w:fldSimple>
-      <w:bookmarkEnd w:id="8"/>
+      <w:r>
+        <w:fldChar w:fldCharType="begin"/>
+      </w:r>
+      <w:r>
+        <w:instrText xml:space="preserve"> SEQ Figure \* ARABIC </w:instrText>
+      </w:r>
+      <w:r>
+        <w:fldChar w:fldCharType="separate"/>
+      </w:r>
+      <w:r>
+        <w:rPr>
+          <w:noProof/>
+        </w:rPr>
+        <w:t>2</w:t>
+      </w:r>
+      <w:r>
+        <w:rPr>
+          <w:noProof/>
+        </w:rPr>
+        <w:fldChar w:fldCharType="end"/>
+      </w:r>
+      <w:bookmarkEnd w:id="9"/>
       <w:r>
         <w:t xml:space="preserve">: </w:t>
       </w:r>
@@ -3776,7 +3780,7 @@
       <w:pPr>
         <w:pStyle w:val="Heading1"/>
       </w:pPr>
-      <w:bookmarkStart w:id="9" w:name="_Toc225771990"/>
+      <w:bookmarkStart w:name="_Toc225771990" w:id="10"/>
       <w:r>
         <w:t xml:space="preserve">4. </w:t>
       </w:r>
@@ -3786,7 +3790,7 @@
       <w:r>
         <w:t>scope of review</w:t>
       </w:r>
-      <w:bookmarkEnd w:id="9"/>
+      <w:bookmarkEnd w:id="10"/>
     </w:p>
     <w:p>
       <w:pPr>
@@ -4066,19 +4070,32 @@
                                 <w:noProof/>
                               </w:rPr>
                             </w:pPr>
-                            <w:bookmarkStart w:id="10" w:name="_Ref225771292"/>
+                            <w:bookmarkStart w:name="_Ref225771292" w:id="11"/>
                             <w:r>
                               <w:t xml:space="preserve">Figure </w:t>
                             </w:r>
-                            <w:fldSimple w:instr=" SEQ Figure \* ARABIC ">
-                              <w:r>
-                                <w:rPr>
-                                  <w:noProof/>
-                                </w:rPr>
-                                <w:t>3</w:t>
-                              </w:r>
-                            </w:fldSimple>
-                            <w:bookmarkEnd w:id="10"/>
+                            <w:r>
+                              <w:fldChar w:fldCharType="begin"/>
+                            </w:r>
+                            <w:r>
+                              <w:instrText xml:space="preserve"> SEQ Figure \* ARABIC </w:instrText>
+                            </w:r>
+                            <w:r>
+                              <w:fldChar w:fldCharType="separate"/>
+                            </w:r>
+                            <w:r>
+                              <w:rPr>
+                                <w:noProof/>
+                              </w:rPr>
+                              <w:t>3</w:t>
+                            </w:r>
+                            <w:r>
+                              <w:rPr>
+                                <w:noProof/>
+                              </w:rPr>
+                              <w:fldChar w:fldCharType="end"/>
+                            </w:r>
+                            <w:bookmarkEnd w:id="11"/>
                             <w:r>
                               <w:t>: The five dimensions of the review.</w:t>
                             </w:r>
@@ -4097,9 +4114,9 @@
               </wp:anchor>
             </w:drawing>
           </mc:Choice>
-          <mc:Fallback xmlns="">
+          <mc:Fallback>
             <w:pict>
-              <v:shape w14:anchorId="4E02B134" id="_x0000_s1032" type="#_x0000_t202" style="position:absolute;margin-left:-4.25pt;margin-top:15.3pt;width:472.9pt;height:.05pt;z-index:251658244;visibility:visible;mso-wrap-style:square;mso-wrap-distance-left:9pt;mso-wrap-distance-top:0;mso-wrap-distance-right:9pt;mso-wrap-distance-bottom:0;mso-position-horizontal:absolute;mso-position-horizontal-relative:text;mso-position-vertical:absolute;mso-position-vertical-relative:text;v-text-anchor:top" o:gfxdata="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" stroked="f">
+              <v:shape id="_x0000_s1032" style="position:absolute;margin-left:-4.25pt;margin-top:15.3pt;width:472.9pt;height:.05pt;z-index:251658244;visibility:visible;mso-wrap-style:square;mso-wrap-distance-left:9pt;mso-wrap-distance-top:0;mso-wrap-distance-right:9pt;mso-wrap-distance-bottom:0;mso-position-horizontal:absolute;mso-position-horizontal-relative:text;mso-position-vertical:absolute;mso-position-vertical-relative:text;v-text-anchor:top" stroked="f" type="#_x0000_t202" o:gfxdata="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" w14:anchorId="4E02B134">
                 <v:textbox style="mso-fit-shape-to-text:t" inset="0,0,0,0">
                   <w:txbxContent>
                     <w:p>
@@ -4109,7 +4126,6 @@
                           <w:noProof/>
                         </w:rPr>
                       </w:pPr>
-                      <w:bookmarkStart w:id="12" w:name="_Ref225771292"/>
                       <w:r>
                         <w:t xml:space="preserve">Figure </w:t>
                       </w:r>
@@ -4134,7 +4150,6 @@
                         </w:rPr>
                         <w:fldChar w:fldCharType="end"/>
                       </w:r>
-                      <w:bookmarkEnd w:id="12"/>
                       <w:r>
                         <w:t>: The five dimensions of the review.</w:t>
                       </w:r>
@@ -4174,14 +4189,14 @@
       <w:pPr>
         <w:pStyle w:val="Heading3"/>
       </w:pPr>
-      <w:bookmarkStart w:id="11" w:name="_Toc225771991"/>
+      <w:bookmarkStart w:name="_Toc225771991" w:id="13"/>
       <w:r>
         <w:t xml:space="preserve">4.1.1  </w:t>
       </w:r>
       <w:r>
         <w:t>People</w:t>
       </w:r>
-      <w:bookmarkEnd w:id="11"/>
+      <w:bookmarkEnd w:id="13"/>
     </w:p>
     <w:p>
       <w:pPr>
@@ -4269,14 +4284,14 @@
       <w:pPr>
         <w:pStyle w:val="Heading3"/>
       </w:pPr>
-      <w:bookmarkStart w:id="12" w:name="_Toc225771992"/>
+      <w:bookmarkStart w:name="_Toc225771992" w:id="14"/>
       <w:r>
         <w:t xml:space="preserve">4.1.2 </w:t>
       </w:r>
       <w:r>
         <w:t>Policies &amp; Process</w:t>
       </w:r>
-      <w:bookmarkEnd w:id="12"/>
+      <w:bookmarkEnd w:id="14"/>
     </w:p>
     <w:p>
       <w:pPr>
@@ -4364,14 +4379,14 @@
       <w:pPr>
         <w:pStyle w:val="Heading3"/>
       </w:pPr>
-      <w:bookmarkStart w:id="13" w:name="_Toc225771993"/>
+      <w:bookmarkStart w:name="_Toc225771993" w:id="15"/>
       <w:r>
         <w:t xml:space="preserve">4.1.3 </w:t>
       </w:r>
       <w:r>
         <w:t>Organisation</w:t>
       </w:r>
-      <w:bookmarkEnd w:id="13"/>
+      <w:bookmarkEnd w:id="15"/>
     </w:p>
     <w:p>
       <w:pPr>
@@ -4410,7 +4425,6 @@
         <w:spacing w:line="240" w:lineRule="auto"/>
       </w:pPr>
       <w:r>
-        <w:lastRenderedPageBreak/>
         <w:t xml:space="preserve">How will roles and responsibilities shift? </w:t>
       </w:r>
     </w:p>
@@ -4460,14 +4474,14 @@
       <w:pPr>
         <w:pStyle w:val="Heading3"/>
       </w:pPr>
-      <w:bookmarkStart w:id="14" w:name="_Toc225771994"/>
+      <w:bookmarkStart w:name="_Toc225771994" w:id="16"/>
       <w:r>
         <w:t xml:space="preserve">4.1.4 </w:t>
       </w:r>
       <w:r>
         <w:t>Governance</w:t>
       </w:r>
-      <w:bookmarkEnd w:id="14"/>
+      <w:bookmarkEnd w:id="16"/>
     </w:p>
     <w:p>
       <w:pPr>
@@ -4555,14 +4569,14 @@
       <w:pPr>
         <w:pStyle w:val="Heading3"/>
       </w:pPr>
-      <w:bookmarkStart w:id="15" w:name="_Toc225771995"/>
+      <w:bookmarkStart w:name="_Toc225771995" w:id="17"/>
       <w:r>
         <w:t xml:space="preserve">4.1.5 </w:t>
       </w:r>
       <w:r>
         <w:t>Operations</w:t>
       </w:r>
-      <w:bookmarkEnd w:id="15"/>
+      <w:bookmarkEnd w:id="17"/>
     </w:p>
     <w:p>
       <w:pPr>
@@ -4653,14 +4667,14 @@
       <w:pPr>
         <w:pStyle w:val="Heading1"/>
       </w:pPr>
-      <w:bookmarkStart w:id="16" w:name="_Toc225771996"/>
+      <w:bookmarkStart w:name="_Toc225771996" w:id="18"/>
       <w:r>
         <w:t xml:space="preserve">5. </w:t>
       </w:r>
       <w:r>
         <w:t>Areas of focus</w:t>
       </w:r>
-      <w:bookmarkEnd w:id="16"/>
+      <w:bookmarkEnd w:id="18"/>
     </w:p>
     <w:p>
       <w:pPr>
@@ -4727,7 +4741,6 @@
                 <w:b/>
                 <w:bCs/>
               </w:rPr>
-              <w:lastRenderedPageBreak/>
               <w:t>Focus Area</w:t>
             </w:r>
             <w:r>
@@ -5682,14 +5695,14 @@
       <w:pPr>
         <w:pStyle w:val="Heading2"/>
       </w:pPr>
-      <w:bookmarkStart w:id="17" w:name="_Toc225771997"/>
+      <w:bookmarkStart w:name="_Toc225771997" w:id="19"/>
       <w:r>
         <w:t xml:space="preserve">5.1 </w:t>
       </w:r>
       <w:r>
         <w:t>Prioritisation approach</w:t>
       </w:r>
-      <w:bookmarkEnd w:id="17"/>
+      <w:bookmarkEnd w:id="19"/>
     </w:p>
     <w:p>
       <w:pPr>
@@ -5801,7 +5814,7 @@
           <w:rFonts w:asciiTheme="minorHAnsi" w:hAnsiTheme="minorHAnsi"/>
         </w:rPr>
       </w:pPr>
-      <w:bookmarkStart w:id="18" w:name="_Toc225771998"/>
+      <w:bookmarkStart w:name="_Toc225771998" w:id="20"/>
       <w:r>
         <w:rPr>
           <w:rFonts w:asciiTheme="minorHAnsi" w:hAnsiTheme="minorHAnsi"/>
@@ -5820,20 +5833,20 @@
         </w:rPr>
         <w:t>focus areas actions, outputs and outcomes</w:t>
       </w:r>
-      <w:bookmarkEnd w:id="18"/>
+      <w:bookmarkEnd w:id="20"/>
     </w:p>
     <w:p>
       <w:pPr>
         <w:pStyle w:val="Heading3"/>
       </w:pPr>
-      <w:bookmarkStart w:id="19" w:name="_Toc225771999"/>
+      <w:bookmarkStart w:name="_Toc225771999" w:id="21"/>
       <w:r>
         <w:t xml:space="preserve">5.2.1 </w:t>
       </w:r>
       <w:r>
         <w:t>Procurement</w:t>
       </w:r>
-      <w:bookmarkEnd w:id="19"/>
+      <w:bookmarkEnd w:id="21"/>
       <w:r>
         <w:t xml:space="preserve"> </w:t>
       </w:r>
@@ -6004,14 +6017,14 @@
       <w:pPr>
         <w:pStyle w:val="Heading3"/>
       </w:pPr>
-      <w:bookmarkStart w:id="20" w:name="_Toc225772000"/>
+      <w:bookmarkStart w:name="_Toc225772000" w:id="22"/>
       <w:r>
         <w:t xml:space="preserve">5.2.2 </w:t>
       </w:r>
       <w:r>
         <w:t>Planning Permission</w:t>
       </w:r>
-      <w:bookmarkEnd w:id="20"/>
+      <w:bookmarkEnd w:id="22"/>
       <w:r>
         <w:t xml:space="preserve"> </w:t>
       </w:r>
@@ -6212,9 +6225,8 @@
       <w:pPr>
         <w:pStyle w:val="Heading3"/>
       </w:pPr>
-      <w:bookmarkStart w:id="21" w:name="_Toc225772001"/>
-      <w:r>
-        <w:lastRenderedPageBreak/>
+      <w:bookmarkStart w:name="_Toc225772001" w:id="23"/>
+      <w:r>
         <w:t xml:space="preserve">5.2.3 </w:t>
       </w:r>
       <w:r>
@@ -6223,7 +6235,7 @@
       <w:r>
         <w:t xml:space="preserve"> (including technology choices)</w:t>
       </w:r>
-      <w:bookmarkEnd w:id="21"/>
+      <w:bookmarkEnd w:id="23"/>
     </w:p>
     <w:p>
       <w:pPr>
@@ -6482,14 +6494,14 @@
       <w:pPr>
         <w:pStyle w:val="Heading3"/>
       </w:pPr>
-      <w:bookmarkStart w:id="22" w:name="_Toc225772002"/>
+      <w:bookmarkStart w:name="_Toc225772002" w:id="24"/>
       <w:r>
         <w:t xml:space="preserve">5.3.4 </w:t>
       </w:r>
       <w:r>
         <w:t>Installation</w:t>
       </w:r>
-      <w:bookmarkEnd w:id="22"/>
+      <w:bookmarkEnd w:id="24"/>
       <w:r>
         <w:t xml:space="preserve"> </w:t>
       </w:r>
@@ -6631,14 +6643,14 @@
       <w:pPr>
         <w:pStyle w:val="Heading3"/>
       </w:pPr>
-      <w:bookmarkStart w:id="23" w:name="_Toc225772003"/>
+      <w:bookmarkStart w:name="_Toc225772003" w:id="25"/>
       <w:r>
         <w:t xml:space="preserve">5.3.5 </w:t>
       </w:r>
       <w:r>
         <w:t>Handover</w:t>
       </w:r>
-      <w:bookmarkEnd w:id="23"/>
+      <w:bookmarkEnd w:id="25"/>
     </w:p>
     <w:p>
       <w:pPr>
@@ -6742,7 +6754,6 @@
               </w:numPr>
             </w:pPr>
             <w:r>
-              <w:lastRenderedPageBreak/>
               <w:t xml:space="preserve">Collate and review existing handover documents </w:t>
             </w:r>
           </w:p>
@@ -6837,14 +6848,14 @@
       <w:pPr>
         <w:pStyle w:val="Heading3"/>
       </w:pPr>
-      <w:bookmarkStart w:id="24" w:name="_Toc225772004"/>
+      <w:bookmarkStart w:name="_Toc225772004" w:id="26"/>
       <w:r>
         <w:t xml:space="preserve">5.3.6 </w:t>
       </w:r>
       <w:r>
         <w:t>Quality assurance/ monitoring</w:t>
       </w:r>
-      <w:bookmarkEnd w:id="24"/>
+      <w:bookmarkEnd w:id="26"/>
       <w:r>
         <w:t xml:space="preserve"> </w:t>
       </w:r>
@@ -6948,19 +6959,32 @@
       <w:pPr>
         <w:pStyle w:val="Caption"/>
       </w:pPr>
-      <w:bookmarkStart w:id="25" w:name="_Ref225771721"/>
+      <w:bookmarkStart w:name="_Ref225771721" w:id="27"/>
       <w:r>
         <w:t xml:space="preserve">Figure </w:t>
       </w:r>
-      <w:fldSimple w:instr=" SEQ Figure \* ARABIC ">
-        <w:r>
-          <w:rPr>
-            <w:noProof/>
-          </w:rPr>
-          <w:t>4</w:t>
-        </w:r>
-      </w:fldSimple>
-      <w:bookmarkEnd w:id="25"/>
+      <w:r>
+        <w:fldChar w:fldCharType="begin"/>
+      </w:r>
+      <w:r>
+        <w:instrText xml:space="preserve"> SEQ Figure \* ARABIC </w:instrText>
+      </w:r>
+      <w:r>
+        <w:fldChar w:fldCharType="separate"/>
+      </w:r>
+      <w:r>
+        <w:rPr>
+          <w:noProof/>
+        </w:rPr>
+        <w:t>4</w:t>
+      </w:r>
+      <w:r>
+        <w:rPr>
+          <w:noProof/>
+        </w:rPr>
+        <w:fldChar w:fldCharType="end"/>
+      </w:r>
+      <w:bookmarkEnd w:id="27"/>
       <w:r>
         <w:t xml:space="preserve">: </w:t>
       </w:r>
@@ -7154,7 +7178,6 @@
               </w:numPr>
             </w:pPr>
             <w:r>
-              <w:lastRenderedPageBreak/>
               <w:t>Review options for tools to enhance quality assurance e.g. heat pump design tools (Spruce, Carno etc)</w:t>
             </w:r>
           </w:p>
@@ -7196,7 +7219,7 @@
       <w:pPr>
         <w:pStyle w:val="Heading3"/>
       </w:pPr>
-      <w:bookmarkStart w:id="26" w:name="_Toc225772005"/>
+      <w:bookmarkStart w:name="_Toc225772005" w:id="28"/>
       <w:r>
         <w:t xml:space="preserve">5.3.7 </w:t>
       </w:r>
@@ -7206,7 +7229,7 @@
       <w:r>
         <w:t>/ Existing stock review</w:t>
       </w:r>
-      <w:bookmarkEnd w:id="26"/>
+      <w:bookmarkEnd w:id="28"/>
       <w:r>
         <w:t xml:space="preserve"> </w:t>
       </w:r>
@@ -7585,15 +7608,14 @@
       <w:pPr>
         <w:pStyle w:val="Heading3"/>
       </w:pPr>
-      <w:bookmarkStart w:id="27" w:name="_Toc225772006"/>
-      <w:r>
-        <w:lastRenderedPageBreak/>
+      <w:bookmarkStart w:name="_Toc225772006" w:id="29"/>
+      <w:r>
         <w:t xml:space="preserve">5.3.8 </w:t>
       </w:r>
       <w:r>
         <w:t>Training/ Learning</w:t>
       </w:r>
-      <w:bookmarkEnd w:id="27"/>
+      <w:bookmarkEnd w:id="29"/>
     </w:p>
     <w:p>
       <w:pPr>
@@ -7778,7 +7800,7 @@
       <w:pPr>
         <w:pStyle w:val="Heading3"/>
       </w:pPr>
-      <w:bookmarkStart w:id="28" w:name="_Toc225772007"/>
+      <w:bookmarkStart w:name="_Toc225772007" w:id="30"/>
       <w:r>
         <w:t xml:space="preserve">5.3.9 </w:t>
       </w:r>
@@ -7791,7 +7813,7 @@
       <w:r>
         <w:t xml:space="preserve"> maintenance arrangements</w:t>
       </w:r>
-      <w:bookmarkEnd w:id="28"/>
+      <w:bookmarkEnd w:id="30"/>
     </w:p>
     <w:p>
       <w:pPr>
@@ -7990,14 +8012,14 @@
       <w:pPr>
         <w:pStyle w:val="Heading3"/>
       </w:pPr>
-      <w:bookmarkStart w:id="29" w:name="_Toc225772008"/>
+      <w:bookmarkStart w:name="_Toc225772008" w:id="31"/>
       <w:r>
         <w:t xml:space="preserve">5.3.10 </w:t>
       </w:r>
       <w:r>
         <w:t>Technology options</w:t>
       </w:r>
-      <w:bookmarkEnd w:id="29"/>
+      <w:bookmarkEnd w:id="31"/>
     </w:p>
     <w:p>
       <w:pPr>
@@ -8092,11 +8114,7 @@
               <w:t>Review process for deciding on technology type in new build and retrofit</w:t>
             </w:r>
             <w:r>
-              <w:t xml:space="preserve"> including </w:t>
-            </w:r>
-            <w:r>
-              <w:lastRenderedPageBreak/>
-              <w:t>heat pumps</w:t>
+              <w:t xml:space="preserve"> including heat pumps</w:t>
             </w:r>
             <w:r>
               <w:t xml:space="preserve">, </w:t>
@@ -8118,7 +8136,6 @@
               <w:cnfStyle w:val="000000100000" w:firstRow="0" w:lastRow="0" w:firstColumn="0" w:lastColumn="0" w:oddVBand="0" w:evenVBand="0" w:oddHBand="1" w:evenHBand="0" w:firstRowFirstColumn="0" w:firstRowLastColumn="0" w:lastRowFirstColumn="0" w:lastRowLastColumn="0"/>
             </w:pPr>
             <w:r>
-              <w:lastRenderedPageBreak/>
               <w:t xml:space="preserve">Summary of </w:t>
             </w:r>
             <w:r>
@@ -8214,7 +8231,7 @@
       <w:pPr>
         <w:pStyle w:val="Heading3"/>
       </w:pPr>
-      <w:bookmarkStart w:id="30" w:name="_Toc225772009"/>
+      <w:bookmarkStart w:name="_Toc225772009" w:id="32"/>
       <w:r>
         <w:t xml:space="preserve">5.3.11 </w:t>
       </w:r>
@@ -8228,7 +8245,7 @@
       <w:r>
         <w:t>Domestic</w:t>
       </w:r>
-      <w:bookmarkEnd w:id="30"/>
+      <w:bookmarkEnd w:id="32"/>
       <w:proofErr w:type="gramEnd"/>
       <w:r>
         <w:t xml:space="preserve"> </w:t>
@@ -8436,7 +8453,7 @@
       <w:pPr>
         <w:pStyle w:val="Heading1"/>
       </w:pPr>
-      <w:bookmarkStart w:id="31" w:name="_Toc225772010"/>
+      <w:bookmarkStart w:name="_Toc225772010" w:id="33"/>
       <w:r>
         <w:t xml:space="preserve">6. </w:t>
       </w:r>
@@ -8446,7 +8463,7 @@
       <w:r>
         <w:t>akeholder engagement</w:t>
       </w:r>
-      <w:bookmarkEnd w:id="31"/>
+      <w:bookmarkEnd w:id="33"/>
     </w:p>
     <w:p>
       <w:pPr>
@@ -8514,7 +8531,6 @@
         <w:spacing w:line="240" w:lineRule="auto"/>
       </w:pPr>
       <w:r>
-        <w:lastRenderedPageBreak/>
         <w:t>Data collection</w:t>
       </w:r>
       <w:r>
@@ -8577,16 +8593,30 @@
           <w:numId w:val="2"/>
         </w:numPr>
         <w:spacing w:line="240" w:lineRule="auto"/>
-      </w:pPr>
-      <w:r>
+        <w:rPr/>
+      </w:pPr>
+      <w:r>
+        <w:rPr/>
+        <w:t xml:space="preserve">Setting up/ </w:t>
+      </w:r>
+      <w:r>
+        <w:rPr/>
+        <w:t>Maintaining</w:t>
+      </w:r>
+      <w:r>
+        <w:rPr/>
+        <w:t xml:space="preserve"> a </w:t>
+      </w:r>
+      <w:r>
+        <w:rPr/>
         <w:t xml:space="preserve">Heat Pump Working Group: source of regular contact with departments </w:t>
       </w:r>
-      <w:proofErr w:type="gramStart"/>
-      <w:r>
+      <w:r>
+        <w:rPr/>
         <w:t>and also</w:t>
       </w:r>
-      <w:proofErr w:type="gramEnd"/>
-      <w:r>
+      <w:r>
+        <w:rPr/>
         <w:t xml:space="preserve"> discussion </w:t>
       </w:r>
     </w:p>
@@ -8600,7 +8630,7 @@
         <w:pStyle w:val="Heading1"/>
         <w:spacing w:line="240" w:lineRule="auto"/>
       </w:pPr>
-      <w:bookmarkStart w:id="32" w:name="_Toc225772011"/>
+      <w:bookmarkStart w:name="_Toc225772011" w:id="34"/>
       <w:r>
         <w:rPr>
           <w:rFonts w:asciiTheme="minorHAnsi" w:hAnsiTheme="minorHAnsi"/>
@@ -8613,7 +8643,7 @@
       <w:r>
         <w:t>Timeline</w:t>
       </w:r>
-      <w:bookmarkEnd w:id="32"/>
+      <w:bookmarkEnd w:id="34"/>
     </w:p>
     <w:p>
       <w:r>
@@ -8695,26 +8725,6 @@
           </wp:anchor>
         </w:drawing>
       </w:r>
-    </w:p>
-    <w:p>
-      <w:pPr>
-        <w:spacing w:line="240" w:lineRule="auto"/>
-      </w:pPr>
-    </w:p>
-    <w:p>
-      <w:pPr>
-        <w:spacing w:line="240" w:lineRule="auto"/>
-      </w:pPr>
-    </w:p>
-    <w:p>
-      <w:pPr>
-        <w:spacing w:line="240" w:lineRule="auto"/>
-      </w:pPr>
-    </w:p>
-    <w:p>
-      <w:pPr>
-        <w:spacing w:line="240" w:lineRule="auto"/>
-      </w:pPr>
     </w:p>
     <w:p>
       <w:pPr>
@@ -8765,19 +8775,32 @@
                             <w:pPr>
                               <w:pStyle w:val="Caption"/>
                             </w:pPr>
-                            <w:bookmarkStart w:id="33" w:name="_Ref225771938"/>
+                            <w:bookmarkStart w:name="_Ref225771938" w:id="35"/>
                             <w:r>
                               <w:t xml:space="preserve">Figure </w:t>
                             </w:r>
-                            <w:fldSimple w:instr=" SEQ Figure \* ARABIC ">
-                              <w:r>
-                                <w:rPr>
-                                  <w:noProof/>
-                                </w:rPr>
-                                <w:t>5</w:t>
-                              </w:r>
-                            </w:fldSimple>
-                            <w:bookmarkEnd w:id="33"/>
+                            <w:r>
+                              <w:fldChar w:fldCharType="begin"/>
+                            </w:r>
+                            <w:r>
+                              <w:instrText xml:space="preserve"> SEQ Figure \* ARABIC </w:instrText>
+                            </w:r>
+                            <w:r>
+                              <w:fldChar w:fldCharType="separate"/>
+                            </w:r>
+                            <w:r>
+                              <w:rPr>
+                                <w:noProof/>
+                              </w:rPr>
+                              <w:t>5</w:t>
+                            </w:r>
+                            <w:r>
+                              <w:rPr>
+                                <w:noProof/>
+                              </w:rPr>
+                              <w:fldChar w:fldCharType="end"/>
+                            </w:r>
+                            <w:bookmarkEnd w:id="35"/>
                             <w:r>
                               <w:t>. Timeline for review process.</w:t>
                             </w:r>
@@ -8796,16 +8819,15 @@
               </wp:anchor>
             </w:drawing>
           </mc:Choice>
-          <mc:Fallback xmlns="">
+          <mc:Fallback>
             <w:pict>
-              <v:shape w14:anchorId="6F1EA052" id="_x0000_s1033" type="#_x0000_t202" style="position:absolute;margin-left:6.8pt;margin-top:6.25pt;width:402.9pt;height:.05pt;z-index:251658245;visibility:visible;mso-wrap-style:square;mso-wrap-distance-left:9pt;mso-wrap-distance-top:0;mso-wrap-distance-right:9pt;mso-wrap-distance-bottom:0;mso-position-horizontal:absolute;mso-position-horizontal-relative:text;mso-position-vertical:absolute;mso-position-vertical-relative:text;v-text-anchor:top" o:gfxdata="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" stroked="f">
+              <v:shape id="_x0000_s1033" style="position:absolute;margin-left:6.8pt;margin-top:6.25pt;width:402.9pt;height:.05pt;z-index:251658245;visibility:visible;mso-wrap-style:square;mso-wrap-distance-left:9pt;mso-wrap-distance-top:0;mso-wrap-distance-right:9pt;mso-wrap-distance-bottom:0;mso-position-horizontal:absolute;mso-position-horizontal-relative:text;mso-position-vertical:absolute;mso-position-vertical-relative:text;v-text-anchor:top" stroked="f" type="#_x0000_t202" o:gfxdata="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" w14:anchorId="6F1EA052">
                 <v:textbox style="mso-fit-shape-to-text:t" inset="0,0,0,0">
                   <w:txbxContent>
                     <w:p>
                       <w:pPr>
                         <w:pStyle w:val="Caption"/>
                       </w:pPr>
-                      <w:bookmarkStart w:id="36" w:name="_Ref225771938"/>
                       <w:r>
                         <w:t xml:space="preserve">Figure </w:t>
                       </w:r>
@@ -8830,7 +8852,6 @@
                         </w:rPr>
                         <w:fldChar w:fldCharType="end"/>
                       </w:r>
-                      <w:bookmarkEnd w:id="36"/>
                       <w:r>
                         <w:t>. Timeline for review process.</w:t>
                       </w:r>
@@ -8857,14 +8878,14 @@
       <w:pPr>
         <w:pStyle w:val="Heading1"/>
       </w:pPr>
-      <w:bookmarkStart w:id="34" w:name="_Toc225772012"/>
+      <w:bookmarkStart w:name="_Toc225772012" w:id="37"/>
       <w:r>
         <w:t xml:space="preserve">8. </w:t>
       </w:r>
       <w:r>
         <w:t>Project sponsors</w:t>
       </w:r>
-      <w:bookmarkEnd w:id="34"/>
+      <w:bookmarkEnd w:id="37"/>
     </w:p>
     <w:p>
       <w:pPr>
@@ -8884,14 +8905,14 @@
       <w:pPr>
         <w:pStyle w:val="Heading1"/>
       </w:pPr>
-      <w:bookmarkStart w:id="35" w:name="_Toc225772013"/>
+      <w:bookmarkStart w:name="_Toc225772013" w:id="38"/>
       <w:r>
         <w:t xml:space="preserve">9. </w:t>
       </w:r>
       <w:r>
         <w:t>Task Group</w:t>
       </w:r>
-      <w:bookmarkEnd w:id="35"/>
+      <w:bookmarkEnd w:id="38"/>
     </w:p>
     <w:p>
       <w:pPr>
@@ -8943,7 +8964,7 @@
       <w:footerReference w:type="even" r:id="rId19"/>
       <w:footerReference w:type="default" r:id="rId20"/>
       <w:footerReference w:type="first" r:id="rId21"/>
-      <w:pgSz w:w="11906" w:h="16838"/>
+      <w:pgSz w:w="11906" w:h="16838" w:orient="portrait"/>
       <w:pgMar w:top="1440" w:right="1440" w:bottom="1440" w:left="1440" w:header="720" w:footer="720" w:gutter="0"/>
       <w:cols w:space="720"/>
       <w:docGrid w:linePitch="360"/>
@@ -8978,7 +8999,7 @@
 </file>
 
 <file path=word/footer1.xml><?xml version="1.0" encoding="utf-8"?>
-<w:ftr xmlns:wpc="http://schemas.microsoft.com/office/word/2010/wordprocessingCanvas" xmlns:cx="http://schemas.microsoft.com/office/drawing/2014/chartex" xmlns:cx1="http://schemas.microsoft.com/office/drawing/2015/9/8/chartex" xmlns:cx2="http://schemas.microsoft.com/office/drawing/2015/10/21/chartex" xmlns:cx3="http://schemas.microsoft.com/office/drawing/2016/5/9/chartex" xmlns:cx4="http://schemas.microsoft.com/office/drawing/2016/5/10/chartex" xmlns:cx5="http://schemas.microsoft.com/office/drawing/2016/5/11/chartex" xmlns:cx6="http://schemas.microsoft.com/office/drawing/2016/5/12/chartex" xmlns:cx7="http://schemas.microsoft.com/office/drawing/2016/5/13/chartex" xmlns:cx8="http://schemas.microsoft.com/office/drawing/2016/5/14/chartex" xmlns:mc="http://schemas.openxmlformats.org/markup-compatibility/2006" xmlns:aink="http://schemas.microsoft.com/office/drawing/2016/ink" xmlns:am3d="http://schemas.microsoft.com/office/drawing/2017/model3d" xmlns:o="urn:schemas-microsoft-com:office:office" xmlns:oel="http://schemas.microsoft.com/office/2019/extlst" xmlns:r="http://schemas.openxmlformats.org/officeDocument/2006/relationships" xmlns:m="http://schemas.openxmlformats.org/officeDocument/2006/math" xmlns:v="urn:schemas-microsoft-com:vml" xmlns:wp14="http://schemas.microsoft.com/office/word/2010/wordprocessingDrawing" xmlns:wp="http://schemas.openxmlformats.org/drawingml/2006/wordprocessingDrawing" xmlns:w10="urn:schemas-microsoft-com:office:word" xmlns:w="http://schemas.openxmlformats.org/wordprocessingml/2006/main" xmlns:w14="http://schemas.microsoft.com/office/word/2010/wordml" xmlns:w15="http://schemas.microsoft.com/office/word/2012/wordml" xmlns:w16cex="http://schemas.microsoft.com/office/word/2018/wordml/cex" xmlns:w16cid="http://schemas.microsoft.com/office/word/2016/wordml/cid" xmlns:w16="http://schemas.microsoft.com/office/word/2018/wordml" xmlns:w16du="http://schemas.microsoft.com/office/word/2023/wordml/word16du" xmlns:w16sdtdh="http://schemas.microsoft.com/office/word/2020/wordml/sdtdatahash" xmlns:w16sdtfl="http://schemas.microsoft.com/office/word/2024/wordml/sdtformatlock" xmlns:w16se="http://schemas.microsoft.com/office/word/2015/wordml/symex" xmlns:wpg="http://schemas.microsoft.com/office/word/2010/wordprocessingGroup" xmlns:wpi="http://schemas.microsoft.com/office/word/2010/wordprocessingInk" xmlns:wne="http://schemas.microsoft.com/office/word/2006/wordml" xmlns:wps="http://schemas.microsoft.com/office/word/2010/wordprocessingShape" mc:Ignorable="w14 w15 w16se w16cid w16 w16cex w16sdtdh w16sdtfl w16du wp14">
+<w:ftr xmlns:wpc="http://schemas.microsoft.com/office/word/2010/wordprocessingCanvas" xmlns:cx="http://schemas.microsoft.com/office/drawing/2014/chartex" xmlns:cx1="http://schemas.microsoft.com/office/drawing/2015/9/8/chartex" xmlns:cx2="http://schemas.microsoft.com/office/drawing/2015/10/21/chartex" xmlns:cx3="http://schemas.microsoft.com/office/drawing/2016/5/9/chartex" xmlns:cx4="http://schemas.microsoft.com/office/drawing/2016/5/10/chartex" xmlns:cx5="http://schemas.microsoft.com/office/drawing/2016/5/11/chartex" xmlns:cx6="http://schemas.microsoft.com/office/drawing/2016/5/12/chartex" xmlns:cx7="http://schemas.microsoft.com/office/drawing/2016/5/13/chartex" xmlns:cx8="http://schemas.microsoft.com/office/drawing/2016/5/14/chartex" xmlns:mc="http://schemas.openxmlformats.org/markup-compatibility/2006" xmlns:aink="http://schemas.microsoft.com/office/drawing/2016/ink" xmlns:am3d="http://schemas.microsoft.com/office/drawing/2017/model3d" xmlns:o="urn:schemas-microsoft-com:office:office" xmlns:oel="http://schemas.microsoft.com/office/2019/extlst" xmlns:r="http://schemas.openxmlformats.org/officeDocument/2006/relationships" xmlns:m="http://schemas.openxmlformats.org/officeDocument/2006/math" xmlns:v="urn:schemas-microsoft-com:vml" xmlns:wp14="http://schemas.microsoft.com/office/word/2010/wordprocessingDrawing" xmlns:wp="http://schemas.openxmlformats.org/drawingml/2006/wordprocessingDrawing" xmlns:w10="urn:schemas-microsoft-com:office:word" xmlns:w="http://schemas.openxmlformats.org/wordprocessingml/2006/main" xmlns:w14="http://schemas.microsoft.com/office/word/2010/wordml" xmlns:w15="http://schemas.microsoft.com/office/word/2012/wordml" xmlns:w16cex="http://schemas.microsoft.com/office/word/2018/wordml/cex" xmlns:w16cid="http://schemas.microsoft.com/office/word/2016/wordml/cid" xmlns:w16="http://schemas.microsoft.com/office/word/2018/wordml" xmlns:w16du="http://schemas.microsoft.com/office/word/2023/wordml/word16du" xmlns:w16sdtdh="http://schemas.microsoft.com/office/word/2020/wordml/sdtdatahash" xmlns:w16sdtfl="http://schemas.microsoft.com/office/word/2024/wordml/sdtformatlock" xmlns:w16se="http://schemas.microsoft.com/office/word/2015/wordml/symex" xmlns:wpg="http://schemas.microsoft.com/office/word/2010/wordprocessingGroup" xmlns:wpi="http://schemas.microsoft.com/office/word/2010/wordprocessingInk" xmlns:wne="http://schemas.microsoft.com/office/word/2006/wordml" xmlns:wps="http://schemas.microsoft.com/office/word/2010/wordprocessingShape" xmlns:a="http://schemas.openxmlformats.org/drawingml/2006/main" xmlns:a16="http://schemas.microsoft.com/office/drawing/2014/main" xmlns:aclsh="http://schemas.microsoft.com/office/drawing/2020/classificationShape" mc:Ignorable="w14 w15 w16se w16cid w16 w16cex w16sdtdh w16sdtfl w16du wp14">
   <w:p>
     <w:pPr>
       <w:pStyle w:val="Footer"/>
@@ -9035,7 +9056,7 @@
                           <w:pPr>
                             <w:spacing w:after="0"/>
                             <w:rPr>
-                              <w:rFonts w:ascii="Aptos" w:eastAsia="Aptos" w:hAnsi="Aptos" w:cs="Aptos"/>
+                              <w:rFonts w:ascii="Aptos" w:hAnsi="Aptos" w:eastAsia="Aptos" w:cs="Aptos"/>
                               <w:noProof/>
                               <w:color w:val="000000"/>
                               <w:sz w:val="20"/>
@@ -9044,7 +9065,7 @@
                           </w:pPr>
                           <w:r>
                             <w:rPr>
-                              <w:rFonts w:ascii="Aptos" w:eastAsia="Aptos" w:hAnsi="Aptos" w:cs="Aptos"/>
+                              <w:rFonts w:ascii="Aptos" w:hAnsi="Aptos" w:eastAsia="Aptos" w:cs="Aptos"/>
                               <w:noProof/>
                               <w:color w:val="000000"/>
                               <w:sz w:val="20"/>
@@ -9067,20 +9088,20 @@
             </wp:anchor>
           </w:drawing>
         </mc:Choice>
-        <mc:Fallback xmlns="" xmlns:arto="http://schemas.microsoft.com/office/word/2006/arto">
+        <mc:Fallback xmlns:arto="http://schemas.microsoft.com/office/word/2006/arto" xmlns="">
           <w:pict>
-            <v:shapetype w14:anchorId="20A83F69" id="_x0000_t202" coordsize="21600,21600" o:spt="202" path="m,l,21600r21600,l21600,xe">
+            <v:shapetype id="_x0000_t202" coordsize="21600,21600" o:spt="202" path="m,l,21600r21600,l21600,xe" w14:anchorId="20A83F69">
               <v:stroke joinstyle="miter"/>
               <v:path gradientshapeok="t" o:connecttype="rect"/>
             </v:shapetype>
-            <v:shape id="Text Box 2" o:spid="_x0000_s1034" type="#_x0000_t202" alt="OFFICIAL" style="position:absolute;margin-left:0;margin-top:0;width:60.5pt;height:29.25pt;z-index:251658241;visibility:visible;mso-wrap-style:none;mso-wrap-distance-left:0;mso-wrap-distance-top:0;mso-wrap-distance-right:0;mso-wrap-distance-bottom:0;mso-position-horizontal:left;mso-position-horizontal-relative:page;mso-position-vertical:bottom;mso-position-vertical-relative:page;v-text-anchor:bottom" o:gfxdata="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" filled="f" stroked="f">
+            <v:shape id="Text Box 2" style="position:absolute;margin-left:0;margin-top:0;width:60.5pt;height:29.25pt;z-index:251658241;visibility:visible;mso-wrap-style:none;mso-wrap-distance-left:0;mso-wrap-distance-top:0;mso-wrap-distance-right:0;mso-wrap-distance-bottom:0;mso-position-horizontal:left;mso-position-horizontal-relative:page;mso-position-vertical:bottom;mso-position-vertical-relative:page;v-text-anchor:bottom" alt="OFFICIAL" o:spid="_x0000_s1034" filled="f" stroked="f" type="#_x0000_t202" o:gfxdata="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">
               <v:textbox style="mso-fit-shape-to-text:t" inset="20pt,0,0,15pt">
                 <w:txbxContent>
                   <w:p>
                     <w:pPr>
                       <w:spacing w:after="0"/>
                       <w:rPr>
-                        <w:rFonts w:ascii="Aptos" w:eastAsia="Aptos" w:hAnsi="Aptos" w:cs="Aptos"/>
+                        <w:rFonts w:ascii="Aptos" w:hAnsi="Aptos" w:eastAsia="Aptos" w:cs="Aptos"/>
                         <w:noProof/>
                         <w:color w:val="000000"/>
                         <w:sz w:val="20"/>
@@ -9089,7 +9110,7 @@
                     </w:pPr>
                     <w:r>
                       <w:rPr>
-                        <w:rFonts w:ascii="Aptos" w:eastAsia="Aptos" w:hAnsi="Aptos" w:cs="Aptos"/>
+                        <w:rFonts w:ascii="Aptos" w:hAnsi="Aptos" w:eastAsia="Aptos" w:cs="Aptos"/>
                         <w:noProof/>
                         <w:color w:val="000000"/>
                         <w:sz w:val="20"/>
@@ -9111,7 +9132,7 @@
 </file>
 
 <file path=word/footer2.xml><?xml version="1.0" encoding="utf-8"?>
-<w:ftr xmlns:wpc="http://schemas.microsoft.com/office/word/2010/wordprocessingCanvas" xmlns:cx="http://schemas.microsoft.com/office/drawing/2014/chartex" xmlns:cx1="http://schemas.microsoft.com/office/drawing/2015/9/8/chartex" xmlns:cx2="http://schemas.microsoft.com/office/drawing/2015/10/21/chartex" xmlns:cx3="http://schemas.microsoft.com/office/drawing/2016/5/9/chartex" xmlns:cx4="http://schemas.microsoft.com/office/drawing/2016/5/10/chartex" xmlns:cx5="http://schemas.microsoft.com/office/drawing/2016/5/11/chartex" xmlns:cx6="http://schemas.microsoft.com/office/drawing/2016/5/12/chartex" xmlns:cx7="http://schemas.microsoft.com/office/drawing/2016/5/13/chartex" xmlns:cx8="http://schemas.microsoft.com/office/drawing/2016/5/14/chartex" xmlns:mc="http://schemas.openxmlformats.org/markup-compatibility/2006" xmlns:aink="http://schemas.microsoft.com/office/drawing/2016/ink" xmlns:am3d="http://schemas.microsoft.com/office/drawing/2017/model3d" xmlns:o="urn:schemas-microsoft-com:office:office" xmlns:oel="http://schemas.microsoft.com/office/2019/extlst" xmlns:r="http://schemas.openxmlformats.org/officeDocument/2006/relationships" xmlns:m="http://schemas.openxmlformats.org/officeDocument/2006/math" xmlns:v="urn:schemas-microsoft-com:vml" xmlns:wp14="http://schemas.microsoft.com/office/word/2010/wordprocessingDrawing" xmlns:wp="http://schemas.openxmlformats.org/drawingml/2006/wordprocessingDrawing" xmlns:w10="urn:schemas-microsoft-com:office:word" xmlns:w="http://schemas.openxmlformats.org/wordprocessingml/2006/main" xmlns:w14="http://schemas.microsoft.com/office/word/2010/wordml" xmlns:w15="http://schemas.microsoft.com/office/word/2012/wordml" xmlns:w16cex="http://schemas.microsoft.com/office/word/2018/wordml/cex" xmlns:w16cid="http://schemas.microsoft.com/office/word/2016/wordml/cid" xmlns:w16="http://schemas.microsoft.com/office/word/2018/wordml" xmlns:w16du="http://schemas.microsoft.com/office/word/2023/wordml/word16du" xmlns:w16sdtdh="http://schemas.microsoft.com/office/word/2020/wordml/sdtdatahash" xmlns:w16sdtfl="http://schemas.microsoft.com/office/word/2024/wordml/sdtformatlock" xmlns:w16se="http://schemas.microsoft.com/office/word/2015/wordml/symex" xmlns:wpg="http://schemas.microsoft.com/office/word/2010/wordprocessingGroup" xmlns:wpi="http://schemas.microsoft.com/office/word/2010/wordprocessingInk" xmlns:wne="http://schemas.microsoft.com/office/word/2006/wordml" xmlns:wps="http://schemas.microsoft.com/office/word/2010/wordprocessingShape" mc:Ignorable="w14 w15 w16se w16cid w16 w16cex w16sdtdh w16sdtfl w16du wp14">
+<w:ftr xmlns:wpc="http://schemas.microsoft.com/office/word/2010/wordprocessingCanvas" xmlns:cx="http://schemas.microsoft.com/office/drawing/2014/chartex" xmlns:cx1="http://schemas.microsoft.com/office/drawing/2015/9/8/chartex" xmlns:cx2="http://schemas.microsoft.com/office/drawing/2015/10/21/chartex" xmlns:cx3="http://schemas.microsoft.com/office/drawing/2016/5/9/chartex" xmlns:cx4="http://schemas.microsoft.com/office/drawing/2016/5/10/chartex" xmlns:cx5="http://schemas.microsoft.com/office/drawing/2016/5/11/chartex" xmlns:cx6="http://schemas.microsoft.com/office/drawing/2016/5/12/chartex" xmlns:cx7="http://schemas.microsoft.com/office/drawing/2016/5/13/chartex" xmlns:cx8="http://schemas.microsoft.com/office/drawing/2016/5/14/chartex" xmlns:mc="http://schemas.openxmlformats.org/markup-compatibility/2006" xmlns:aink="http://schemas.microsoft.com/office/drawing/2016/ink" xmlns:am3d="http://schemas.microsoft.com/office/drawing/2017/model3d" xmlns:o="urn:schemas-microsoft-com:office:office" xmlns:oel="http://schemas.microsoft.com/office/2019/extlst" xmlns:r="http://schemas.openxmlformats.org/officeDocument/2006/relationships" xmlns:m="http://schemas.openxmlformats.org/officeDocument/2006/math" xmlns:v="urn:schemas-microsoft-com:vml" xmlns:wp14="http://schemas.microsoft.com/office/word/2010/wordprocessingDrawing" xmlns:wp="http://schemas.openxmlformats.org/drawingml/2006/wordprocessingDrawing" xmlns:w10="urn:schemas-microsoft-com:office:word" xmlns:w="http://schemas.openxmlformats.org/wordprocessingml/2006/main" xmlns:w14="http://schemas.microsoft.com/office/word/2010/wordml" xmlns:w15="http://schemas.microsoft.com/office/word/2012/wordml" xmlns:w16cex="http://schemas.microsoft.com/office/word/2018/wordml/cex" xmlns:w16cid="http://schemas.microsoft.com/office/word/2016/wordml/cid" xmlns:w16="http://schemas.microsoft.com/office/word/2018/wordml" xmlns:w16du="http://schemas.microsoft.com/office/word/2023/wordml/word16du" xmlns:w16sdtdh="http://schemas.microsoft.com/office/word/2020/wordml/sdtdatahash" xmlns:w16sdtfl="http://schemas.microsoft.com/office/word/2024/wordml/sdtformatlock" xmlns:w16se="http://schemas.microsoft.com/office/word/2015/wordml/symex" xmlns:wpg="http://schemas.microsoft.com/office/word/2010/wordprocessingGroup" xmlns:wpi="http://schemas.microsoft.com/office/word/2010/wordprocessingInk" xmlns:wne="http://schemas.microsoft.com/office/word/2006/wordml" xmlns:wps="http://schemas.microsoft.com/office/word/2010/wordprocessingShape" xmlns:a="http://schemas.openxmlformats.org/drawingml/2006/main" xmlns:a16="http://schemas.microsoft.com/office/drawing/2014/main" xmlns:aclsh="http://schemas.microsoft.com/office/drawing/2020/classificationShape" mc:Ignorable="w14 w15 w16se w16cid w16 w16cex w16sdtdh w16sdtfl w16du wp14">
   <w:p>
     <w:pPr>
       <w:pStyle w:val="Footer"/>
@@ -9168,7 +9189,7 @@
                           <w:pPr>
                             <w:spacing w:after="0"/>
                             <w:rPr>
-                              <w:rFonts w:ascii="Aptos" w:eastAsia="Aptos" w:hAnsi="Aptos" w:cs="Aptos"/>
+                              <w:rFonts w:ascii="Aptos" w:hAnsi="Aptos" w:eastAsia="Aptos" w:cs="Aptos"/>
                               <w:noProof/>
                               <w:color w:val="000000"/>
                               <w:sz w:val="20"/>
@@ -9177,7 +9198,7 @@
                           </w:pPr>
                           <w:r>
                             <w:rPr>
-                              <w:rFonts w:ascii="Aptos" w:eastAsia="Aptos" w:hAnsi="Aptos" w:cs="Aptos"/>
+                              <w:rFonts w:ascii="Aptos" w:hAnsi="Aptos" w:eastAsia="Aptos" w:cs="Aptos"/>
                               <w:noProof/>
                               <w:color w:val="000000"/>
                               <w:sz w:val="20"/>
@@ -9200,20 +9221,20 @@
             </wp:anchor>
           </w:drawing>
         </mc:Choice>
-        <mc:Fallback xmlns="" xmlns:arto="http://schemas.microsoft.com/office/word/2006/arto">
+        <mc:Fallback xmlns:arto="http://schemas.microsoft.com/office/word/2006/arto" xmlns="">
           <w:pict>
-            <v:shapetype w14:anchorId="79F8D2E4" id="_x0000_t202" coordsize="21600,21600" o:spt="202" path="m,l,21600r21600,l21600,xe">
+            <v:shapetype id="_x0000_t202" coordsize="21600,21600" o:spt="202" path="m,l,21600r21600,l21600,xe" w14:anchorId="79F8D2E4">
               <v:stroke joinstyle="miter"/>
               <v:path gradientshapeok="t" o:connecttype="rect"/>
             </v:shapetype>
-            <v:shape id="Text Box 3" o:spid="_x0000_s1035" type="#_x0000_t202" alt="OFFICIAL" style="position:absolute;margin-left:0;margin-top:0;width:60.5pt;height:29.25pt;z-index:251658242;visibility:visible;mso-wrap-style:none;mso-wrap-distance-left:0;mso-wrap-distance-top:0;mso-wrap-distance-right:0;mso-wrap-distance-bottom:0;mso-position-horizontal:left;mso-position-horizontal-relative:page;mso-position-vertical:bottom;mso-position-vertical-relative:page;v-text-anchor:bottom" o:gfxdata="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" filled="f" stroked="f">
+            <v:shape id="Text Box 3" style="position:absolute;margin-left:0;margin-top:0;width:60.5pt;height:29.25pt;z-index:251658242;visibility:visible;mso-wrap-style:none;mso-wrap-distance-left:0;mso-wrap-distance-top:0;mso-wrap-distance-right:0;mso-wrap-distance-bottom:0;mso-position-horizontal:left;mso-position-horizontal-relative:page;mso-position-vertical:bottom;mso-position-vertical-relative:page;v-text-anchor:bottom" alt="OFFICIAL" o:spid="_x0000_s1035" filled="f" stroked="f" type="#_x0000_t202" o:gfxdata="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">
               <v:textbox style="mso-fit-shape-to-text:t" inset="20pt,0,0,15pt">
                 <w:txbxContent>
                   <w:p>
                     <w:pPr>
                       <w:spacing w:after="0"/>
                       <w:rPr>
-                        <w:rFonts w:ascii="Aptos" w:eastAsia="Aptos" w:hAnsi="Aptos" w:cs="Aptos"/>
+                        <w:rFonts w:ascii="Aptos" w:hAnsi="Aptos" w:eastAsia="Aptos" w:cs="Aptos"/>
                         <w:noProof/>
                         <w:color w:val="000000"/>
                         <w:sz w:val="20"/>
@@ -9222,7 +9243,7 @@
                     </w:pPr>
                     <w:r>
                       <w:rPr>
-                        <w:rFonts w:ascii="Aptos" w:eastAsia="Aptos" w:hAnsi="Aptos" w:cs="Aptos"/>
+                        <w:rFonts w:ascii="Aptos" w:hAnsi="Aptos" w:eastAsia="Aptos" w:cs="Aptos"/>
                         <w:noProof/>
                         <w:color w:val="000000"/>
                         <w:sz w:val="20"/>
@@ -9244,7 +9265,7 @@
 </file>
 
 <file path=word/footer3.xml><?xml version="1.0" encoding="utf-8"?>
-<w:ftr xmlns:wpc="http://schemas.microsoft.com/office/word/2010/wordprocessingCanvas" xmlns:cx="http://schemas.microsoft.com/office/drawing/2014/chartex" xmlns:cx1="http://schemas.microsoft.com/office/drawing/2015/9/8/chartex" xmlns:cx2="http://schemas.microsoft.com/office/drawing/2015/10/21/chartex" xmlns:cx3="http://schemas.microsoft.com/office/drawing/2016/5/9/chartex" xmlns:cx4="http://schemas.microsoft.com/office/drawing/2016/5/10/chartex" xmlns:cx5="http://schemas.microsoft.com/office/drawing/2016/5/11/chartex" xmlns:cx6="http://schemas.microsoft.com/office/drawing/2016/5/12/chartex" xmlns:cx7="http://schemas.microsoft.com/office/drawing/2016/5/13/chartex" xmlns:cx8="http://schemas.microsoft.com/office/drawing/2016/5/14/chartex" xmlns:mc="http://schemas.openxmlformats.org/markup-compatibility/2006" xmlns:aink="http://schemas.microsoft.com/office/drawing/2016/ink" xmlns:am3d="http://schemas.microsoft.com/office/drawing/2017/model3d" xmlns:o="urn:schemas-microsoft-com:office:office" xmlns:oel="http://schemas.microsoft.com/office/2019/extlst" xmlns:r="http://schemas.openxmlformats.org/officeDocument/2006/relationships" xmlns:m="http://schemas.openxmlformats.org/officeDocument/2006/math" xmlns:v="urn:schemas-microsoft-com:vml" xmlns:wp14="http://schemas.microsoft.com/office/word/2010/wordprocessingDrawing" xmlns:wp="http://schemas.openxmlformats.org/drawingml/2006/wordprocessingDrawing" xmlns:w10="urn:schemas-microsoft-com:office:word" xmlns:w="http://schemas.openxmlformats.org/wordprocessingml/2006/main" xmlns:w14="http://schemas.microsoft.com/office/word/2010/wordml" xmlns:w15="http://schemas.microsoft.com/office/word/2012/wordml" xmlns:w16cex="http://schemas.microsoft.com/office/word/2018/wordml/cex" xmlns:w16cid="http://schemas.microsoft.com/office/word/2016/wordml/cid" xmlns:w16="http://schemas.microsoft.com/office/word/2018/wordml" xmlns:w16du="http://schemas.microsoft.com/office/word/2023/wordml/word16du" xmlns:w16sdtdh="http://schemas.microsoft.com/office/word/2020/wordml/sdtdatahash" xmlns:w16sdtfl="http://schemas.microsoft.com/office/word/2024/wordml/sdtformatlock" xmlns:w16se="http://schemas.microsoft.com/office/word/2015/wordml/symex" xmlns:wpg="http://schemas.microsoft.com/office/word/2010/wordprocessingGroup" xmlns:wpi="http://schemas.microsoft.com/office/word/2010/wordprocessingInk" xmlns:wne="http://schemas.microsoft.com/office/word/2006/wordml" xmlns:wps="http://schemas.microsoft.com/office/word/2010/wordprocessingShape" mc:Ignorable="w14 w15 w16se w16cid w16 w16cex w16sdtdh w16sdtfl w16du wp14">
+<w:ftr xmlns:wpc="http://schemas.microsoft.com/office/word/2010/wordprocessingCanvas" xmlns:cx="http://schemas.microsoft.com/office/drawing/2014/chartex" xmlns:cx1="http://schemas.microsoft.com/office/drawing/2015/9/8/chartex" xmlns:cx2="http://schemas.microsoft.com/office/drawing/2015/10/21/chartex" xmlns:cx3="http://schemas.microsoft.com/office/drawing/2016/5/9/chartex" xmlns:cx4="http://schemas.microsoft.com/office/drawing/2016/5/10/chartex" xmlns:cx5="http://schemas.microsoft.com/office/drawing/2016/5/11/chartex" xmlns:cx6="http://schemas.microsoft.com/office/drawing/2016/5/12/chartex" xmlns:cx7="http://schemas.microsoft.com/office/drawing/2016/5/13/chartex" xmlns:cx8="http://schemas.microsoft.com/office/drawing/2016/5/14/chartex" xmlns:mc="http://schemas.openxmlformats.org/markup-compatibility/2006" xmlns:aink="http://schemas.microsoft.com/office/drawing/2016/ink" xmlns:am3d="http://schemas.microsoft.com/office/drawing/2017/model3d" xmlns:o="urn:schemas-microsoft-com:office:office" xmlns:oel="http://schemas.microsoft.com/office/2019/extlst" xmlns:r="http://schemas.openxmlformats.org/officeDocument/2006/relationships" xmlns:m="http://schemas.openxmlformats.org/officeDocument/2006/math" xmlns:v="urn:schemas-microsoft-com:vml" xmlns:wp14="http://schemas.microsoft.com/office/word/2010/wordprocessingDrawing" xmlns:wp="http://schemas.openxmlformats.org/drawingml/2006/wordprocessingDrawing" xmlns:w10="urn:schemas-microsoft-com:office:word" xmlns:w="http://schemas.openxmlformats.org/wordprocessingml/2006/main" xmlns:w14="http://schemas.microsoft.com/office/word/2010/wordml" xmlns:w15="http://schemas.microsoft.com/office/word/2012/wordml" xmlns:w16cex="http://schemas.microsoft.com/office/word/2018/wordml/cex" xmlns:w16cid="http://schemas.microsoft.com/office/word/2016/wordml/cid" xmlns:w16="http://schemas.microsoft.com/office/word/2018/wordml" xmlns:w16du="http://schemas.microsoft.com/office/word/2023/wordml/word16du" xmlns:w16sdtdh="http://schemas.microsoft.com/office/word/2020/wordml/sdtdatahash" xmlns:w16sdtfl="http://schemas.microsoft.com/office/word/2024/wordml/sdtformatlock" xmlns:w16se="http://schemas.microsoft.com/office/word/2015/wordml/symex" xmlns:wpg="http://schemas.microsoft.com/office/word/2010/wordprocessingGroup" xmlns:wpi="http://schemas.microsoft.com/office/word/2010/wordprocessingInk" xmlns:wne="http://schemas.microsoft.com/office/word/2006/wordml" xmlns:wps="http://schemas.microsoft.com/office/word/2010/wordprocessingShape" xmlns:a="http://schemas.openxmlformats.org/drawingml/2006/main" xmlns:a16="http://schemas.microsoft.com/office/drawing/2014/main" xmlns:aclsh="http://schemas.microsoft.com/office/drawing/2020/classificationShape" mc:Ignorable="w14 w15 w16se w16cid w16 w16cex w16sdtdh w16sdtfl w16du wp14">
   <w:p>
     <w:pPr>
       <w:pStyle w:val="Footer"/>
@@ -9301,7 +9322,7 @@
                           <w:pPr>
                             <w:spacing w:after="0"/>
                             <w:rPr>
-                              <w:rFonts w:ascii="Aptos" w:eastAsia="Aptos" w:hAnsi="Aptos" w:cs="Aptos"/>
+                              <w:rFonts w:ascii="Aptos" w:hAnsi="Aptos" w:eastAsia="Aptos" w:cs="Aptos"/>
                               <w:noProof/>
                               <w:color w:val="000000"/>
                               <w:sz w:val="20"/>
@@ -9310,7 +9331,7 @@
                           </w:pPr>
                           <w:r>
                             <w:rPr>
-                              <w:rFonts w:ascii="Aptos" w:eastAsia="Aptos" w:hAnsi="Aptos" w:cs="Aptos"/>
+                              <w:rFonts w:ascii="Aptos" w:hAnsi="Aptos" w:eastAsia="Aptos" w:cs="Aptos"/>
                               <w:noProof/>
                               <w:color w:val="000000"/>
                               <w:sz w:val="20"/>
@@ -9333,20 +9354,20 @@
             </wp:anchor>
           </w:drawing>
         </mc:Choice>
-        <mc:Fallback xmlns="" xmlns:arto="http://schemas.microsoft.com/office/word/2006/arto">
+        <mc:Fallback xmlns:arto="http://schemas.microsoft.com/office/word/2006/arto" xmlns="">
           <w:pict>
-            <v:shapetype w14:anchorId="5EFA7387" id="_x0000_t202" coordsize="21600,21600" o:spt="202" path="m,l,21600r21600,l21600,xe">
+            <v:shapetype id="_x0000_t202" coordsize="21600,21600" o:spt="202" path="m,l,21600r21600,l21600,xe" w14:anchorId="5EFA7387">
               <v:stroke joinstyle="miter"/>
               <v:path gradientshapeok="t" o:connecttype="rect"/>
             </v:shapetype>
-            <v:shape id="_x0000_s1036" type="#_x0000_t202" alt="OFFICIAL" style="position:absolute;margin-left:0;margin-top:0;width:60.5pt;height:29.25pt;z-index:251658240;visibility:visible;mso-wrap-style:none;mso-wrap-distance-left:0;mso-wrap-distance-top:0;mso-wrap-distance-right:0;mso-wrap-distance-bottom:0;mso-position-horizontal:left;mso-position-horizontal-relative:page;mso-position-vertical:bottom;mso-position-vertical-relative:page;v-text-anchor:bottom" o:gfxdata="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" filled="f" stroked="f">
+            <v:shape id="_x0000_s1036" style="position:absolute;margin-left:0;margin-top:0;width:60.5pt;height:29.25pt;z-index:251658240;visibility:visible;mso-wrap-style:none;mso-wrap-distance-left:0;mso-wrap-distance-top:0;mso-wrap-distance-right:0;mso-wrap-distance-bottom:0;mso-position-horizontal:left;mso-position-horizontal-relative:page;mso-position-vertical:bottom;mso-position-vertical-relative:page;v-text-anchor:bottom" alt="OFFICIAL" filled="f" stroked="f" type="#_x0000_t202" o:gfxdata="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">
               <v:textbox style="mso-fit-shape-to-text:t" inset="20pt,0,0,15pt">
                 <w:txbxContent>
                   <w:p>
                     <w:pPr>
                       <w:spacing w:after="0"/>
                       <w:rPr>
-                        <w:rFonts w:ascii="Aptos" w:eastAsia="Aptos" w:hAnsi="Aptos" w:cs="Aptos"/>
+                        <w:rFonts w:ascii="Aptos" w:hAnsi="Aptos" w:eastAsia="Aptos" w:cs="Aptos"/>
                         <w:noProof/>
                         <w:color w:val="000000"/>
                         <w:sz w:val="20"/>
@@ -9355,7 +9376,7 @@
                     </w:pPr>
                     <w:r>
                       <w:rPr>
-                        <w:rFonts w:ascii="Aptos" w:eastAsia="Aptos" w:hAnsi="Aptos" w:cs="Aptos"/>
+                        <w:rFonts w:ascii="Aptos" w:hAnsi="Aptos" w:eastAsia="Aptos" w:cs="Aptos"/>
                         <w:noProof/>
                         <w:color w:val="000000"/>
                         <w:sz w:val="20"/>
@@ -9772,7 +9793,7 @@
         <w:ind w:left="720" w:hanging="360"/>
       </w:pPr>
       <w:rPr>
-        <w:rFonts w:ascii="Symbol" w:hAnsi="Symbol" w:hint="default"/>
+        <w:rFonts w:hint="default" w:ascii="Symbol" w:hAnsi="Symbol"/>
       </w:rPr>
     </w:lvl>
     <w:lvl w:ilvl="1" w:tplc="08090003" w:tentative="1">
@@ -9784,7 +9805,7 @@
         <w:ind w:left="1440" w:hanging="360"/>
       </w:pPr>
       <w:rPr>
-        <w:rFonts w:ascii="Courier New" w:hAnsi="Courier New" w:cs="Courier New" w:hint="default"/>
+        <w:rFonts w:hint="default" w:ascii="Courier New" w:hAnsi="Courier New" w:cs="Courier New"/>
       </w:rPr>
     </w:lvl>
     <w:lvl w:ilvl="2" w:tplc="08090005" w:tentative="1">
@@ -9796,7 +9817,7 @@
         <w:ind w:left="2160" w:hanging="360"/>
       </w:pPr>
       <w:rPr>
-        <w:rFonts w:ascii="Wingdings" w:hAnsi="Wingdings" w:hint="default"/>
+        <w:rFonts w:hint="default" w:ascii="Wingdings" w:hAnsi="Wingdings"/>
       </w:rPr>
     </w:lvl>
     <w:lvl w:ilvl="3" w:tplc="08090001" w:tentative="1">
@@ -9808,7 +9829,7 @@
         <w:ind w:left="2880" w:hanging="360"/>
       </w:pPr>
       <w:rPr>
-        <w:rFonts w:ascii="Symbol" w:hAnsi="Symbol" w:hint="default"/>
+        <w:rFonts w:hint="default" w:ascii="Symbol" w:hAnsi="Symbol"/>
       </w:rPr>
     </w:lvl>
     <w:lvl w:ilvl="4" w:tplc="08090003" w:tentative="1">
@@ -9820,7 +9841,7 @@
         <w:ind w:left="3600" w:hanging="360"/>
       </w:pPr>
       <w:rPr>
-        <w:rFonts w:ascii="Courier New" w:hAnsi="Courier New" w:cs="Courier New" w:hint="default"/>
+        <w:rFonts w:hint="default" w:ascii="Courier New" w:hAnsi="Courier New" w:cs="Courier New"/>
       </w:rPr>
     </w:lvl>
     <w:lvl w:ilvl="5" w:tplc="08090005" w:tentative="1">
@@ -9832,7 +9853,7 @@
         <w:ind w:left="4320" w:hanging="360"/>
       </w:pPr>
       <w:rPr>
-        <w:rFonts w:ascii="Wingdings" w:hAnsi="Wingdings" w:hint="default"/>
+        <w:rFonts w:hint="default" w:ascii="Wingdings" w:hAnsi="Wingdings"/>
       </w:rPr>
     </w:lvl>
     <w:lvl w:ilvl="6" w:tplc="08090001" w:tentative="1">
@@ -9844,7 +9865,7 @@
         <w:ind w:left="5040" w:hanging="360"/>
       </w:pPr>
       <w:rPr>
-        <w:rFonts w:ascii="Symbol" w:hAnsi="Symbol" w:hint="default"/>
+        <w:rFonts w:hint="default" w:ascii="Symbol" w:hAnsi="Symbol"/>
       </w:rPr>
     </w:lvl>
     <w:lvl w:ilvl="7" w:tplc="08090003" w:tentative="1">
@@ -9856,7 +9877,7 @@
         <w:ind w:left="5760" w:hanging="360"/>
       </w:pPr>
       <w:rPr>
-        <w:rFonts w:ascii="Courier New" w:hAnsi="Courier New" w:cs="Courier New" w:hint="default"/>
+        <w:rFonts w:hint="default" w:ascii="Courier New" w:hAnsi="Courier New" w:cs="Courier New"/>
       </w:rPr>
     </w:lvl>
     <w:lvl w:ilvl="8" w:tplc="08090005" w:tentative="1">
@@ -9868,7 +9889,7 @@
         <w:ind w:left="6480" w:hanging="360"/>
       </w:pPr>
       <w:rPr>
-        <w:rFonts w:ascii="Wingdings" w:hAnsi="Wingdings" w:hint="default"/>
+        <w:rFonts w:hint="default" w:ascii="Wingdings" w:hAnsi="Wingdings"/>
       </w:rPr>
     </w:lvl>
   </w:abstractNum>
@@ -10063,7 +10084,7 @@
         <w:ind w:left="720" w:hanging="360"/>
       </w:pPr>
       <w:rPr>
-        <w:rFonts w:ascii="Symbol" w:hAnsi="Symbol" w:hint="default"/>
+        <w:rFonts w:hint="default" w:ascii="Symbol" w:hAnsi="Symbol"/>
         <w:sz w:val="20"/>
       </w:rPr>
     </w:lvl>
@@ -10079,7 +10100,7 @@
         <w:ind w:left="1440" w:hanging="360"/>
       </w:pPr>
       <w:rPr>
-        <w:rFonts w:ascii="Courier New" w:hAnsi="Courier New" w:hint="default"/>
+        <w:rFonts w:hint="default" w:ascii="Courier New" w:hAnsi="Courier New"/>
         <w:sz w:val="20"/>
       </w:rPr>
     </w:lvl>
@@ -10095,7 +10116,7 @@
         <w:ind w:left="2160" w:hanging="360"/>
       </w:pPr>
       <w:rPr>
-        <w:rFonts w:ascii="Wingdings" w:hAnsi="Wingdings" w:hint="default"/>
+        <w:rFonts w:hint="default" w:ascii="Wingdings" w:hAnsi="Wingdings"/>
         <w:sz w:val="20"/>
       </w:rPr>
     </w:lvl>
@@ -10111,7 +10132,7 @@
         <w:ind w:left="2880" w:hanging="360"/>
       </w:pPr>
       <w:rPr>
-        <w:rFonts w:ascii="Wingdings" w:hAnsi="Wingdings" w:hint="default"/>
+        <w:rFonts w:hint="default" w:ascii="Wingdings" w:hAnsi="Wingdings"/>
         <w:sz w:val="20"/>
       </w:rPr>
     </w:lvl>
@@ -10127,7 +10148,7 @@
         <w:ind w:left="3600" w:hanging="360"/>
       </w:pPr>
       <w:rPr>
-        <w:rFonts w:ascii="Wingdings" w:hAnsi="Wingdings" w:hint="default"/>
+        <w:rFonts w:hint="default" w:ascii="Wingdings" w:hAnsi="Wingdings"/>
         <w:sz w:val="20"/>
       </w:rPr>
     </w:lvl>
@@ -10143,7 +10164,7 @@
         <w:ind w:left="4320" w:hanging="360"/>
       </w:pPr>
       <w:rPr>
-        <w:rFonts w:ascii="Wingdings" w:hAnsi="Wingdings" w:hint="default"/>
+        <w:rFonts w:hint="default" w:ascii="Wingdings" w:hAnsi="Wingdings"/>
         <w:sz w:val="20"/>
       </w:rPr>
     </w:lvl>
@@ -10159,7 +10180,7 @@
         <w:ind w:left="5040" w:hanging="360"/>
       </w:pPr>
       <w:rPr>
-        <w:rFonts w:ascii="Wingdings" w:hAnsi="Wingdings" w:hint="default"/>
+        <w:rFonts w:hint="default" w:ascii="Wingdings" w:hAnsi="Wingdings"/>
         <w:sz w:val="20"/>
       </w:rPr>
     </w:lvl>
@@ -10175,7 +10196,7 @@
         <w:ind w:left="5760" w:hanging="360"/>
       </w:pPr>
       <w:rPr>
-        <w:rFonts w:ascii="Wingdings" w:hAnsi="Wingdings" w:hint="default"/>
+        <w:rFonts w:hint="default" w:ascii="Wingdings" w:hAnsi="Wingdings"/>
         <w:sz w:val="20"/>
       </w:rPr>
     </w:lvl>
@@ -10191,7 +10212,7 @@
         <w:ind w:left="6480" w:hanging="360"/>
       </w:pPr>
       <w:rPr>
-        <w:rFonts w:ascii="Wingdings" w:hAnsi="Wingdings" w:hint="default"/>
+        <w:rFonts w:hint="default" w:ascii="Wingdings" w:hAnsi="Wingdings"/>
         <w:sz w:val="20"/>
       </w:rPr>
     </w:lvl>
@@ -10209,7 +10230,7 @@
         <w:ind w:left="720" w:hanging="360"/>
       </w:pPr>
       <w:rPr>
-        <w:rFonts w:ascii="Aptos" w:eastAsiaTheme="minorEastAsia" w:hAnsi="Aptos" w:cstheme="minorBidi" w:hint="default"/>
+        <w:rFonts w:hint="default" w:ascii="Aptos" w:hAnsi="Aptos" w:eastAsiaTheme="minorEastAsia" w:cstheme="minorBidi"/>
       </w:rPr>
     </w:lvl>
     <w:lvl w:ilvl="1" w:tplc="08090003" w:tentative="1">
@@ -10221,7 +10242,7 @@
         <w:ind w:left="1440" w:hanging="360"/>
       </w:pPr>
       <w:rPr>
-        <w:rFonts w:ascii="Courier New" w:hAnsi="Courier New" w:cs="Courier New" w:hint="default"/>
+        <w:rFonts w:hint="default" w:ascii="Courier New" w:hAnsi="Courier New" w:cs="Courier New"/>
       </w:rPr>
     </w:lvl>
     <w:lvl w:ilvl="2" w:tplc="08090005" w:tentative="1">
@@ -10233,7 +10254,7 @@
         <w:ind w:left="2160" w:hanging="360"/>
       </w:pPr>
       <w:rPr>
-        <w:rFonts w:ascii="Wingdings" w:hAnsi="Wingdings" w:hint="default"/>
+        <w:rFonts w:hint="default" w:ascii="Wingdings" w:hAnsi="Wingdings"/>
       </w:rPr>
     </w:lvl>
     <w:lvl w:ilvl="3" w:tplc="08090001" w:tentative="1">
@@ -10245,7 +10266,7 @@
         <w:ind w:left="2880" w:hanging="360"/>
       </w:pPr>
       <w:rPr>
-        <w:rFonts w:ascii="Symbol" w:hAnsi="Symbol" w:hint="default"/>
+        <w:rFonts w:hint="default" w:ascii="Symbol" w:hAnsi="Symbol"/>
       </w:rPr>
     </w:lvl>
     <w:lvl w:ilvl="4" w:tplc="08090003" w:tentative="1">
@@ -10257,7 +10278,7 @@
         <w:ind w:left="3600" w:hanging="360"/>
       </w:pPr>
       <w:rPr>
-        <w:rFonts w:ascii="Courier New" w:hAnsi="Courier New" w:cs="Courier New" w:hint="default"/>
+        <w:rFonts w:hint="default" w:ascii="Courier New" w:hAnsi="Courier New" w:cs="Courier New"/>
       </w:rPr>
     </w:lvl>
     <w:lvl w:ilvl="5" w:tplc="08090005" w:tentative="1">
@@ -10269,7 +10290,7 @@
         <w:ind w:left="4320" w:hanging="360"/>
       </w:pPr>
       <w:rPr>
-        <w:rFonts w:ascii="Wingdings" w:hAnsi="Wingdings" w:hint="default"/>
+        <w:rFonts w:hint="default" w:ascii="Wingdings" w:hAnsi="Wingdings"/>
       </w:rPr>
     </w:lvl>
     <w:lvl w:ilvl="6" w:tplc="08090001" w:tentative="1">
@@ -10281,7 +10302,7 @@
         <w:ind w:left="5040" w:hanging="360"/>
       </w:pPr>
       <w:rPr>
-        <w:rFonts w:ascii="Symbol" w:hAnsi="Symbol" w:hint="default"/>
+        <w:rFonts w:hint="default" w:ascii="Symbol" w:hAnsi="Symbol"/>
       </w:rPr>
     </w:lvl>
     <w:lvl w:ilvl="7" w:tplc="08090003" w:tentative="1">
@@ -10293,7 +10314,7 @@
         <w:ind w:left="5760" w:hanging="360"/>
       </w:pPr>
       <w:rPr>
-        <w:rFonts w:ascii="Courier New" w:hAnsi="Courier New" w:cs="Courier New" w:hint="default"/>
+        <w:rFonts w:hint="default" w:ascii="Courier New" w:hAnsi="Courier New" w:cs="Courier New"/>
       </w:rPr>
     </w:lvl>
     <w:lvl w:ilvl="8" w:tplc="08090005" w:tentative="1">
@@ -10305,7 +10326,7 @@
         <w:ind w:left="6480" w:hanging="360"/>
       </w:pPr>
       <w:rPr>
-        <w:rFonts w:ascii="Wingdings" w:hAnsi="Wingdings" w:hint="default"/>
+        <w:rFonts w:hint="default" w:ascii="Wingdings" w:hAnsi="Wingdings"/>
       </w:rPr>
     </w:lvl>
   </w:abstractNum>
@@ -10503,7 +10524,7 @@
         <w:ind w:left="720" w:hanging="360"/>
       </w:pPr>
       <w:rPr>
-        <w:rFonts w:ascii="Symbol" w:hAnsi="Symbol" w:hint="default"/>
+        <w:rFonts w:hint="default" w:ascii="Symbol" w:hAnsi="Symbol"/>
         <w:sz w:val="20"/>
       </w:rPr>
     </w:lvl>
@@ -10519,7 +10540,7 @@
         <w:ind w:left="1440" w:hanging="360"/>
       </w:pPr>
       <w:rPr>
-        <w:rFonts w:ascii="Courier New" w:hAnsi="Courier New" w:hint="default"/>
+        <w:rFonts w:hint="default" w:ascii="Courier New" w:hAnsi="Courier New"/>
         <w:sz w:val="20"/>
       </w:rPr>
     </w:lvl>
@@ -10535,7 +10556,7 @@
         <w:ind w:left="2160" w:hanging="360"/>
       </w:pPr>
       <w:rPr>
-        <w:rFonts w:ascii="Wingdings" w:hAnsi="Wingdings" w:hint="default"/>
+        <w:rFonts w:hint="default" w:ascii="Wingdings" w:hAnsi="Wingdings"/>
         <w:sz w:val="20"/>
       </w:rPr>
     </w:lvl>
@@ -10551,7 +10572,7 @@
         <w:ind w:left="2880" w:hanging="360"/>
       </w:pPr>
       <w:rPr>
-        <w:rFonts w:ascii="Wingdings" w:hAnsi="Wingdings" w:hint="default"/>
+        <w:rFonts w:hint="default" w:ascii="Wingdings" w:hAnsi="Wingdings"/>
         <w:sz w:val="20"/>
       </w:rPr>
     </w:lvl>
@@ -10567,7 +10588,7 @@
         <w:ind w:left="3600" w:hanging="360"/>
       </w:pPr>
       <w:rPr>
-        <w:rFonts w:ascii="Wingdings" w:hAnsi="Wingdings" w:hint="default"/>
+        <w:rFonts w:hint="default" w:ascii="Wingdings" w:hAnsi="Wingdings"/>
         <w:sz w:val="20"/>
       </w:rPr>
     </w:lvl>
@@ -10583,7 +10604,7 @@
         <w:ind w:left="4320" w:hanging="360"/>
       </w:pPr>
       <w:rPr>
-        <w:rFonts w:ascii="Wingdings" w:hAnsi="Wingdings" w:hint="default"/>
+        <w:rFonts w:hint="default" w:ascii="Wingdings" w:hAnsi="Wingdings"/>
         <w:sz w:val="20"/>
       </w:rPr>
     </w:lvl>
@@ -10599,7 +10620,7 @@
         <w:ind w:left="5040" w:hanging="360"/>
       </w:pPr>
       <w:rPr>
-        <w:rFonts w:ascii="Wingdings" w:hAnsi="Wingdings" w:hint="default"/>
+        <w:rFonts w:hint="default" w:ascii="Wingdings" w:hAnsi="Wingdings"/>
         <w:sz w:val="20"/>
       </w:rPr>
     </w:lvl>
@@ -10615,7 +10636,7 @@
         <w:ind w:left="5760" w:hanging="360"/>
       </w:pPr>
       <w:rPr>
-        <w:rFonts w:ascii="Wingdings" w:hAnsi="Wingdings" w:hint="default"/>
+        <w:rFonts w:hint="default" w:ascii="Wingdings" w:hAnsi="Wingdings"/>
         <w:sz w:val="20"/>
       </w:rPr>
     </w:lvl>
@@ -10631,7 +10652,7 @@
         <w:ind w:left="6480" w:hanging="360"/>
       </w:pPr>
       <w:rPr>
-        <w:rFonts w:ascii="Wingdings" w:hAnsi="Wingdings" w:hint="default"/>
+        <w:rFonts w:hint="default" w:ascii="Wingdings" w:hAnsi="Wingdings"/>
         <w:sz w:val="20"/>
       </w:rPr>
     </w:lvl>
@@ -10830,7 +10851,7 @@
         <w:ind w:left="720" w:hanging="360"/>
       </w:pPr>
       <w:rPr>
-        <w:rFonts w:ascii="Symbol" w:hAnsi="Symbol" w:hint="default"/>
+        <w:rFonts w:hint="default" w:ascii="Symbol" w:hAnsi="Symbol"/>
         <w:sz w:val="20"/>
       </w:rPr>
     </w:lvl>
@@ -10846,7 +10867,7 @@
         <w:ind w:left="1440" w:hanging="360"/>
       </w:pPr>
       <w:rPr>
-        <w:rFonts w:ascii="Courier New" w:hAnsi="Courier New" w:hint="default"/>
+        <w:rFonts w:hint="default" w:ascii="Courier New" w:hAnsi="Courier New"/>
         <w:sz w:val="20"/>
       </w:rPr>
     </w:lvl>
@@ -10862,7 +10883,7 @@
         <w:ind w:left="2160" w:hanging="360"/>
       </w:pPr>
       <w:rPr>
-        <w:rFonts w:ascii="Wingdings" w:hAnsi="Wingdings" w:hint="default"/>
+        <w:rFonts w:hint="default" w:ascii="Wingdings" w:hAnsi="Wingdings"/>
         <w:sz w:val="20"/>
       </w:rPr>
     </w:lvl>
@@ -10878,7 +10899,7 @@
         <w:ind w:left="2880" w:hanging="360"/>
       </w:pPr>
       <w:rPr>
-        <w:rFonts w:ascii="Wingdings" w:hAnsi="Wingdings" w:hint="default"/>
+        <w:rFonts w:hint="default" w:ascii="Wingdings" w:hAnsi="Wingdings"/>
         <w:sz w:val="20"/>
       </w:rPr>
     </w:lvl>
@@ -10894,7 +10915,7 @@
         <w:ind w:left="3600" w:hanging="360"/>
       </w:pPr>
       <w:rPr>
-        <w:rFonts w:ascii="Wingdings" w:hAnsi="Wingdings" w:hint="default"/>
+        <w:rFonts w:hint="default" w:ascii="Wingdings" w:hAnsi="Wingdings"/>
         <w:sz w:val="20"/>
       </w:rPr>
     </w:lvl>
@@ -10910,7 +10931,7 @@
         <w:ind w:left="4320" w:hanging="360"/>
       </w:pPr>
       <w:rPr>
-        <w:rFonts w:ascii="Wingdings" w:hAnsi="Wingdings" w:hint="default"/>
+        <w:rFonts w:hint="default" w:ascii="Wingdings" w:hAnsi="Wingdings"/>
         <w:sz w:val="20"/>
       </w:rPr>
     </w:lvl>
@@ -10926,7 +10947,7 @@
         <w:ind w:left="5040" w:hanging="360"/>
       </w:pPr>
       <w:rPr>
-        <w:rFonts w:ascii="Wingdings" w:hAnsi="Wingdings" w:hint="default"/>
+        <w:rFonts w:hint="default" w:ascii="Wingdings" w:hAnsi="Wingdings"/>
         <w:sz w:val="20"/>
       </w:rPr>
     </w:lvl>
@@ -10942,7 +10963,7 @@
         <w:ind w:left="5760" w:hanging="360"/>
       </w:pPr>
       <w:rPr>
-        <w:rFonts w:ascii="Wingdings" w:hAnsi="Wingdings" w:hint="default"/>
+        <w:rFonts w:hint="default" w:ascii="Wingdings" w:hAnsi="Wingdings"/>
         <w:sz w:val="20"/>
       </w:rPr>
     </w:lvl>
@@ -10958,7 +10979,7 @@
         <w:ind w:left="6480" w:hanging="360"/>
       </w:pPr>
       <w:rPr>
-        <w:rFonts w:ascii="Wingdings" w:hAnsi="Wingdings" w:hint="default"/>
+        <w:rFonts w:hint="default" w:ascii="Wingdings" w:hAnsi="Wingdings"/>
         <w:sz w:val="20"/>
       </w:rPr>
     </w:lvl>
@@ -11157,7 +11178,7 @@
         <w:ind w:left="720" w:hanging="360"/>
       </w:pPr>
       <w:rPr>
-        <w:rFonts w:ascii="Symbol" w:hAnsi="Symbol" w:hint="default"/>
+        <w:rFonts w:hint="default" w:ascii="Symbol" w:hAnsi="Symbol"/>
         <w:sz w:val="20"/>
       </w:rPr>
     </w:lvl>
@@ -11173,7 +11194,7 @@
         <w:ind w:left="1440" w:hanging="360"/>
       </w:pPr>
       <w:rPr>
-        <w:rFonts w:ascii="Courier New" w:hAnsi="Courier New" w:hint="default"/>
+        <w:rFonts w:hint="default" w:ascii="Courier New" w:hAnsi="Courier New"/>
         <w:sz w:val="20"/>
       </w:rPr>
     </w:lvl>
@@ -11189,7 +11210,7 @@
         <w:ind w:left="2160" w:hanging="360"/>
       </w:pPr>
       <w:rPr>
-        <w:rFonts w:ascii="Wingdings" w:hAnsi="Wingdings" w:hint="default"/>
+        <w:rFonts w:hint="default" w:ascii="Wingdings" w:hAnsi="Wingdings"/>
         <w:sz w:val="20"/>
       </w:rPr>
     </w:lvl>
@@ -11205,7 +11226,7 @@
         <w:ind w:left="2880" w:hanging="360"/>
       </w:pPr>
       <w:rPr>
-        <w:rFonts w:ascii="Wingdings" w:hAnsi="Wingdings" w:hint="default"/>
+        <w:rFonts w:hint="default" w:ascii="Wingdings" w:hAnsi="Wingdings"/>
         <w:sz w:val="20"/>
       </w:rPr>
     </w:lvl>
@@ -11221,7 +11242,7 @@
         <w:ind w:left="3600" w:hanging="360"/>
       </w:pPr>
       <w:rPr>
-        <w:rFonts w:ascii="Wingdings" w:hAnsi="Wingdings" w:hint="default"/>
+        <w:rFonts w:hint="default" w:ascii="Wingdings" w:hAnsi="Wingdings"/>
         <w:sz w:val="20"/>
       </w:rPr>
     </w:lvl>
@@ -11237,7 +11258,7 @@
         <w:ind w:left="4320" w:hanging="360"/>
       </w:pPr>
       <w:rPr>
-        <w:rFonts w:ascii="Wingdings" w:hAnsi="Wingdings" w:hint="default"/>
+        <w:rFonts w:hint="default" w:ascii="Wingdings" w:hAnsi="Wingdings"/>
         <w:sz w:val="20"/>
       </w:rPr>
     </w:lvl>
@@ -11253,7 +11274,7 @@
         <w:ind w:left="5040" w:hanging="360"/>
       </w:pPr>
       <w:rPr>
-        <w:rFonts w:ascii="Wingdings" w:hAnsi="Wingdings" w:hint="default"/>
+        <w:rFonts w:hint="default" w:ascii="Wingdings" w:hAnsi="Wingdings"/>
         <w:sz w:val="20"/>
       </w:rPr>
     </w:lvl>
@@ -11269,7 +11290,7 @@
         <w:ind w:left="5760" w:hanging="360"/>
       </w:pPr>
       <w:rPr>
-        <w:rFonts w:ascii="Wingdings" w:hAnsi="Wingdings" w:hint="default"/>
+        <w:rFonts w:hint="default" w:ascii="Wingdings" w:hAnsi="Wingdings"/>
         <w:sz w:val="20"/>
       </w:rPr>
     </w:lvl>
@@ -11285,7 +11306,7 @@
         <w:ind w:left="6480" w:hanging="360"/>
       </w:pPr>
       <w:rPr>
-        <w:rFonts w:ascii="Wingdings" w:hAnsi="Wingdings" w:hint="default"/>
+        <w:rFonts w:hint="default" w:ascii="Wingdings" w:hAnsi="Wingdings"/>
         <w:sz w:val="20"/>
       </w:rPr>
     </w:lvl>
@@ -11392,7 +11413,7 @@
         <w:ind w:left="720" w:hanging="360"/>
       </w:pPr>
       <w:rPr>
-        <w:rFonts w:ascii="Symbol" w:hAnsi="Symbol" w:hint="default"/>
+        <w:rFonts w:hint="default" w:ascii="Symbol" w:hAnsi="Symbol"/>
       </w:rPr>
     </w:lvl>
     <w:lvl w:ilvl="1" w:tplc="08090003" w:tentative="1">
@@ -11404,7 +11425,7 @@
         <w:ind w:left="1440" w:hanging="360"/>
       </w:pPr>
       <w:rPr>
-        <w:rFonts w:ascii="Courier New" w:hAnsi="Courier New" w:hint="default"/>
+        <w:rFonts w:hint="default" w:ascii="Courier New" w:hAnsi="Courier New"/>
       </w:rPr>
     </w:lvl>
     <w:lvl w:ilvl="2" w:tplc="08090005" w:tentative="1">
@@ -11416,7 +11437,7 @@
         <w:ind w:left="2160" w:hanging="360"/>
       </w:pPr>
       <w:rPr>
-        <w:rFonts w:ascii="Wingdings" w:hAnsi="Wingdings" w:hint="default"/>
+        <w:rFonts w:hint="default" w:ascii="Wingdings" w:hAnsi="Wingdings"/>
       </w:rPr>
     </w:lvl>
     <w:lvl w:ilvl="3" w:tplc="08090001" w:tentative="1">
@@ -11428,7 +11449,7 @@
         <w:ind w:left="2880" w:hanging="360"/>
       </w:pPr>
       <w:rPr>
-        <w:rFonts w:ascii="Symbol" w:hAnsi="Symbol" w:hint="default"/>
+        <w:rFonts w:hint="default" w:ascii="Symbol" w:hAnsi="Symbol"/>
       </w:rPr>
     </w:lvl>
     <w:lvl w:ilvl="4" w:tplc="08090003" w:tentative="1">
@@ -11440,7 +11461,7 @@
         <w:ind w:left="3600" w:hanging="360"/>
       </w:pPr>
       <w:rPr>
-        <w:rFonts w:ascii="Courier New" w:hAnsi="Courier New" w:hint="default"/>
+        <w:rFonts w:hint="default" w:ascii="Courier New" w:hAnsi="Courier New"/>
       </w:rPr>
     </w:lvl>
     <w:lvl w:ilvl="5" w:tplc="08090005" w:tentative="1">
@@ -11452,7 +11473,7 @@
         <w:ind w:left="4320" w:hanging="360"/>
       </w:pPr>
       <w:rPr>
-        <w:rFonts w:ascii="Wingdings" w:hAnsi="Wingdings" w:hint="default"/>
+        <w:rFonts w:hint="default" w:ascii="Wingdings" w:hAnsi="Wingdings"/>
       </w:rPr>
     </w:lvl>
     <w:lvl w:ilvl="6" w:tplc="08090001" w:tentative="1">
@@ -11464,7 +11485,7 @@
         <w:ind w:left="5040" w:hanging="360"/>
       </w:pPr>
       <w:rPr>
-        <w:rFonts w:ascii="Symbol" w:hAnsi="Symbol" w:hint="default"/>
+        <w:rFonts w:hint="default" w:ascii="Symbol" w:hAnsi="Symbol"/>
       </w:rPr>
     </w:lvl>
     <w:lvl w:ilvl="7" w:tplc="08090003" w:tentative="1">
@@ -11476,7 +11497,7 @@
         <w:ind w:left="5760" w:hanging="360"/>
       </w:pPr>
       <w:rPr>
-        <w:rFonts w:ascii="Courier New" w:hAnsi="Courier New" w:hint="default"/>
+        <w:rFonts w:hint="default" w:ascii="Courier New" w:hAnsi="Courier New"/>
       </w:rPr>
     </w:lvl>
     <w:lvl w:ilvl="8" w:tplc="08090005" w:tentative="1">
@@ -11488,7 +11509,7 @@
         <w:ind w:left="6480" w:hanging="360"/>
       </w:pPr>
       <w:rPr>
-        <w:rFonts w:ascii="Wingdings" w:hAnsi="Wingdings" w:hint="default"/>
+        <w:rFonts w:hint="default" w:ascii="Wingdings" w:hAnsi="Wingdings"/>
       </w:rPr>
     </w:lvl>
   </w:abstractNum>
@@ -11508,7 +11529,7 @@
         <w:ind w:left="720" w:hanging="360"/>
       </w:pPr>
       <w:rPr>
-        <w:rFonts w:ascii="Times New Roman" w:hAnsi="Times New Roman" w:hint="default"/>
+        <w:rFonts w:hint="default" w:ascii="Times New Roman" w:hAnsi="Times New Roman"/>
       </w:rPr>
     </w:lvl>
     <w:lvl w:ilvl="1" w:tplc="09FC8AFC" w:tentative="1">
@@ -11523,7 +11544,7 @@
         <w:ind w:left="1440" w:hanging="360"/>
       </w:pPr>
       <w:rPr>
-        <w:rFonts w:ascii="Times New Roman" w:hAnsi="Times New Roman" w:hint="default"/>
+        <w:rFonts w:hint="default" w:ascii="Times New Roman" w:hAnsi="Times New Roman"/>
       </w:rPr>
     </w:lvl>
     <w:lvl w:ilvl="2" w:tplc="6F9AD86C" w:tentative="1">
@@ -11538,7 +11559,7 @@
         <w:ind w:left="2160" w:hanging="360"/>
       </w:pPr>
       <w:rPr>
-        <w:rFonts w:ascii="Times New Roman" w:hAnsi="Times New Roman" w:hint="default"/>
+        <w:rFonts w:hint="default" w:ascii="Times New Roman" w:hAnsi="Times New Roman"/>
       </w:rPr>
     </w:lvl>
     <w:lvl w:ilvl="3" w:tplc="3238F574" w:tentative="1">
@@ -11553,7 +11574,7 @@
         <w:ind w:left="2880" w:hanging="360"/>
       </w:pPr>
       <w:rPr>
-        <w:rFonts w:ascii="Times New Roman" w:hAnsi="Times New Roman" w:hint="default"/>
+        <w:rFonts w:hint="default" w:ascii="Times New Roman" w:hAnsi="Times New Roman"/>
       </w:rPr>
     </w:lvl>
     <w:lvl w:ilvl="4" w:tplc="1B6A0F30" w:tentative="1">
@@ -11568,7 +11589,7 @@
         <w:ind w:left="3600" w:hanging="360"/>
       </w:pPr>
       <w:rPr>
-        <w:rFonts w:ascii="Times New Roman" w:hAnsi="Times New Roman" w:hint="default"/>
+        <w:rFonts w:hint="default" w:ascii="Times New Roman" w:hAnsi="Times New Roman"/>
       </w:rPr>
     </w:lvl>
     <w:lvl w:ilvl="5" w:tplc="18FE3CF2" w:tentative="1">
@@ -11583,7 +11604,7 @@
         <w:ind w:left="4320" w:hanging="360"/>
       </w:pPr>
       <w:rPr>
-        <w:rFonts w:ascii="Times New Roman" w:hAnsi="Times New Roman" w:hint="default"/>
+        <w:rFonts w:hint="default" w:ascii="Times New Roman" w:hAnsi="Times New Roman"/>
       </w:rPr>
     </w:lvl>
     <w:lvl w:ilvl="6" w:tplc="7D88563C" w:tentative="1">
@@ -11598,7 +11619,7 @@
         <w:ind w:left="5040" w:hanging="360"/>
       </w:pPr>
       <w:rPr>
-        <w:rFonts w:ascii="Times New Roman" w:hAnsi="Times New Roman" w:hint="default"/>
+        <w:rFonts w:hint="default" w:ascii="Times New Roman" w:hAnsi="Times New Roman"/>
       </w:rPr>
     </w:lvl>
     <w:lvl w:ilvl="7" w:tplc="A2BC95F8" w:tentative="1">
@@ -11613,7 +11634,7 @@
         <w:ind w:left="5760" w:hanging="360"/>
       </w:pPr>
       <w:rPr>
-        <w:rFonts w:ascii="Times New Roman" w:hAnsi="Times New Roman" w:hint="default"/>
+        <w:rFonts w:hint="default" w:ascii="Times New Roman" w:hAnsi="Times New Roman"/>
       </w:rPr>
     </w:lvl>
     <w:lvl w:ilvl="8" w:tplc="CFEACB18" w:tentative="1">
@@ -11628,7 +11649,7 @@
         <w:ind w:left="6480" w:hanging="360"/>
       </w:pPr>
       <w:rPr>
-        <w:rFonts w:ascii="Times New Roman" w:hAnsi="Times New Roman" w:hint="default"/>
+        <w:rFonts w:hint="default" w:ascii="Times New Roman" w:hAnsi="Times New Roman"/>
       </w:rPr>
     </w:lvl>
   </w:abstractNum>
@@ -11823,7 +11844,7 @@
         <w:ind w:left="720" w:hanging="360"/>
       </w:pPr>
       <w:rPr>
-        <w:rFonts w:ascii="Symbol" w:hAnsi="Symbol" w:hint="default"/>
+        <w:rFonts w:hint="default" w:ascii="Symbol" w:hAnsi="Symbol"/>
       </w:rPr>
     </w:lvl>
     <w:lvl w:ilvl="1" w:tplc="08090003" w:tentative="1">
@@ -11835,7 +11856,7 @@
         <w:ind w:left="1440" w:hanging="360"/>
       </w:pPr>
       <w:rPr>
-        <w:rFonts w:ascii="Courier New" w:hAnsi="Courier New" w:cs="Courier New" w:hint="default"/>
+        <w:rFonts w:hint="default" w:ascii="Courier New" w:hAnsi="Courier New" w:cs="Courier New"/>
       </w:rPr>
     </w:lvl>
     <w:lvl w:ilvl="2" w:tplc="08090005" w:tentative="1">
@@ -11847,7 +11868,7 @@
         <w:ind w:left="2160" w:hanging="360"/>
       </w:pPr>
       <w:rPr>
-        <w:rFonts w:ascii="Wingdings" w:hAnsi="Wingdings" w:hint="default"/>
+        <w:rFonts w:hint="default" w:ascii="Wingdings" w:hAnsi="Wingdings"/>
       </w:rPr>
     </w:lvl>
     <w:lvl w:ilvl="3" w:tplc="08090001" w:tentative="1">
@@ -11859,7 +11880,7 @@
         <w:ind w:left="2880" w:hanging="360"/>
       </w:pPr>
       <w:rPr>
-        <w:rFonts w:ascii="Symbol" w:hAnsi="Symbol" w:hint="default"/>
+        <w:rFonts w:hint="default" w:ascii="Symbol" w:hAnsi="Symbol"/>
       </w:rPr>
     </w:lvl>
     <w:lvl w:ilvl="4" w:tplc="08090003" w:tentative="1">
@@ -11871,7 +11892,7 @@
         <w:ind w:left="3600" w:hanging="360"/>
       </w:pPr>
       <w:rPr>
-        <w:rFonts w:ascii="Courier New" w:hAnsi="Courier New" w:cs="Courier New" w:hint="default"/>
+        <w:rFonts w:hint="default" w:ascii="Courier New" w:hAnsi="Courier New" w:cs="Courier New"/>
       </w:rPr>
     </w:lvl>
     <w:lvl w:ilvl="5" w:tplc="08090005" w:tentative="1">
@@ -11883,7 +11904,7 @@
         <w:ind w:left="4320" w:hanging="360"/>
       </w:pPr>
       <w:rPr>
-        <w:rFonts w:ascii="Wingdings" w:hAnsi="Wingdings" w:hint="default"/>
+        <w:rFonts w:hint="default" w:ascii="Wingdings" w:hAnsi="Wingdings"/>
       </w:rPr>
     </w:lvl>
     <w:lvl w:ilvl="6" w:tplc="08090001" w:tentative="1">
@@ -11895,7 +11916,7 @@
         <w:ind w:left="5040" w:hanging="360"/>
       </w:pPr>
       <w:rPr>
-        <w:rFonts w:ascii="Symbol" w:hAnsi="Symbol" w:hint="default"/>
+        <w:rFonts w:hint="default" w:ascii="Symbol" w:hAnsi="Symbol"/>
       </w:rPr>
     </w:lvl>
     <w:lvl w:ilvl="7" w:tplc="08090003" w:tentative="1">
@@ -11907,7 +11928,7 @@
         <w:ind w:left="5760" w:hanging="360"/>
       </w:pPr>
       <w:rPr>
-        <w:rFonts w:ascii="Courier New" w:hAnsi="Courier New" w:cs="Courier New" w:hint="default"/>
+        <w:rFonts w:hint="default" w:ascii="Courier New" w:hAnsi="Courier New" w:cs="Courier New"/>
       </w:rPr>
     </w:lvl>
     <w:lvl w:ilvl="8" w:tplc="08090005" w:tentative="1">
@@ -11919,7 +11940,7 @@
         <w:ind w:left="6480" w:hanging="360"/>
       </w:pPr>
       <w:rPr>
-        <w:rFonts w:ascii="Wingdings" w:hAnsi="Wingdings" w:hint="default"/>
+        <w:rFonts w:hint="default" w:ascii="Wingdings" w:hAnsi="Wingdings"/>
       </w:rPr>
     </w:lvl>
   </w:abstractNum>
@@ -11939,7 +11960,7 @@
         <w:ind w:left="720" w:hanging="360"/>
       </w:pPr>
       <w:rPr>
-        <w:rFonts w:ascii="Symbol" w:hAnsi="Symbol" w:hint="default"/>
+        <w:rFonts w:hint="default" w:ascii="Symbol" w:hAnsi="Symbol"/>
         <w:sz w:val="20"/>
       </w:rPr>
     </w:lvl>
@@ -11955,7 +11976,7 @@
         <w:ind w:left="1440" w:hanging="360"/>
       </w:pPr>
       <w:rPr>
-        <w:rFonts w:ascii="Courier New" w:hAnsi="Courier New" w:hint="default"/>
+        <w:rFonts w:hint="default" w:ascii="Courier New" w:hAnsi="Courier New"/>
         <w:sz w:val="20"/>
       </w:rPr>
     </w:lvl>
@@ -11971,7 +11992,7 @@
         <w:ind w:left="2160" w:hanging="360"/>
       </w:pPr>
       <w:rPr>
-        <w:rFonts w:ascii="Wingdings" w:hAnsi="Wingdings" w:hint="default"/>
+        <w:rFonts w:hint="default" w:ascii="Wingdings" w:hAnsi="Wingdings"/>
         <w:sz w:val="20"/>
       </w:rPr>
     </w:lvl>
@@ -11987,7 +12008,7 @@
         <w:ind w:left="2880" w:hanging="360"/>
       </w:pPr>
       <w:rPr>
-        <w:rFonts w:ascii="Wingdings" w:hAnsi="Wingdings" w:hint="default"/>
+        <w:rFonts w:hint="default" w:ascii="Wingdings" w:hAnsi="Wingdings"/>
         <w:sz w:val="20"/>
       </w:rPr>
     </w:lvl>
@@ -12003,7 +12024,7 @@
         <w:ind w:left="3600" w:hanging="360"/>
       </w:pPr>
       <w:rPr>
-        <w:rFonts w:ascii="Wingdings" w:hAnsi="Wingdings" w:hint="default"/>
+        <w:rFonts w:hint="default" w:ascii="Wingdings" w:hAnsi="Wingdings"/>
         <w:sz w:val="20"/>
       </w:rPr>
     </w:lvl>
@@ -12019,7 +12040,7 @@
         <w:ind w:left="4320" w:hanging="360"/>
       </w:pPr>
       <w:rPr>
-        <w:rFonts w:ascii="Wingdings" w:hAnsi="Wingdings" w:hint="default"/>
+        <w:rFonts w:hint="default" w:ascii="Wingdings" w:hAnsi="Wingdings"/>
         <w:sz w:val="20"/>
       </w:rPr>
     </w:lvl>
@@ -12035,7 +12056,7 @@
         <w:ind w:left="5040" w:hanging="360"/>
       </w:pPr>
       <w:rPr>
-        <w:rFonts w:ascii="Wingdings" w:hAnsi="Wingdings" w:hint="default"/>
+        <w:rFonts w:hint="default" w:ascii="Wingdings" w:hAnsi="Wingdings"/>
         <w:sz w:val="20"/>
       </w:rPr>
     </w:lvl>
@@ -12051,7 +12072,7 @@
         <w:ind w:left="5760" w:hanging="360"/>
       </w:pPr>
       <w:rPr>
-        <w:rFonts w:ascii="Wingdings" w:hAnsi="Wingdings" w:hint="default"/>
+        <w:rFonts w:hint="default" w:ascii="Wingdings" w:hAnsi="Wingdings"/>
         <w:sz w:val="20"/>
       </w:rPr>
     </w:lvl>
@@ -12067,7 +12088,7 @@
         <w:ind w:left="6480" w:hanging="360"/>
       </w:pPr>
       <w:rPr>
-        <w:rFonts w:ascii="Wingdings" w:hAnsi="Wingdings" w:hint="default"/>
+        <w:rFonts w:hint="default" w:ascii="Wingdings" w:hAnsi="Wingdings"/>
         <w:sz w:val="20"/>
       </w:rPr>
     </w:lvl>
@@ -12085,7 +12106,7 @@
         <w:ind w:left="720" w:hanging="360"/>
       </w:pPr>
       <w:rPr>
-        <w:rFonts w:ascii="Aptos" w:eastAsiaTheme="minorEastAsia" w:hAnsi="Aptos" w:cstheme="minorBidi" w:hint="default"/>
+        <w:rFonts w:hint="default" w:ascii="Aptos" w:hAnsi="Aptos" w:eastAsiaTheme="minorEastAsia" w:cstheme="minorBidi"/>
       </w:rPr>
     </w:lvl>
     <w:lvl w:ilvl="1" w:tplc="08090003" w:tentative="1">
@@ -12097,7 +12118,7 @@
         <w:ind w:left="1440" w:hanging="360"/>
       </w:pPr>
       <w:rPr>
-        <w:rFonts w:ascii="Courier New" w:hAnsi="Courier New" w:cs="Courier New" w:hint="default"/>
+        <w:rFonts w:hint="default" w:ascii="Courier New" w:hAnsi="Courier New" w:cs="Courier New"/>
       </w:rPr>
     </w:lvl>
     <w:lvl w:ilvl="2" w:tplc="08090005" w:tentative="1">
@@ -12109,7 +12130,7 @@
         <w:ind w:left="2160" w:hanging="360"/>
       </w:pPr>
       <w:rPr>
-        <w:rFonts w:ascii="Wingdings" w:hAnsi="Wingdings" w:hint="default"/>
+        <w:rFonts w:hint="default" w:ascii="Wingdings" w:hAnsi="Wingdings"/>
       </w:rPr>
     </w:lvl>
     <w:lvl w:ilvl="3" w:tplc="08090001" w:tentative="1">
@@ -12121,7 +12142,7 @@
         <w:ind w:left="2880" w:hanging="360"/>
       </w:pPr>
       <w:rPr>
-        <w:rFonts w:ascii="Symbol" w:hAnsi="Symbol" w:hint="default"/>
+        <w:rFonts w:hint="default" w:ascii="Symbol" w:hAnsi="Symbol"/>
       </w:rPr>
     </w:lvl>
     <w:lvl w:ilvl="4" w:tplc="08090003" w:tentative="1">
@@ -12133,7 +12154,7 @@
         <w:ind w:left="3600" w:hanging="360"/>
       </w:pPr>
       <w:rPr>
-        <w:rFonts w:ascii="Courier New" w:hAnsi="Courier New" w:cs="Courier New" w:hint="default"/>
+        <w:rFonts w:hint="default" w:ascii="Courier New" w:hAnsi="Courier New" w:cs="Courier New"/>
       </w:rPr>
     </w:lvl>
     <w:lvl w:ilvl="5" w:tplc="08090005" w:tentative="1">
@@ -12145,7 +12166,7 @@
         <w:ind w:left="4320" w:hanging="360"/>
       </w:pPr>
       <w:rPr>
-        <w:rFonts w:ascii="Wingdings" w:hAnsi="Wingdings" w:hint="default"/>
+        <w:rFonts w:hint="default" w:ascii="Wingdings" w:hAnsi="Wingdings"/>
       </w:rPr>
     </w:lvl>
     <w:lvl w:ilvl="6" w:tplc="08090001" w:tentative="1">
@@ -12157,7 +12178,7 @@
         <w:ind w:left="5040" w:hanging="360"/>
       </w:pPr>
       <w:rPr>
-        <w:rFonts w:ascii="Symbol" w:hAnsi="Symbol" w:hint="default"/>
+        <w:rFonts w:hint="default" w:ascii="Symbol" w:hAnsi="Symbol"/>
       </w:rPr>
     </w:lvl>
     <w:lvl w:ilvl="7" w:tplc="08090003" w:tentative="1">
@@ -12169,7 +12190,7 @@
         <w:ind w:left="5760" w:hanging="360"/>
       </w:pPr>
       <w:rPr>
-        <w:rFonts w:ascii="Courier New" w:hAnsi="Courier New" w:cs="Courier New" w:hint="default"/>
+        <w:rFonts w:hint="default" w:ascii="Courier New" w:hAnsi="Courier New" w:cs="Courier New"/>
       </w:rPr>
     </w:lvl>
     <w:lvl w:ilvl="8" w:tplc="08090005" w:tentative="1">
@@ -12181,7 +12202,7 @@
         <w:ind w:left="6480" w:hanging="360"/>
       </w:pPr>
       <w:rPr>
-        <w:rFonts w:ascii="Wingdings" w:hAnsi="Wingdings" w:hint="default"/>
+        <w:rFonts w:hint="default" w:ascii="Wingdings" w:hAnsi="Wingdings"/>
       </w:rPr>
     </w:lvl>
   </w:abstractNum>
@@ -12198,7 +12219,7 @@
         <w:ind w:left="720" w:hanging="360"/>
       </w:pPr>
       <w:rPr>
-        <w:rFonts w:ascii="Symbol" w:hAnsi="Symbol" w:hint="default"/>
+        <w:rFonts w:hint="default" w:ascii="Symbol" w:hAnsi="Symbol"/>
       </w:rPr>
     </w:lvl>
     <w:lvl w:ilvl="1" w:tplc="08090003" w:tentative="1">
@@ -12210,7 +12231,7 @@
         <w:ind w:left="1440" w:hanging="360"/>
       </w:pPr>
       <w:rPr>
-        <w:rFonts w:ascii="Courier New" w:hAnsi="Courier New" w:cs="Courier New" w:hint="default"/>
+        <w:rFonts w:hint="default" w:ascii="Courier New" w:hAnsi="Courier New" w:cs="Courier New"/>
       </w:rPr>
     </w:lvl>
     <w:lvl w:ilvl="2" w:tplc="08090005" w:tentative="1">
@@ -12222,7 +12243,7 @@
         <w:ind w:left="2160" w:hanging="360"/>
       </w:pPr>
       <w:rPr>
-        <w:rFonts w:ascii="Wingdings" w:hAnsi="Wingdings" w:hint="default"/>
+        <w:rFonts w:hint="default" w:ascii="Wingdings" w:hAnsi="Wingdings"/>
       </w:rPr>
     </w:lvl>
     <w:lvl w:ilvl="3" w:tplc="08090001" w:tentative="1">
@@ -12234,7 +12255,7 @@
         <w:ind w:left="2880" w:hanging="360"/>
       </w:pPr>
       <w:rPr>
-        <w:rFonts w:ascii="Symbol" w:hAnsi="Symbol" w:hint="default"/>
+        <w:rFonts w:hint="default" w:ascii="Symbol" w:hAnsi="Symbol"/>
       </w:rPr>
     </w:lvl>
     <w:lvl w:ilvl="4" w:tplc="08090003" w:tentative="1">
@@ -12246,7 +12267,7 @@
         <w:ind w:left="3600" w:hanging="360"/>
       </w:pPr>
       <w:rPr>
-        <w:rFonts w:ascii="Courier New" w:hAnsi="Courier New" w:cs="Courier New" w:hint="default"/>
+        <w:rFonts w:hint="default" w:ascii="Courier New" w:hAnsi="Courier New" w:cs="Courier New"/>
       </w:rPr>
     </w:lvl>
     <w:lvl w:ilvl="5" w:tplc="08090005" w:tentative="1">
@@ -12258,7 +12279,7 @@
         <w:ind w:left="4320" w:hanging="360"/>
       </w:pPr>
       <w:rPr>
-        <w:rFonts w:ascii="Wingdings" w:hAnsi="Wingdings" w:hint="default"/>
+        <w:rFonts w:hint="default" w:ascii="Wingdings" w:hAnsi="Wingdings"/>
       </w:rPr>
     </w:lvl>
     <w:lvl w:ilvl="6" w:tplc="08090001" w:tentative="1">
@@ -12270,7 +12291,7 @@
         <w:ind w:left="5040" w:hanging="360"/>
       </w:pPr>
       <w:rPr>
-        <w:rFonts w:ascii="Symbol" w:hAnsi="Symbol" w:hint="default"/>
+        <w:rFonts w:hint="default" w:ascii="Symbol" w:hAnsi="Symbol"/>
       </w:rPr>
     </w:lvl>
     <w:lvl w:ilvl="7" w:tplc="08090003" w:tentative="1">
@@ -12282,7 +12303,7 @@
         <w:ind w:left="5760" w:hanging="360"/>
       </w:pPr>
       <w:rPr>
-        <w:rFonts w:ascii="Courier New" w:hAnsi="Courier New" w:cs="Courier New" w:hint="default"/>
+        <w:rFonts w:hint="default" w:ascii="Courier New" w:hAnsi="Courier New" w:cs="Courier New"/>
       </w:rPr>
     </w:lvl>
     <w:lvl w:ilvl="8" w:tplc="08090005" w:tentative="1">
@@ -12294,7 +12315,7 @@
         <w:ind w:left="6480" w:hanging="360"/>
       </w:pPr>
       <w:rPr>
-        <w:rFonts w:ascii="Wingdings" w:hAnsi="Wingdings" w:hint="default"/>
+        <w:rFonts w:hint="default" w:ascii="Wingdings" w:hAnsi="Wingdings"/>
       </w:rPr>
     </w:lvl>
   </w:abstractNum>
@@ -12388,7 +12409,7 @@
   <w:docDefaults>
     <w:rPrDefault>
       <w:rPr>
-        <w:rFonts w:asciiTheme="minorHAnsi" w:eastAsiaTheme="minorEastAsia" w:hAnsiTheme="minorHAnsi" w:cstheme="minorBidi"/>
+        <w:rFonts w:asciiTheme="minorHAnsi" w:hAnsiTheme="minorHAnsi" w:eastAsiaTheme="minorEastAsia" w:cstheme="minorBidi"/>
         <w:sz w:val="24"/>
         <w:szCs w:val="24"/>
         <w:lang w:val="en-GB" w:eastAsia="ja-JP" w:bidi="ar-SA"/>
@@ -12403,14 +12424,14 @@
   <w:latentStyles w:defLockedState="0" w:defUIPriority="99" w:defSemiHidden="0" w:defUnhideWhenUsed="0" w:defQFormat="0" w:count="376">
     <w:lsdException w:name="Normal" w:uiPriority="0" w:qFormat="1"/>
     <w:lsdException w:name="heading 1" w:uiPriority="9" w:qFormat="1"/>
-    <w:lsdException w:name="heading 2" w:semiHidden="1" w:uiPriority="9" w:unhideWhenUsed="1" w:qFormat="1"/>
-    <w:lsdException w:name="heading 3" w:semiHidden="1" w:uiPriority="9" w:unhideWhenUsed="1" w:qFormat="1"/>
-    <w:lsdException w:name="heading 4" w:semiHidden="1" w:uiPriority="9" w:unhideWhenUsed="1" w:qFormat="1"/>
-    <w:lsdException w:name="heading 5" w:semiHidden="1" w:uiPriority="9" w:unhideWhenUsed="1" w:qFormat="1"/>
-    <w:lsdException w:name="heading 6" w:semiHidden="1" w:uiPriority="9" w:unhideWhenUsed="1" w:qFormat="1"/>
-    <w:lsdException w:name="heading 7" w:semiHidden="1" w:uiPriority="9" w:unhideWhenUsed="1" w:qFormat="1"/>
-    <w:lsdException w:name="heading 8" w:semiHidden="1" w:uiPriority="9" w:unhideWhenUsed="1" w:qFormat="1"/>
-    <w:lsdException w:name="heading 9" w:semiHidden="1" w:uiPriority="9" w:unhideWhenUsed="1" w:qFormat="1"/>
+    <w:lsdException w:name="heading 2" w:uiPriority="9" w:semiHidden="1" w:unhideWhenUsed="1" w:qFormat="1"/>
+    <w:lsdException w:name="heading 3" w:uiPriority="9" w:semiHidden="1" w:unhideWhenUsed="1" w:qFormat="1"/>
+    <w:lsdException w:name="heading 4" w:uiPriority="9" w:semiHidden="1" w:unhideWhenUsed="1" w:qFormat="1"/>
+    <w:lsdException w:name="heading 5" w:uiPriority="9" w:semiHidden="1" w:unhideWhenUsed="1" w:qFormat="1"/>
+    <w:lsdException w:name="heading 6" w:uiPriority="9" w:semiHidden="1" w:unhideWhenUsed="1" w:qFormat="1"/>
+    <w:lsdException w:name="heading 7" w:uiPriority="9" w:semiHidden="1" w:unhideWhenUsed="1" w:qFormat="1"/>
+    <w:lsdException w:name="heading 8" w:uiPriority="9" w:semiHidden="1" w:unhideWhenUsed="1" w:qFormat="1"/>
+    <w:lsdException w:name="heading 9" w:uiPriority="9" w:semiHidden="1" w:unhideWhenUsed="1" w:qFormat="1"/>
     <w:lsdException w:name="index 1" w:semiHidden="1" w:unhideWhenUsed="1"/>
     <w:lsdException w:name="index 2" w:semiHidden="1" w:unhideWhenUsed="1"/>
     <w:lsdException w:name="index 3" w:semiHidden="1" w:unhideWhenUsed="1"/>
@@ -12420,22 +12441,22 @@
     <w:lsdException w:name="index 7" w:semiHidden="1" w:unhideWhenUsed="1"/>
     <w:lsdException w:name="index 8" w:semiHidden="1" w:unhideWhenUsed="1"/>
     <w:lsdException w:name="index 9" w:semiHidden="1" w:unhideWhenUsed="1"/>
-    <w:lsdException w:name="toc 1" w:semiHidden="1" w:uiPriority="39" w:unhideWhenUsed="1"/>
-    <w:lsdException w:name="toc 2" w:semiHidden="1" w:uiPriority="39" w:unhideWhenUsed="1"/>
-    <w:lsdException w:name="toc 3" w:semiHidden="1" w:uiPriority="39" w:unhideWhenUsed="1"/>
-    <w:lsdException w:name="toc 4" w:semiHidden="1" w:uiPriority="39" w:unhideWhenUsed="1"/>
-    <w:lsdException w:name="toc 5" w:semiHidden="1" w:uiPriority="39" w:unhideWhenUsed="1"/>
-    <w:lsdException w:name="toc 6" w:semiHidden="1" w:uiPriority="39" w:unhideWhenUsed="1"/>
-    <w:lsdException w:name="toc 7" w:semiHidden="1" w:uiPriority="39" w:unhideWhenUsed="1"/>
-    <w:lsdException w:name="toc 8" w:semiHidden="1" w:uiPriority="39" w:unhideWhenUsed="1"/>
-    <w:lsdException w:name="toc 9" w:semiHidden="1" w:uiPriority="39" w:unhideWhenUsed="1"/>
+    <w:lsdException w:name="toc 1" w:uiPriority="39" w:semiHidden="1" w:unhideWhenUsed="1"/>
+    <w:lsdException w:name="toc 2" w:uiPriority="39" w:semiHidden="1" w:unhideWhenUsed="1"/>
+    <w:lsdException w:name="toc 3" w:uiPriority="39" w:semiHidden="1" w:unhideWhenUsed="1"/>
+    <w:lsdException w:name="toc 4" w:uiPriority="39" w:semiHidden="1" w:unhideWhenUsed="1"/>
+    <w:lsdException w:name="toc 5" w:uiPriority="39" w:semiHidden="1" w:unhideWhenUsed="1"/>
+    <w:lsdException w:name="toc 6" w:uiPriority="39" w:semiHidden="1" w:unhideWhenUsed="1"/>
+    <w:lsdException w:name="toc 7" w:uiPriority="39" w:semiHidden="1" w:unhideWhenUsed="1"/>
+    <w:lsdException w:name="toc 8" w:uiPriority="39" w:semiHidden="1" w:unhideWhenUsed="1"/>
+    <w:lsdException w:name="toc 9" w:uiPriority="39" w:semiHidden="1" w:unhideWhenUsed="1"/>
     <w:lsdException w:name="Normal Indent" w:semiHidden="1" w:unhideWhenUsed="1"/>
     <w:lsdException w:name="footnote text" w:semiHidden="1" w:unhideWhenUsed="1"/>
     <w:lsdException w:name="annotation text" w:semiHidden="1" w:unhideWhenUsed="1"/>
     <w:lsdException w:name="header" w:semiHidden="1" w:unhideWhenUsed="1"/>
     <w:lsdException w:name="footer" w:semiHidden="1" w:unhideWhenUsed="1"/>
     <w:lsdException w:name="index heading" w:semiHidden="1" w:unhideWhenUsed="1"/>
-    <w:lsdException w:name="caption" w:semiHidden="1" w:uiPriority="35" w:unhideWhenUsed="1" w:qFormat="1"/>
+    <w:lsdException w:name="caption" w:uiPriority="35" w:semiHidden="1" w:unhideWhenUsed="1" w:qFormat="1"/>
     <w:lsdException w:name="table of figures" w:semiHidden="1" w:unhideWhenUsed="1"/>
     <w:lsdException w:name="envelope address" w:semiHidden="1" w:unhideWhenUsed="1"/>
     <w:lsdException w:name="envelope return" w:semiHidden="1" w:unhideWhenUsed="1"/>
@@ -12466,7 +12487,7 @@
     <w:lsdException w:name="Title" w:uiPriority="10" w:qFormat="1"/>
     <w:lsdException w:name="Closing" w:semiHidden="1" w:unhideWhenUsed="1"/>
     <w:lsdException w:name="Signature" w:semiHidden="1" w:unhideWhenUsed="1"/>
-    <w:lsdException w:name="Default Paragraph Font" w:semiHidden="1" w:uiPriority="1" w:unhideWhenUsed="1"/>
+    <w:lsdException w:name="Default Paragraph Font" w:uiPriority="1" w:semiHidden="1" w:unhideWhenUsed="1"/>
     <w:lsdException w:name="Body Text" w:semiHidden="1" w:unhideWhenUsed="1"/>
     <w:lsdException w:name="Body Text Indent" w:semiHidden="1" w:unhideWhenUsed="1"/>
     <w:lsdException w:name="List Continue" w:semiHidden="1" w:unhideWhenUsed="1"/>
@@ -12666,8 +12687,8 @@
     <w:lsdException w:name="Subtle Reference" w:uiPriority="31" w:qFormat="1"/>
     <w:lsdException w:name="Intense Reference" w:uiPriority="32" w:qFormat="1"/>
     <w:lsdException w:name="Book Title" w:uiPriority="33" w:qFormat="1"/>
-    <w:lsdException w:name="Bibliography" w:semiHidden="1" w:uiPriority="37" w:unhideWhenUsed="1"/>
-    <w:lsdException w:name="TOC Heading" w:semiHidden="1" w:uiPriority="39" w:unhideWhenUsed="1" w:qFormat="1"/>
+    <w:lsdException w:name="Bibliography" w:uiPriority="37" w:semiHidden="1" w:unhideWhenUsed="1"/>
+    <w:lsdException w:name="TOC Heading" w:uiPriority="39" w:semiHidden="1" w:unhideWhenUsed="1" w:qFormat="1"/>
     <w:lsdException w:name="Plain Table 1" w:uiPriority="41"/>
     <w:lsdException w:name="Plain Table 2" w:uiPriority="42"/>
     <w:lsdException w:name="Plain Table 3" w:uiPriority="43"/>
@@ -12778,7 +12799,7 @@
     <w:lsdException w:name="Unresolved Mention" w:semiHidden="1" w:unhideWhenUsed="1"/>
     <w:lsdException w:name="Smart Link" w:semiHidden="1" w:unhideWhenUsed="1"/>
   </w:latentStyles>
-  <w:style w:type="paragraph" w:default="1" w:styleId="Normal">
+  <w:style w:type="paragraph" w:styleId="Normal" w:default="1">
     <w:name w:val="Normal"/>
     <w:qFormat/>
   </w:style>
@@ -12796,7 +12817,7 @@
       <w:outlineLvl w:val="0"/>
     </w:pPr>
     <w:rPr>
-      <w:rFonts w:asciiTheme="majorHAnsi" w:eastAsiaTheme="majorEastAsia" w:hAnsiTheme="majorHAnsi" w:cstheme="majorBidi"/>
+      <w:rFonts w:asciiTheme="majorHAnsi" w:hAnsiTheme="majorHAnsi" w:eastAsiaTheme="majorEastAsia" w:cstheme="majorBidi"/>
       <w:color w:val="374C80" w:themeColor="accent1" w:themeShade="BF"/>
       <w:sz w:val="40"/>
       <w:szCs w:val="40"/>
@@ -12817,7 +12838,7 @@
       <w:outlineLvl w:val="1"/>
     </w:pPr>
     <w:rPr>
-      <w:rFonts w:asciiTheme="majorHAnsi" w:eastAsiaTheme="majorEastAsia" w:hAnsiTheme="majorHAnsi" w:cstheme="majorBidi"/>
+      <w:rFonts w:asciiTheme="majorHAnsi" w:hAnsiTheme="majorHAnsi" w:eastAsiaTheme="majorEastAsia" w:cstheme="majorBidi"/>
       <w:color w:val="374C80" w:themeColor="accent1" w:themeShade="BF"/>
       <w:sz w:val="32"/>
       <w:szCs w:val="32"/>
@@ -12964,13 +12985,13 @@
       <w:color w:val="272727" w:themeColor="text1" w:themeTint="D8"/>
     </w:rPr>
   </w:style>
-  <w:style w:type="character" w:default="1" w:styleId="DefaultParagraphFont">
+  <w:style w:type="character" w:styleId="DefaultParagraphFont" w:default="1">
     <w:name w:val="Default Paragraph Font"/>
     <w:uiPriority w:val="1"/>
     <w:semiHidden/>
     <w:unhideWhenUsed/>
   </w:style>
-  <w:style w:type="table" w:default="1" w:styleId="TableNormal">
+  <w:style w:type="table" w:styleId="TableNormal" w:default="1">
     <w:name w:val="Normal Table"/>
     <w:uiPriority w:val="99"/>
     <w:semiHidden/>
@@ -12985,37 +13006,37 @@
       </w:tblCellMar>
     </w:tblPr>
   </w:style>
-  <w:style w:type="numbering" w:default="1" w:styleId="NoList">
+  <w:style w:type="numbering" w:styleId="NoList" w:default="1">
     <w:name w:val="No List"/>
     <w:uiPriority w:val="99"/>
     <w:semiHidden/>
     <w:unhideWhenUsed/>
   </w:style>
-  <w:style w:type="character" w:customStyle="1" w:styleId="Heading1Char">
+  <w:style w:type="character" w:styleId="Heading1Char" w:customStyle="1">
     <w:name w:val="Heading 1 Char"/>
     <w:basedOn w:val="DefaultParagraphFont"/>
     <w:link w:val="Heading1"/>
     <w:uiPriority w:val="9"/>
     <w:rPr>
-      <w:rFonts w:asciiTheme="majorHAnsi" w:eastAsiaTheme="majorEastAsia" w:hAnsiTheme="majorHAnsi" w:cstheme="majorBidi"/>
+      <w:rFonts w:asciiTheme="majorHAnsi" w:hAnsiTheme="majorHAnsi" w:eastAsiaTheme="majorEastAsia" w:cstheme="majorBidi"/>
       <w:color w:val="374C80" w:themeColor="accent1" w:themeShade="BF"/>
       <w:sz w:val="40"/>
       <w:szCs w:val="40"/>
     </w:rPr>
   </w:style>
-  <w:style w:type="character" w:customStyle="1" w:styleId="Heading2Char">
+  <w:style w:type="character" w:styleId="Heading2Char" w:customStyle="1">
     <w:name w:val="Heading 2 Char"/>
     <w:basedOn w:val="DefaultParagraphFont"/>
     <w:link w:val="Heading2"/>
     <w:uiPriority w:val="9"/>
     <w:rPr>
-      <w:rFonts w:asciiTheme="majorHAnsi" w:eastAsiaTheme="majorEastAsia" w:hAnsiTheme="majorHAnsi" w:cstheme="majorBidi"/>
+      <w:rFonts w:asciiTheme="majorHAnsi" w:hAnsiTheme="majorHAnsi" w:eastAsiaTheme="majorEastAsia" w:cstheme="majorBidi"/>
       <w:color w:val="374C80" w:themeColor="accent1" w:themeShade="BF"/>
       <w:sz w:val="32"/>
       <w:szCs w:val="32"/>
     </w:rPr>
   </w:style>
-  <w:style w:type="character" w:customStyle="1" w:styleId="Heading3Char">
+  <w:style w:type="character" w:styleId="Heading3Char" w:customStyle="1">
     <w:name w:val="Heading 3 Char"/>
     <w:basedOn w:val="DefaultParagraphFont"/>
     <w:link w:val="Heading3"/>
@@ -13027,7 +13048,7 @@
       <w:szCs w:val="28"/>
     </w:rPr>
   </w:style>
-  <w:style w:type="character" w:customStyle="1" w:styleId="Heading4Char">
+  <w:style w:type="character" w:styleId="Heading4Char" w:customStyle="1">
     <w:name w:val="Heading 4 Char"/>
     <w:basedOn w:val="DefaultParagraphFont"/>
     <w:link w:val="Heading4"/>
@@ -13039,7 +13060,7 @@
       <w:color w:val="374C80" w:themeColor="accent1" w:themeShade="BF"/>
     </w:rPr>
   </w:style>
-  <w:style w:type="character" w:customStyle="1" w:styleId="Heading5Char">
+  <w:style w:type="character" w:styleId="Heading5Char" w:customStyle="1">
     <w:name w:val="Heading 5 Char"/>
     <w:basedOn w:val="DefaultParagraphFont"/>
     <w:link w:val="Heading5"/>
@@ -13049,7 +13070,7 @@
       <w:color w:val="374C80" w:themeColor="accent1" w:themeShade="BF"/>
     </w:rPr>
   </w:style>
-  <w:style w:type="character" w:customStyle="1" w:styleId="Heading6Char">
+  <w:style w:type="character" w:styleId="Heading6Char" w:customStyle="1">
     <w:name w:val="Heading 6 Char"/>
     <w:basedOn w:val="DefaultParagraphFont"/>
     <w:link w:val="Heading6"/>
@@ -13061,7 +13082,7 @@
       <w:color w:val="595959" w:themeColor="text1" w:themeTint="A6"/>
     </w:rPr>
   </w:style>
-  <w:style w:type="character" w:customStyle="1" w:styleId="Heading7Char">
+  <w:style w:type="character" w:styleId="Heading7Char" w:customStyle="1">
     <w:name w:val="Heading 7 Char"/>
     <w:basedOn w:val="DefaultParagraphFont"/>
     <w:link w:val="Heading7"/>
@@ -13071,7 +13092,7 @@
       <w:color w:val="595959" w:themeColor="text1" w:themeTint="A6"/>
     </w:rPr>
   </w:style>
-  <w:style w:type="character" w:customStyle="1" w:styleId="Heading8Char">
+  <w:style w:type="character" w:styleId="Heading8Char" w:customStyle="1">
     <w:name w:val="Heading 8 Char"/>
     <w:basedOn w:val="DefaultParagraphFont"/>
     <w:link w:val="Heading8"/>
@@ -13083,7 +13104,7 @@
       <w:color w:val="272727" w:themeColor="text1" w:themeTint="D8"/>
     </w:rPr>
   </w:style>
-  <w:style w:type="character" w:customStyle="1" w:styleId="Heading9Char">
+  <w:style w:type="character" w:styleId="Heading9Char" w:customStyle="1">
     <w:name w:val="Heading 9 Char"/>
     <w:basedOn w:val="DefaultParagraphFont"/>
     <w:link w:val="Heading9"/>
@@ -13093,13 +13114,13 @@
       <w:color w:val="272727" w:themeColor="text1" w:themeTint="D8"/>
     </w:rPr>
   </w:style>
-  <w:style w:type="character" w:customStyle="1" w:styleId="TitleChar">
+  <w:style w:type="character" w:styleId="TitleChar" w:customStyle="1">
     <w:name w:val="Title Char"/>
     <w:basedOn w:val="DefaultParagraphFont"/>
     <w:link w:val="Title"/>
     <w:uiPriority w:val="10"/>
     <w:rPr>
-      <w:rFonts w:asciiTheme="majorHAnsi" w:eastAsiaTheme="majorEastAsia" w:hAnsiTheme="majorHAnsi" w:cstheme="majorBidi"/>
+      <w:rFonts w:asciiTheme="majorHAnsi" w:hAnsiTheme="majorHAnsi" w:eastAsiaTheme="majorEastAsia" w:cstheme="majorBidi"/>
       <w:spacing w:val="-10"/>
       <w:kern w:val="28"/>
       <w:sz w:val="56"/>
@@ -13118,14 +13139,14 @@
       <w:contextualSpacing/>
     </w:pPr>
     <w:rPr>
-      <w:rFonts w:asciiTheme="majorHAnsi" w:eastAsiaTheme="majorEastAsia" w:hAnsiTheme="majorHAnsi" w:cstheme="majorBidi"/>
+      <w:rFonts w:asciiTheme="majorHAnsi" w:hAnsiTheme="majorHAnsi" w:eastAsiaTheme="majorEastAsia" w:cstheme="majorBidi"/>
       <w:spacing w:val="-10"/>
       <w:kern w:val="28"/>
       <w:sz w:val="56"/>
       <w:szCs w:val="56"/>
     </w:rPr>
   </w:style>
-  <w:style w:type="character" w:customStyle="1" w:styleId="SubtitleChar">
+  <w:style w:type="character" w:styleId="SubtitleChar" w:customStyle="1">
     <w:name w:val="Subtitle Char"/>
     <w:basedOn w:val="DefaultParagraphFont"/>
     <w:link w:val="Subtitle"/>
@@ -13169,7 +13190,7 @@
       <w:color w:val="374C80" w:themeColor="accent1" w:themeShade="BF"/>
     </w:rPr>
   </w:style>
-  <w:style w:type="character" w:customStyle="1" w:styleId="QuoteChar">
+  <w:style w:type="character" w:styleId="QuoteChar" w:customStyle="1">
     <w:name w:val="Quote Char"/>
     <w:basedOn w:val="DefaultParagraphFont"/>
     <w:link w:val="Quote"/>
@@ -13197,7 +13218,7 @@
       <w:color w:val="404040" w:themeColor="text1" w:themeTint="BF"/>
     </w:rPr>
   </w:style>
-  <w:style w:type="character" w:customStyle="1" w:styleId="IntenseQuoteChar">
+  <w:style w:type="character" w:styleId="IntenseQuoteChar" w:customStyle="1">
     <w:name w:val="Intense Quote Char"/>
     <w:basedOn w:val="DefaultParagraphFont"/>
     <w:link w:val="IntenseQuote"/>
@@ -13217,8 +13238,8 @@
     <w:qFormat/>
     <w:pPr>
       <w:pBdr>
-        <w:top w:val="single" w:sz="4" w:space="10" w:color="374C80" w:themeColor="accent1" w:themeShade="BF"/>
-        <w:bottom w:val="single" w:sz="4" w:space="10" w:color="374C80" w:themeColor="accent1" w:themeShade="BF"/>
+        <w:top w:val="single" w:color="374C80" w:themeColor="accent1" w:themeShade="BF" w:sz="4" w:space="10"/>
+        <w:bottom w:val="single" w:color="374C80" w:themeColor="accent1" w:themeShade="BF" w:sz="4" w:space="10"/>
       </w:pBdr>
       <w:spacing w:before="360" w:after="360"/>
       <w:ind w:left="864" w:right="864"/>
@@ -13258,7 +13279,7 @@
       <w:spacing w:after="0" w:line="240" w:lineRule="auto"/>
     </w:pPr>
   </w:style>
-  <w:style w:type="character" w:customStyle="1" w:styleId="FooterChar">
+  <w:style w:type="character" w:styleId="FooterChar" w:customStyle="1">
     <w:name w:val="Footer Char"/>
     <w:basedOn w:val="DefaultParagraphFont"/>
     <w:link w:val="Footer"/>
@@ -13292,7 +13313,7 @@
       <w:spacing w:after="0" w:line="240" w:lineRule="auto"/>
     </w:pPr>
   </w:style>
-  <w:style w:type="character" w:customStyle="1" w:styleId="HeaderChar">
+  <w:style w:type="character" w:styleId="HeaderChar" w:customStyle="1">
     <w:name w:val="Header Char"/>
     <w:basedOn w:val="DefaultParagraphFont"/>
     <w:link w:val="Header"/>
@@ -13327,7 +13348,7 @@
       <w:szCs w:val="20"/>
     </w:rPr>
   </w:style>
-  <w:style w:type="character" w:customStyle="1" w:styleId="CommentTextChar">
+  <w:style w:type="character" w:styleId="CommentTextChar" w:customStyle="1">
     <w:name w:val="Comment Text Char"/>
     <w:basedOn w:val="DefaultParagraphFont"/>
     <w:link w:val="CommentText"/>
@@ -13352,7 +13373,7 @@
       <w:bCs/>
     </w:rPr>
   </w:style>
-  <w:style w:type="character" w:customStyle="1" w:styleId="CommentSubjectChar">
+  <w:style w:type="character" w:styleId="CommentSubjectChar" w:customStyle="1">
     <w:name w:val="Comment Subject Char"/>
     <w:basedOn w:val="CommentTextChar"/>
     <w:link w:val="CommentSubject"/>
@@ -13387,12 +13408,12 @@
     </w:pPr>
     <w:tblPr>
       <w:tblBorders>
-        <w:top w:val="single" w:sz="4" w:space="0" w:color="auto"/>
-        <w:left w:val="single" w:sz="4" w:space="0" w:color="auto"/>
-        <w:bottom w:val="single" w:sz="4" w:space="0" w:color="auto"/>
-        <w:right w:val="single" w:sz="4" w:space="0" w:color="auto"/>
-        <w:insideH w:val="single" w:sz="4" w:space="0" w:color="auto"/>
-        <w:insideV w:val="single" w:sz="4" w:space="0" w:color="auto"/>
+        <w:top w:val="single" w:color="auto" w:sz="4" w:space="0"/>
+        <w:left w:val="single" w:color="auto" w:sz="4" w:space="0"/>
+        <w:bottom w:val="single" w:color="auto" w:sz="4" w:space="0"/>
+        <w:right w:val="single" w:color="auto" w:sz="4" w:space="0"/>
+        <w:insideH w:val="single" w:color="auto" w:sz="4" w:space="0"/>
+        <w:insideV w:val="single" w:color="auto" w:sz="4" w:space="0"/>
       </w:tblBorders>
     </w:tblPr>
   </w:style>
@@ -13408,12 +13429,12 @@
       <w:tblStyleRowBandSize w:val="1"/>
       <w:tblStyleColBandSize w:val="1"/>
       <w:tblBorders>
-        <w:top w:val="single" w:sz="4" w:space="0" w:color="B5C0DF" w:themeColor="accent1" w:themeTint="66"/>
-        <w:left w:val="single" w:sz="4" w:space="0" w:color="B5C0DF" w:themeColor="accent1" w:themeTint="66"/>
-        <w:bottom w:val="single" w:sz="4" w:space="0" w:color="B5C0DF" w:themeColor="accent1" w:themeTint="66"/>
-        <w:right w:val="single" w:sz="4" w:space="0" w:color="B5C0DF" w:themeColor="accent1" w:themeTint="66"/>
-        <w:insideH w:val="single" w:sz="4" w:space="0" w:color="B5C0DF" w:themeColor="accent1" w:themeTint="66"/>
-        <w:insideV w:val="single" w:sz="4" w:space="0" w:color="B5C0DF" w:themeColor="accent1" w:themeTint="66"/>
+        <w:top w:val="single" w:color="B5C0DF" w:themeColor="accent1" w:themeTint="66" w:sz="4" w:space="0"/>
+        <w:left w:val="single" w:color="B5C0DF" w:themeColor="accent1" w:themeTint="66" w:sz="4" w:space="0"/>
+        <w:bottom w:val="single" w:color="B5C0DF" w:themeColor="accent1" w:themeTint="66" w:sz="4" w:space="0"/>
+        <w:right w:val="single" w:color="B5C0DF" w:themeColor="accent1" w:themeTint="66" w:sz="4" w:space="0"/>
+        <w:insideH w:val="single" w:color="B5C0DF" w:themeColor="accent1" w:themeTint="66" w:sz="4" w:space="0"/>
+        <w:insideV w:val="single" w:color="B5C0DF" w:themeColor="accent1" w:themeTint="66" w:sz="4" w:space="0"/>
       </w:tblBorders>
     </w:tblPr>
     <w:tblStylePr w:type="firstRow">
@@ -13424,7 +13445,7 @@
       <w:tblPr/>
       <w:tcPr>
         <w:tcBorders>
-          <w:bottom w:val="single" w:sz="12" w:space="0" w:color="90A1CF" w:themeColor="accent1" w:themeTint="99"/>
+          <w:bottom w:val="single" w:color="90A1CF" w:themeColor="accent1" w:themeTint="99" w:sz="12" w:space="0"/>
         </w:tcBorders>
       </w:tcPr>
     </w:tblStylePr>
@@ -13436,7 +13457,7 @@
       <w:tblPr/>
       <w:tcPr>
         <w:tcBorders>
-          <w:top w:val="double" w:sz="2" w:space="0" w:color="90A1CF" w:themeColor="accent1" w:themeTint="99"/>
+          <w:top w:val="double" w:color="90A1CF" w:themeColor="accent1" w:themeTint="99" w:sz="2" w:space="0"/>
         </w:tcBorders>
       </w:tcPr>
     </w:tblStylePr>
@@ -13465,11 +13486,11 @@
       <w:tblStyleRowBandSize w:val="1"/>
       <w:tblStyleColBandSize w:val="1"/>
       <w:tblBorders>
-        <w:top w:val="single" w:sz="4" w:space="0" w:color="C4BCC6" w:themeColor="accent6" w:themeTint="99"/>
-        <w:left w:val="single" w:sz="4" w:space="0" w:color="C4BCC6" w:themeColor="accent6" w:themeTint="99"/>
-        <w:bottom w:val="single" w:sz="4" w:space="0" w:color="C4BCC6" w:themeColor="accent6" w:themeTint="99"/>
-        <w:right w:val="single" w:sz="4" w:space="0" w:color="C4BCC6" w:themeColor="accent6" w:themeTint="99"/>
-        <w:insideH w:val="single" w:sz="4" w:space="0" w:color="C4BCC6" w:themeColor="accent6" w:themeTint="99"/>
+        <w:top w:val="single" w:color="C4BCC6" w:themeColor="accent6" w:themeTint="99" w:sz="4" w:space="0"/>
+        <w:left w:val="single" w:color="C4BCC6" w:themeColor="accent6" w:themeTint="99" w:sz="4" w:space="0"/>
+        <w:bottom w:val="single" w:color="C4BCC6" w:themeColor="accent6" w:themeTint="99" w:sz="4" w:space="0"/>
+        <w:right w:val="single" w:color="C4BCC6" w:themeColor="accent6" w:themeTint="99" w:sz="4" w:space="0"/>
+        <w:insideH w:val="single" w:color="C4BCC6" w:themeColor="accent6" w:themeTint="99" w:sz="4" w:space="0"/>
       </w:tblBorders>
     </w:tblPr>
     <w:tblStylePr w:type="firstRow">
@@ -13481,10 +13502,10 @@
       <w:tblPr/>
       <w:tcPr>
         <w:tcBorders>
-          <w:top w:val="single" w:sz="4" w:space="0" w:color="9D90A0" w:themeColor="accent6"/>
-          <w:left w:val="single" w:sz="4" w:space="0" w:color="9D90A0" w:themeColor="accent6"/>
-          <w:bottom w:val="single" w:sz="4" w:space="0" w:color="9D90A0" w:themeColor="accent6"/>
-          <w:right w:val="single" w:sz="4" w:space="0" w:color="9D90A0" w:themeColor="accent6"/>
+          <w:top w:val="single" w:color="9D90A0" w:themeColor="accent6" w:sz="4" w:space="0"/>
+          <w:left w:val="single" w:color="9D90A0" w:themeColor="accent6" w:sz="4" w:space="0"/>
+          <w:bottom w:val="single" w:color="9D90A0" w:themeColor="accent6" w:sz="4" w:space="0"/>
+          <w:right w:val="single" w:color="9D90A0" w:themeColor="accent6" w:sz="4" w:space="0"/>
           <w:insideH w:val="nil"/>
         </w:tcBorders>
         <w:shd w:val="clear" w:color="auto" w:fill="9D90A0" w:themeFill="accent6"/>
@@ -13498,7 +13519,7 @@
       <w:tblPr/>
       <w:tcPr>
         <w:tcBorders>
-          <w:top w:val="double" w:sz="4" w:space="0" w:color="C4BCC6" w:themeColor="accent6" w:themeTint="99"/>
+          <w:top w:val="double" w:color="C4BCC6" w:themeColor="accent6" w:themeTint="99" w:sz="4" w:space="0"/>
         </w:tcBorders>
       </w:tcPr>
     </w:tblStylePr>
@@ -13539,11 +13560,11 @@
       <w:tblStyleRowBandSize w:val="1"/>
       <w:tblStyleColBandSize w:val="1"/>
       <w:tblBorders>
-        <w:top w:val="single" w:sz="4" w:space="0" w:color="9BC7CE" w:themeColor="accent5" w:themeTint="99"/>
-        <w:left w:val="single" w:sz="4" w:space="0" w:color="9BC7CE" w:themeColor="accent5" w:themeTint="99"/>
-        <w:bottom w:val="single" w:sz="4" w:space="0" w:color="9BC7CE" w:themeColor="accent5" w:themeTint="99"/>
-        <w:right w:val="single" w:sz="4" w:space="0" w:color="9BC7CE" w:themeColor="accent5" w:themeTint="99"/>
-        <w:insideH w:val="single" w:sz="4" w:space="0" w:color="9BC7CE" w:themeColor="accent5" w:themeTint="99"/>
+        <w:top w:val="single" w:color="9BC7CE" w:themeColor="accent5" w:themeTint="99" w:sz="4" w:space="0"/>
+        <w:left w:val="single" w:color="9BC7CE" w:themeColor="accent5" w:themeTint="99" w:sz="4" w:space="0"/>
+        <w:bottom w:val="single" w:color="9BC7CE" w:themeColor="accent5" w:themeTint="99" w:sz="4" w:space="0"/>
+        <w:right w:val="single" w:color="9BC7CE" w:themeColor="accent5" w:themeTint="99" w:sz="4" w:space="0"/>
+        <w:insideH w:val="single" w:color="9BC7CE" w:themeColor="accent5" w:themeTint="99" w:sz="4" w:space="0"/>
       </w:tblBorders>
     </w:tblPr>
     <w:tblStylePr w:type="firstRow">
@@ -13555,10 +13576,10 @@
       <w:tblPr/>
       <w:tcPr>
         <w:tcBorders>
-          <w:top w:val="single" w:sz="4" w:space="0" w:color="5AA2AE" w:themeColor="accent5"/>
-          <w:left w:val="single" w:sz="4" w:space="0" w:color="5AA2AE" w:themeColor="accent5"/>
-          <w:bottom w:val="single" w:sz="4" w:space="0" w:color="5AA2AE" w:themeColor="accent5"/>
-          <w:right w:val="single" w:sz="4" w:space="0" w:color="5AA2AE" w:themeColor="accent5"/>
+          <w:top w:val="single" w:color="5AA2AE" w:themeColor="accent5" w:sz="4" w:space="0"/>
+          <w:left w:val="single" w:color="5AA2AE" w:themeColor="accent5" w:sz="4" w:space="0"/>
+          <w:bottom w:val="single" w:color="5AA2AE" w:themeColor="accent5" w:sz="4" w:space="0"/>
+          <w:right w:val="single" w:color="5AA2AE" w:themeColor="accent5" w:sz="4" w:space="0"/>
           <w:insideH w:val="nil"/>
         </w:tcBorders>
         <w:shd w:val="clear" w:color="auto" w:fill="5AA2AE" w:themeFill="accent5"/>
@@ -13572,7 +13593,7 @@
       <w:tblPr/>
       <w:tcPr>
         <w:tcBorders>
-          <w:top w:val="double" w:sz="4" w:space="0" w:color="9BC7CE" w:themeColor="accent5" w:themeTint="99"/>
+          <w:top w:val="double" w:color="9BC7CE" w:themeColor="accent5" w:themeTint="99" w:sz="4" w:space="0"/>
         </w:tcBorders>
       </w:tcPr>
     </w:tblStylePr>
@@ -13613,11 +13634,11 @@
       <w:tblStyleRowBandSize w:val="1"/>
       <w:tblStyleColBandSize w:val="1"/>
       <w:tblBorders>
-        <w:top w:val="single" w:sz="4" w:space="0" w:color="A0C3E3" w:themeColor="accent2" w:themeTint="99"/>
-        <w:left w:val="single" w:sz="4" w:space="0" w:color="A0C3E3" w:themeColor="accent2" w:themeTint="99"/>
-        <w:bottom w:val="single" w:sz="4" w:space="0" w:color="A0C3E3" w:themeColor="accent2" w:themeTint="99"/>
-        <w:right w:val="single" w:sz="4" w:space="0" w:color="A0C3E3" w:themeColor="accent2" w:themeTint="99"/>
-        <w:insideH w:val="single" w:sz="4" w:space="0" w:color="A0C3E3" w:themeColor="accent2" w:themeTint="99"/>
+        <w:top w:val="single" w:color="A0C3E3" w:themeColor="accent2" w:themeTint="99" w:sz="4" w:space="0"/>
+        <w:left w:val="single" w:color="A0C3E3" w:themeColor="accent2" w:themeTint="99" w:sz="4" w:space="0"/>
+        <w:bottom w:val="single" w:color="A0C3E3" w:themeColor="accent2" w:themeTint="99" w:sz="4" w:space="0"/>
+        <w:right w:val="single" w:color="A0C3E3" w:themeColor="accent2" w:themeTint="99" w:sz="4" w:space="0"/>
+        <w:insideH w:val="single" w:color="A0C3E3" w:themeColor="accent2" w:themeTint="99" w:sz="4" w:space="0"/>
       </w:tblBorders>
     </w:tblPr>
     <w:tblStylePr w:type="firstRow">
@@ -13629,10 +13650,10 @@
       <w:tblPr/>
       <w:tcPr>
         <w:tcBorders>
-          <w:top w:val="single" w:sz="4" w:space="0" w:color="629DD1" w:themeColor="accent2"/>
-          <w:left w:val="single" w:sz="4" w:space="0" w:color="629DD1" w:themeColor="accent2"/>
-          <w:bottom w:val="single" w:sz="4" w:space="0" w:color="629DD1" w:themeColor="accent2"/>
-          <w:right w:val="single" w:sz="4" w:space="0" w:color="629DD1" w:themeColor="accent2"/>
+          <w:top w:val="single" w:color="629DD1" w:themeColor="accent2" w:sz="4" w:space="0"/>
+          <w:left w:val="single" w:color="629DD1" w:themeColor="accent2" w:sz="4" w:space="0"/>
+          <w:bottom w:val="single" w:color="629DD1" w:themeColor="accent2" w:sz="4" w:space="0"/>
+          <w:right w:val="single" w:color="629DD1" w:themeColor="accent2" w:sz="4" w:space="0"/>
           <w:insideH w:val="nil"/>
         </w:tcBorders>
         <w:shd w:val="clear" w:color="auto" w:fill="629DD1" w:themeFill="accent2"/>
@@ -13646,7 +13667,7 @@
       <w:tblPr/>
       <w:tcPr>
         <w:tcBorders>
-          <w:top w:val="double" w:sz="4" w:space="0" w:color="A0C3E3" w:themeColor="accent2" w:themeTint="99"/>
+          <w:top w:val="double" w:color="A0C3E3" w:themeColor="accent2" w:themeTint="99" w:sz="4" w:space="0"/>
         </w:tcBorders>
       </w:tcPr>
     </w:tblStylePr>
@@ -13687,11 +13708,11 @@
       <w:tblStyleRowBandSize w:val="1"/>
       <w:tblStyleColBandSize w:val="1"/>
       <w:tblBorders>
-        <w:top w:val="single" w:sz="4" w:space="0" w:color="90A1CF" w:themeColor="accent1" w:themeTint="99"/>
-        <w:left w:val="single" w:sz="4" w:space="0" w:color="90A1CF" w:themeColor="accent1" w:themeTint="99"/>
-        <w:bottom w:val="single" w:sz="4" w:space="0" w:color="90A1CF" w:themeColor="accent1" w:themeTint="99"/>
-        <w:right w:val="single" w:sz="4" w:space="0" w:color="90A1CF" w:themeColor="accent1" w:themeTint="99"/>
-        <w:insideH w:val="single" w:sz="4" w:space="0" w:color="90A1CF" w:themeColor="accent1" w:themeTint="99"/>
+        <w:top w:val="single" w:color="90A1CF" w:themeColor="accent1" w:themeTint="99" w:sz="4" w:space="0"/>
+        <w:left w:val="single" w:color="90A1CF" w:themeColor="accent1" w:themeTint="99" w:sz="4" w:space="0"/>
+        <w:bottom w:val="single" w:color="90A1CF" w:themeColor="accent1" w:themeTint="99" w:sz="4" w:space="0"/>
+        <w:right w:val="single" w:color="90A1CF" w:themeColor="accent1" w:themeTint="99" w:sz="4" w:space="0"/>
+        <w:insideH w:val="single" w:color="90A1CF" w:themeColor="accent1" w:themeTint="99" w:sz="4" w:space="0"/>
       </w:tblBorders>
     </w:tblPr>
     <w:tblStylePr w:type="firstRow">
@@ -13703,10 +13724,10 @@
       <w:tblPr/>
       <w:tcPr>
         <w:tcBorders>
-          <w:top w:val="single" w:sz="4" w:space="0" w:color="4A66AC" w:themeColor="accent1"/>
-          <w:left w:val="single" w:sz="4" w:space="0" w:color="4A66AC" w:themeColor="accent1"/>
-          <w:bottom w:val="single" w:sz="4" w:space="0" w:color="4A66AC" w:themeColor="accent1"/>
-          <w:right w:val="single" w:sz="4" w:space="0" w:color="4A66AC" w:themeColor="accent1"/>
+          <w:top w:val="single" w:color="4A66AC" w:themeColor="accent1" w:sz="4" w:space="0"/>
+          <w:left w:val="single" w:color="4A66AC" w:themeColor="accent1" w:sz="4" w:space="0"/>
+          <w:bottom w:val="single" w:color="4A66AC" w:themeColor="accent1" w:sz="4" w:space="0"/>
+          <w:right w:val="single" w:color="4A66AC" w:themeColor="accent1" w:sz="4" w:space="0"/>
           <w:insideH w:val="nil"/>
         </w:tcBorders>
         <w:shd w:val="clear" w:color="auto" w:fill="4A66AC" w:themeFill="accent1"/>
@@ -13720,7 +13741,7 @@
       <w:tblPr/>
       <w:tcPr>
         <w:tcBorders>
-          <w:top w:val="double" w:sz="4" w:space="0" w:color="90A1CF" w:themeColor="accent1" w:themeTint="99"/>
+          <w:top w:val="double" w:color="90A1CF" w:themeColor="accent1" w:themeTint="99" w:sz="4" w:space="0"/>
         </w:tcBorders>
       </w:tcPr>
     </w:tblStylePr>
@@ -13761,11 +13782,11 @@
       <w:tblStyleRowBandSize w:val="1"/>
       <w:tblStyleColBandSize w:val="1"/>
       <w:tblBorders>
-        <w:top w:val="single" w:sz="4" w:space="0" w:color="666666" w:themeColor="text1" w:themeTint="99"/>
-        <w:left w:val="single" w:sz="4" w:space="0" w:color="666666" w:themeColor="text1" w:themeTint="99"/>
-        <w:bottom w:val="single" w:sz="4" w:space="0" w:color="666666" w:themeColor="text1" w:themeTint="99"/>
-        <w:right w:val="single" w:sz="4" w:space="0" w:color="666666" w:themeColor="text1" w:themeTint="99"/>
-        <w:insideH w:val="single" w:sz="4" w:space="0" w:color="666666" w:themeColor="text1" w:themeTint="99"/>
+        <w:top w:val="single" w:color="666666" w:themeColor="text1" w:themeTint="99" w:sz="4" w:space="0"/>
+        <w:left w:val="single" w:color="666666" w:themeColor="text1" w:themeTint="99" w:sz="4" w:space="0"/>
+        <w:bottom w:val="single" w:color="666666" w:themeColor="text1" w:themeTint="99" w:sz="4" w:space="0"/>
+        <w:right w:val="single" w:color="666666" w:themeColor="text1" w:themeTint="99" w:sz="4" w:space="0"/>
+        <w:insideH w:val="single" w:color="666666" w:themeColor="text1" w:themeTint="99" w:sz="4" w:space="0"/>
       </w:tblBorders>
     </w:tblPr>
     <w:tblStylePr w:type="firstRow">
@@ -13777,10 +13798,10 @@
       <w:tblPr/>
       <w:tcPr>
         <w:tcBorders>
-          <w:top w:val="single" w:sz="4" w:space="0" w:color="000000" w:themeColor="text1"/>
-          <w:left w:val="single" w:sz="4" w:space="0" w:color="000000" w:themeColor="text1"/>
-          <w:bottom w:val="single" w:sz="4" w:space="0" w:color="000000" w:themeColor="text1"/>
-          <w:right w:val="single" w:sz="4" w:space="0" w:color="000000" w:themeColor="text1"/>
+          <w:top w:val="single" w:color="000000" w:themeColor="text1" w:sz="4" w:space="0"/>
+          <w:left w:val="single" w:color="000000" w:themeColor="text1" w:sz="4" w:space="0"/>
+          <w:bottom w:val="single" w:color="000000" w:themeColor="text1" w:sz="4" w:space="0"/>
+          <w:right w:val="single" w:color="000000" w:themeColor="text1" w:sz="4" w:space="0"/>
           <w:insideH w:val="nil"/>
         </w:tcBorders>
         <w:shd w:val="clear" w:color="auto" w:fill="000000" w:themeFill="text1"/>
@@ -13794,7 +13815,7 @@
       <w:tblPr/>
       <w:tcPr>
         <w:tcBorders>
-          <w:top w:val="double" w:sz="4" w:space="0" w:color="666666" w:themeColor="text1" w:themeTint="99"/>
+          <w:top w:val="double" w:color="666666" w:themeColor="text1" w:themeTint="99" w:sz="4" w:space="0"/>
         </w:tcBorders>
       </w:tcPr>
     </w:tblStylePr>
@@ -16733,7 +16754,7 @@
 </file>
 
 <file path=word/theme/theme1.xml><?xml version="1.0" encoding="utf-8"?>
-<a:theme xmlns:a="http://schemas.openxmlformats.org/drawingml/2006/main" name="Office Theme">
+<a:theme xmlns:a="http://schemas.openxmlformats.org/drawingml/2006/main" xmlns:thm15="http://schemas.microsoft.com/office/thememl/2012/main" name="Office Theme">
   <a:themeElements>
     <a:clrScheme name="Blue Warm">
       <a:dk1>
@@ -16994,6 +17015,21 @@
 </file>
 
 <file path=customXml/item1.xml><?xml version="1.0" encoding="utf-8"?>
+<b:Sources xmlns:b="http://schemas.openxmlformats.org/officeDocument/2006/bibliography" xmlns="http://schemas.openxmlformats.org/officeDocument/2006/bibliography" SelectedStyle="\APASixthEditionOfficeOnline.xsl" StyleName="APA" Version="6"/>
+</file>
+
+<file path=customXml/item2.xml><?xml version="1.0" encoding="utf-8"?>
+<p:properties xmlns:p="http://schemas.microsoft.com/office/2006/metadata/properties" xmlns:xsi="http://www.w3.org/2001/XMLSchema-instance" xmlns:pc="http://schemas.microsoft.com/office/infopath/2007/PartnerControls">
+  <documentManagement>
+    <TaxCatchAll xmlns="27a1c5e1-2060-4235-b4da-a4ba32adc397" xsi:nil="true"/>
+    <lcf76f155ced4ddcb4097134ff3c332f xmlns="5a18e9fb-fe8a-4794-ab96-bf9465308028">
+      <Terms xmlns="http://schemas.microsoft.com/office/infopath/2007/PartnerControls"/>
+    </lcf76f155ced4ddcb4097134ff3c332f>
+  </documentManagement>
+</p:properties>
+</file>
+
+<file path=customXml/item3.xml><?xml version="1.0" encoding="utf-8"?>
 <ct:contentTypeSchema xmlns:ct="http://schemas.microsoft.com/office/2006/metadata/contentType" xmlns:ma="http://schemas.microsoft.com/office/2006/metadata/properties/metaAttributes" ct:_="" ma:_="" ma:contentTypeName="Document" ma:contentTypeID="0x0101006B3C5AFA9F9D8E4BAC529AF6FBF213B9" ma:contentTypeVersion="14" ma:contentTypeDescription="Create a new document." ma:contentTypeScope="" ma:versionID="b248dd9eef700eb071619c4e74386bac">
   <xsd:schema xmlns:xsd="http://www.w3.org/2001/XMLSchema" xmlns:xs="http://www.w3.org/2001/XMLSchema" xmlns:p="http://schemas.microsoft.com/office/2006/metadata/properties" xmlns:ns2="5a18e9fb-fe8a-4794-ab96-bf9465308028" xmlns:ns3="27a1c5e1-2060-4235-b4da-a4ba32adc397" targetNamespace="http://schemas.microsoft.com/office/2006/metadata/properties" ma:root="true" ma:fieldsID="82db15afd800715abe9ba7c71b9efd42" ns2:_="" ns3:_="">
     <xsd:import namespace="5a18e9fb-fe8a-4794-ab96-bf9465308028"/>
@@ -17206,21 +17242,6 @@
 </ct:contentTypeSchema>
 </file>
 
-<file path=customXml/item2.xml><?xml version="1.0" encoding="utf-8"?>
-<p:properties xmlns:p="http://schemas.microsoft.com/office/2006/metadata/properties" xmlns:xsi="http://www.w3.org/2001/XMLSchema-instance" xmlns:pc="http://schemas.microsoft.com/office/infopath/2007/PartnerControls">
-  <documentManagement>
-    <TaxCatchAll xmlns="27a1c5e1-2060-4235-b4da-a4ba32adc397" xsi:nil="true"/>
-    <lcf76f155ced4ddcb4097134ff3c332f xmlns="5a18e9fb-fe8a-4794-ab96-bf9465308028">
-      <Terms xmlns="http://schemas.microsoft.com/office/infopath/2007/PartnerControls"/>
-    </lcf76f155ced4ddcb4097134ff3c332f>
-  </documentManagement>
-</p:properties>
-</file>
-
-<file path=customXml/item3.xml><?xml version="1.0" encoding="utf-8"?>
-<b:Sources xmlns:b="http://schemas.openxmlformats.org/officeDocument/2006/bibliography" xmlns="http://schemas.openxmlformats.org/officeDocument/2006/bibliography" SelectedStyle="\APASixthEditionOfficeOnline.xsl" StyleName="APA" Version="6"/>
-</file>
-
 <file path=customXml/item4.xml><?xml version="1.0" encoding="utf-8"?>
 <?mso-contentType ?>
 <FormTemplates xmlns="http://schemas.microsoft.com/sharepoint/v3/contenttype/forms">
@@ -17231,6 +17252,25 @@
 </file>
 
 <file path=customXml/itemProps1.xml><?xml version="1.0" encoding="utf-8"?>
+<ds:datastoreItem xmlns:ds="http://schemas.openxmlformats.org/officeDocument/2006/customXml" ds:itemID="{4C68C94E-DADF-4ADF-92F4-839FEAF95404}">
+  <ds:schemaRefs>
+    <ds:schemaRef ds:uri="http://schemas.openxmlformats.org/officeDocument/2006/bibliography"/>
+  </ds:schemaRefs>
+</ds:datastoreItem>
+</file>
+
+<file path=customXml/itemProps2.xml><?xml version="1.0" encoding="utf-8"?>
+<ds:datastoreItem xmlns:ds="http://schemas.openxmlformats.org/officeDocument/2006/customXml" ds:itemID="{A0990AA2-0437-4526-9B9A-BA78197CCF6E}">
+  <ds:schemaRefs>
+    <ds:schemaRef ds:uri="http://schemas.microsoft.com/office/2006/metadata/properties"/>
+    <ds:schemaRef ds:uri="http://schemas.microsoft.com/office/infopath/2007/PartnerControls"/>
+    <ds:schemaRef ds:uri="27a1c5e1-2060-4235-b4da-a4ba32adc397"/>
+    <ds:schemaRef ds:uri="5a18e9fb-fe8a-4794-ab96-bf9465308028"/>
+  </ds:schemaRefs>
+</ds:datastoreItem>
+</file>
+
+<file path=customXml/itemProps3.xml><?xml version="1.0" encoding="utf-8"?>
 <ds:datastoreItem xmlns:ds="http://schemas.openxmlformats.org/officeDocument/2006/customXml" ds:itemID="{113D45D1-7F33-49AC-991F-40FAFC6CCB61}">
   <ds:schemaRefs>
     <ds:schemaRef ds:uri="http://schemas.microsoft.com/office/2006/metadata/contentType"/>
@@ -17249,25 +17289,6 @@
 </ds:datastoreItem>
 </file>
 
-<file path=customXml/itemProps2.xml><?xml version="1.0" encoding="utf-8"?>
-<ds:datastoreItem xmlns:ds="http://schemas.openxmlformats.org/officeDocument/2006/customXml" ds:itemID="{A0990AA2-0437-4526-9B9A-BA78197CCF6E}">
-  <ds:schemaRefs>
-    <ds:schemaRef ds:uri="http://schemas.microsoft.com/office/2006/metadata/properties"/>
-    <ds:schemaRef ds:uri="http://schemas.microsoft.com/office/infopath/2007/PartnerControls"/>
-    <ds:schemaRef ds:uri="27a1c5e1-2060-4235-b4da-a4ba32adc397"/>
-    <ds:schemaRef ds:uri="5a18e9fb-fe8a-4794-ab96-bf9465308028"/>
-  </ds:schemaRefs>
-</ds:datastoreItem>
-</file>
-
-<file path=customXml/itemProps3.xml><?xml version="1.0" encoding="utf-8"?>
-<ds:datastoreItem xmlns:ds="http://schemas.openxmlformats.org/officeDocument/2006/customXml" ds:itemID="{4C68C94E-DADF-4ADF-92F4-839FEAF95404}">
-  <ds:schemaRefs>
-    <ds:schemaRef ds:uri="http://schemas.openxmlformats.org/officeDocument/2006/bibliography"/>
-  </ds:schemaRefs>
-</ds:datastoreItem>
-</file>
-
 <file path=customXml/itemProps4.xml><?xml version="1.0" encoding="utf-8"?>
 <ds:datastoreItem xmlns:ds="http://schemas.openxmlformats.org/officeDocument/2006/customXml" ds:itemID="{C64F34FE-AFFA-4396-9F44-EB4FE67BE59B}">
   <ds:schemaRefs>
